--- a/docs/TESTING_AND_VALIDATION.docx
+++ b/docs/TESTING_AND_VALIDATION.docx
@@ -4,96 +4,111 @@
   <w:body>
     <w:p>
       <w:pPr>
-        <w:spacing w:after="240"/>
-        <w:jc w:val="left"/>
+        <w:pStyle w:val="Heading1"/>
+        <w:spacing w:before="360" w:after="120"/>
       </w:pPr>
       <w:r>
         <w:rPr>
           <w:rFonts w:ascii="Calibri" w:hAnsi="Calibri"/>
-          <w:b/>
-          <w:color w:val="1E3A8A"/>
-          <w:sz w:val="52"/>
+          <w:color w:val="1F4E79"/>
+          <w:sz w:val="40"/>
         </w:rPr>
         <w:t>Project KNOT – System Testing &amp; Validation Report</w:t>
       </w:r>
     </w:p>
     <w:p>
       <w:pPr>
-        <w:spacing w:before="40" w:after="100" w:line="276" w:lineRule="auto"/>
+        <w:spacing w:before="80" w:after="80"/>
+        <w:ind w:left="432"/>
       </w:pPr>
       <w:r>
         <w:rPr>
           <w:rFonts w:ascii="Calibri" w:hAnsi="Calibri"/>
-          <w:color w:val="333333"/>
+          <w:b/>
+          <w:i/>
+          <w:color w:val="505050"/>
           <w:sz w:val="21"/>
         </w:rPr>
-        <w:t xml:space="preserve">This document presents the complete </w:t>
+        <w:t>University Resource &amp; Maintenance Management Platform</w:t>
+      </w:r>
+    </w:p>
+    <w:p>
+      <w:pPr>
+        <w:spacing w:before="80" w:after="80"/>
+        <w:ind w:left="432"/>
+      </w:pPr>
+      <w:r>
+        <w:rPr>
+          <w:rFonts w:ascii="Calibri" w:hAnsi="Calibri"/>
+          <w:b/>
+          <w:i/>
+          <w:color w:val="505050"/>
+          <w:sz w:val="21"/>
+        </w:rPr>
+        <w:t>Faculty of Engineering, University of Peradeniya</w:t>
+      </w:r>
+    </w:p>
+    <w:p>
+      <w:pPr>
+        <w:spacing w:before="80" w:after="80"/>
+        <w:ind w:left="432"/>
+      </w:pPr>
+      <w:r>
+        <w:rPr>
+          <w:rFonts w:ascii="Calibri" w:hAnsi="Calibri"/>
+          <w:b/>
+          <w:i/>
+          <w:color w:val="505050"/>
+          <w:sz w:val="21"/>
+        </w:rPr>
+        <w:t>Document Version</w:t>
+      </w:r>
+      <w:r>
+        <w:rPr>
+          <w:rFonts w:ascii="Calibri" w:hAnsi="Calibri"/>
+          <w:color w:val="505050"/>
+          <w:sz w:val="21"/>
+        </w:rPr>
+        <w:t xml:space="preserve">: 2.5.0 | </w:t>
       </w:r>
       <w:r>
         <w:rPr>
           <w:rFonts w:ascii="Calibri" w:hAnsi="Calibri"/>
           <w:b/>
-          <w:color w:val="333333"/>
+          <w:color w:val="505050"/>
           <w:sz w:val="21"/>
         </w:rPr>
-        <w:t>Testing, Validation, and Quality Assurance Report</w:t>
+        <w:t>Last Updated</w:t>
       </w:r>
       <w:r>
         <w:rPr>
           <w:rFonts w:ascii="Calibri" w:hAnsi="Calibri"/>
-          <w:color w:val="333333"/>
+          <w:color w:val="505050"/>
           <w:sz w:val="21"/>
         </w:rPr>
-        <w:t xml:space="preserve"> for </w:t>
-      </w:r>
-      <w:r>
-        <w:rPr>
-          <w:rFonts w:ascii="Calibri" w:hAnsi="Calibri"/>
-          <w:b/>
-          <w:color w:val="333333"/>
-          <w:sz w:val="21"/>
-        </w:rPr>
-        <w:t>Project KNOT</w:t>
-      </w:r>
-      <w:r>
-        <w:rPr>
-          <w:rFonts w:ascii="Calibri" w:hAnsi="Calibri"/>
-          <w:color w:val="333333"/>
-          <w:sz w:val="21"/>
-        </w:rPr>
-        <w:t xml:space="preserve"> (University Resource &amp; Maintenance Management Platform, Faculty of Engineering).</w:t>
+        <w:t>: September 2026</w:t>
       </w:r>
     </w:p>
     <w:p>
       <w:pPr>
-        <w:spacing w:before="40" w:after="100" w:line="276" w:lineRule="auto"/>
+        <w:spacing w:before="240" w:after="240"/>
       </w:pPr>
       <w:r>
         <w:rPr>
-          <w:rFonts w:ascii="Calibri" w:hAnsi="Calibri"/>
-          <w:color w:val="333333"/>
-          <w:sz w:val="21"/>
+          <w:color w:val="C8C8C8"/>
         </w:rPr>
-        <w:t>It details the testing methodology, tools and frameworks utilized, automated test execution logs, code coverage statistics, manual test matrices across all 5 user roles, and historical bug resolution records.</w:t>
+        <w:t>―――――――――――――――――――――――――――――――――――――――――――――――――――――――</w:t>
       </w:r>
     </w:p>
     <w:p>
       <w:pPr>
-        <w:spacing w:before="120" w:after="120"/>
-        <w:pBdr>
-          <w:bottom w:val="single" w:sz="6" w:space="1" w:color="E5E7EB"/>
-        </w:pBdr>
-      </w:pPr>
-    </w:p>
-    <w:p>
-      <w:pPr>
+        <w:pStyle w:val="Heading2"/>
         <w:spacing w:before="280" w:after="80"/>
       </w:pPr>
       <w:r>
         <w:rPr>
           <w:rFonts w:ascii="Calibri" w:hAnsi="Calibri"/>
-          <w:b/>
-          <w:color w:val="2563EB"/>
+          <w:color w:val="2969A1"/>
           <w:sz w:val="30"/>
         </w:rPr>
         <w:t>📌 Table of Contents</w:t>
@@ -102,13 +117,13 @@
     <w:p>
       <w:pPr>
         <w:pStyle w:val="ListNumber"/>
-        <w:spacing w:before="40" w:after="40"/>
+        <w:spacing w:before="20" w:after="40"/>
       </w:pPr>
       <w:r>
         <w:rPr>
           <w:rFonts w:ascii="Calibri" w:hAnsi="Calibri"/>
           <w:color w:val="333333"/>
-          <w:sz w:val="21"/>
+          <w:sz w:val="22"/>
         </w:rPr>
         <w:t>[Testing Strategy &amp; Methodology](#1-testing-strategy--methodology)</w:t>
       </w:r>
@@ -116,13 +131,13 @@
     <w:p>
       <w:pPr>
         <w:pStyle w:val="ListNumber"/>
-        <w:spacing w:before="40" w:after="40"/>
+        <w:spacing w:before="20" w:after="40"/>
       </w:pPr>
       <w:r>
         <w:rPr>
           <w:rFonts w:ascii="Calibri" w:hAnsi="Calibri"/>
           <w:color w:val="333333"/>
-          <w:sz w:val="21"/>
+          <w:sz w:val="22"/>
         </w:rPr>
         <w:t>[Testing Tools &amp; Frameworks](#2-testing-tools--frameworks)</w:t>
       </w:r>
@@ -130,13 +145,13 @@
     <w:p>
       <w:pPr>
         <w:pStyle w:val="ListNumber"/>
-        <w:spacing w:before="40" w:after="40"/>
+        <w:spacing w:before="20" w:after="40"/>
       </w:pPr>
       <w:r>
         <w:rPr>
           <w:rFonts w:ascii="Calibri" w:hAnsi="Calibri"/>
           <w:color w:val="333333"/>
-          <w:sz w:val="21"/>
+          <w:sz w:val="22"/>
         </w:rPr>
         <w:t>[Automated Test Execution Logs &amp; Evidence](#3-automated-test-execution-logs--evidence)</w:t>
       </w:r>
@@ -144,13 +159,13 @@
     <w:p>
       <w:pPr>
         <w:pStyle w:val="ListNumber"/>
-        <w:spacing w:before="40" w:after="40"/>
+        <w:spacing w:before="20" w:after="40"/>
       </w:pPr>
       <w:r>
         <w:rPr>
           <w:rFonts w:ascii="Calibri" w:hAnsi="Calibri"/>
           <w:color w:val="333333"/>
-          <w:sz w:val="21"/>
+          <w:sz w:val="22"/>
         </w:rPr>
         <w:t>[Code Coverage Statistics](#4-code-coverage-statistics)</w:t>
       </w:r>
@@ -158,13 +173,13 @@
     <w:p>
       <w:pPr>
         <w:pStyle w:val="ListNumber"/>
-        <w:spacing w:before="40" w:after="40"/>
+        <w:spacing w:before="20" w:after="40"/>
       </w:pPr>
       <w:r>
         <w:rPr>
           <w:rFonts w:ascii="Calibri" w:hAnsi="Calibri"/>
           <w:color w:val="333333"/>
-          <w:sz w:val="21"/>
+          <w:sz w:val="22"/>
         </w:rPr>
         <w:t>[Requirements Traceability &amp; Manual Test Matrix (RTM)](#5-requirements-traceability--manual-test-matrix-rtm)</w:t>
       </w:r>
@@ -172,13 +187,13 @@
     <w:p>
       <w:pPr>
         <w:pStyle w:val="ListNumber"/>
-        <w:spacing w:before="40" w:after="40"/>
+        <w:spacing w:before="20" w:after="40"/>
       </w:pPr>
       <w:r>
         <w:rPr>
           <w:rFonts w:ascii="Calibri" w:hAnsi="Calibri"/>
           <w:color w:val="333333"/>
-          <w:sz w:val="21"/>
+          <w:sz w:val="22"/>
         </w:rPr>
         <w:t>[Bug Resolution &amp; Defect Log](#6-bug-resolution--defect-log)</w:t>
       </w:r>
@@ -186,34 +201,121 @@
     <w:p>
       <w:pPr>
         <w:pStyle w:val="ListNumber"/>
-        <w:spacing w:before="40" w:after="40"/>
+        <w:spacing w:before="20" w:after="40"/>
       </w:pPr>
       <w:r>
         <w:rPr>
           <w:rFonts w:ascii="Calibri" w:hAnsi="Calibri"/>
           <w:color w:val="333333"/>
-          <w:sz w:val="21"/>
+          <w:sz w:val="22"/>
         </w:rPr>
         <w:t>[Performance Benchmark &amp; Security Validation](#7-performance-benchmark--security-validation)</w:t>
       </w:r>
     </w:p>
     <w:p>
       <w:pPr>
-        <w:spacing w:before="120" w:after="120"/>
-        <w:pBdr>
-          <w:bottom w:val="single" w:sz="6" w:space="1" w:color="E5E7EB"/>
-        </w:pBdr>
+        <w:pStyle w:val="ListNumber"/>
+        <w:spacing w:before="20" w:after="40"/>
       </w:pPr>
+      <w:r>
+        <w:rPr>
+          <w:rFonts w:ascii="Calibri" w:hAnsi="Calibri"/>
+          <w:color w:val="333333"/>
+          <w:sz w:val="22"/>
+        </w:rPr>
+        <w:t>[Hosting, Cloudflare Tunnel &amp; Production Infrastructure Validation Suite](#8-hosting-cloudflare-tunnel--production-infrastructure-validation-suite)</w:t>
+      </w:r>
     </w:p>
     <w:p>
       <w:pPr>
+        <w:pStyle w:val="ListBullet"/>
+        <w:spacing w:before="20" w:after="40"/>
+      </w:pPr>
+      <w:r>
+        <w:rPr>
+          <w:rFonts w:ascii="Calibri" w:hAnsi="Calibri"/>
+          <w:color w:val="333333"/>
+          <w:sz w:val="22"/>
+        </w:rPr>
+        <w:t>[8.1 Production Infrastructure Architecture Overview](#81-production-infrastructure-architecture-overview)</w:t>
+      </w:r>
+    </w:p>
+    <w:p>
+      <w:pPr>
+        <w:pStyle w:val="ListBullet"/>
+        <w:spacing w:before="20" w:after="40"/>
+      </w:pPr>
+      <w:r>
+        <w:rPr>
+          <w:rFonts w:ascii="Calibri" w:hAnsi="Calibri"/>
+          <w:color w:val="333333"/>
+          <w:sz w:val="22"/>
+        </w:rPr>
+        <w:t>[8.2 Cloudflare Tunnel &amp; Domain Routing Verification Suite](#82-cloudflare-tunnel--domain-routing-verification-suite)</w:t>
+      </w:r>
+    </w:p>
+    <w:p>
+      <w:pPr>
+        <w:pStyle w:val="ListBullet"/>
+        <w:spacing w:before="20" w:after="40"/>
+      </w:pPr>
+      <w:r>
+        <w:rPr>
+          <w:rFonts w:ascii="Calibri" w:hAnsi="Calibri"/>
+          <w:color w:val="333333"/>
+          <w:sz w:val="22"/>
+        </w:rPr>
+        <w:t>[8.3 Production Network &amp; Storage Payload Validation](#83-production-network--storage-payload-validation)</w:t>
+      </w:r>
+    </w:p>
+    <w:p>
+      <w:pPr>
+        <w:pStyle w:val="ListBullet"/>
+        <w:spacing w:before="20" w:after="40"/>
+      </w:pPr>
+      <w:r>
+        <w:rPr>
+          <w:rFonts w:ascii="Calibri" w:hAnsi="Calibri"/>
+          <w:color w:val="333333"/>
+          <w:sz w:val="22"/>
+        </w:rPr>
+        <w:t>[8.4 Process Management, Cron Engine &amp; Crash Resilience](#84-process-management-cron-engine--crash-resilience)</w:t>
+      </w:r>
+    </w:p>
+    <w:p>
+      <w:pPr>
+        <w:pStyle w:val="ListBullet"/>
+        <w:spacing w:before="20" w:after="40"/>
+      </w:pPr>
+      <w:r>
+        <w:rPr>
+          <w:rFonts w:ascii="Calibri" w:hAnsi="Calibri"/>
+          <w:color w:val="333333"/>
+          <w:sz w:val="22"/>
+        </w:rPr>
+        <w:t>[8.5 Hosting Infrastructure Defect &amp; Resolution Log](#85-hosting-infrastructure-defect--resolution-log)</w:t>
+      </w:r>
+    </w:p>
+    <w:p>
+      <w:pPr>
+        <w:spacing w:before="240" w:after="240"/>
+      </w:pPr>
+      <w:r>
+        <w:rPr>
+          <w:color w:val="C8C8C8"/>
+        </w:rPr>
+        <w:t>―――――――――――――――――――――――――――――――――――――――――――――――――――――――</w:t>
+      </w:r>
+    </w:p>
+    <w:p>
+      <w:pPr>
+        <w:pStyle w:val="Heading2"/>
         <w:spacing w:before="280" w:after="80"/>
       </w:pPr>
       <w:r>
         <w:rPr>
           <w:rFonts w:ascii="Calibri" w:hAnsi="Calibri"/>
-          <w:b/>
-          <w:color w:val="2563EB"/>
+          <w:color w:val="2969A1"/>
           <w:sz w:val="30"/>
         </w:rPr>
         <w:t>1. Testing Strategy &amp; Methodology</w:t>
@@ -221,76 +323,50 @@
     </w:p>
     <w:p>
       <w:pPr>
-        <w:spacing w:before="40" w:after="100" w:line="276" w:lineRule="auto"/>
+        <w:spacing w:before="60" w:after="80" w:line="276" w:lineRule="auto"/>
       </w:pPr>
       <w:r>
         <w:rPr>
           <w:rFonts w:ascii="Calibri" w:hAnsi="Calibri"/>
           <w:color w:val="333333"/>
-          <w:sz w:val="21"/>
+          <w:sz w:val="22"/>
         </w:rPr>
         <w:t>Project KNOT underwent a rigorous multi-tier testing process designed to ensure institutional reliability, scheduling accuracy, and data security.</w:t>
       </w:r>
     </w:p>
-    <w:tbl>
-      <w:tblPr>
-        <w:tblW w:type="auto" w:w="0"/>
-        <w:jc w:val="center"/>
-        <w:tblLook w:firstColumn="1" w:firstRow="1" w:lastColumn="0" w:lastRow="0" w:noHBand="0" w:noVBand="1" w:val="04A0"/>
-      </w:tblPr>
-      <w:tblGrid>
-        <w:gridCol w:w="9360"/>
-      </w:tblGrid>
-      <w:tr>
-        <w:tc>
-          <w:tcPr>
-            <w:tcW w:type="dxa" w:w="9360"/>
-            <w:shd w:fill="F3F4F6"/>
-            <w:tcMar>
-              <w:top w:w="140" w:type="dxa"/>
-              <w:bottom w:w="140" w:type="dxa"/>
-              <w:left w:w="200" w:type="dxa"/>
-              <w:right w:w="200" w:type="dxa"/>
-            </w:tcMar>
-          </w:tcPr>
-          <w:p>
-            <w:pPr>
-              <w:spacing w:after="40"/>
-            </w:pPr>
-            <w:r>
-              <w:rPr>
-                <w:rFonts w:ascii="Consolas" w:hAnsi="Consolas"/>
-                <w:color w:val="1F2937"/>
-                <w:sz w:val="19"/>
-              </w:rPr>
-              <w:t>graph TD</w:t>
-              <w:br/>
-              <w:t xml:space="preserve">    Sub1[Unit Testing] --&gt; Sub2[Integration Testing]</w:t>
-              <w:br/>
-              <w:t xml:space="preserve">    Sub2 --&gt; Sub3[Background Cron Testing]</w:t>
-              <w:br/>
-              <w:t xml:space="preserve">    Sub3 --&gt; Sub4[Manual UAT Testing]</w:t>
-              <w:br/>
-              <w:t xml:space="preserve">    Sub4 --&gt; Sub5[Performance &amp; Security Verification]</w:t>
-            </w:r>
-          </w:p>
-        </w:tc>
-      </w:tr>
-    </w:tbl>
     <w:p>
       <w:pPr>
-        <w:spacing w:after="120"/>
+        <w:spacing w:before="120" w:after="120"/>
+        <w:ind w:left="288" w:right="288"/>
       </w:pPr>
+      <w:r>
+        <w:rPr>
+          <w:rFonts w:ascii="Consolas" w:hAnsi="Consolas"/>
+          <w:color w:val="282828"/>
+          <w:sz w:val="19"/>
+        </w:rPr>
+        <w:t>graph TD</w:t>
+        <w:br/>
+        <w:t xml:space="preserve">    Sub1[Unit Testing] --&gt; Sub2[Integration Testing]</w:t>
+        <w:br/>
+        <w:t xml:space="preserve">    Sub2 --&gt; Sub3[Background Cron Testing]</w:t>
+        <w:br/>
+        <w:t xml:space="preserve">    Sub3 --&gt; Sub4[Manual UAT Testing]</w:t>
+        <w:br/>
+        <w:t xml:space="preserve">    Sub4 --&gt; Sub5[Performance &amp; Security Verification]</w:t>
+        <w:br/>
+        <w:t xml:space="preserve">    Sub5 --&gt; Sub6[Cloudflare &amp; Hosting Infrastructure Verification]</w:t>
+      </w:r>
     </w:p>
     <w:p>
       <w:pPr>
+        <w:pStyle w:val="Heading3"/>
         <w:spacing w:before="200" w:after="60"/>
       </w:pPr>
       <w:r>
         <w:rPr>
           <w:rFonts w:ascii="Calibri" w:hAnsi="Calibri"/>
-          <w:b/>
-          <w:color w:val="111827"/>
+          <w:color w:val="337AB7"/>
           <w:sz w:val="25"/>
         </w:rPr>
         <w:t>1.1 Multi-Level Testing Pyramid</w:t>
@@ -299,14 +375,14 @@
     <w:p>
       <w:pPr>
         <w:pStyle w:val="ListBullet"/>
-        <w:spacing w:before="40" w:after="40"/>
+        <w:spacing w:before="20" w:after="40"/>
       </w:pPr>
       <w:r>
         <w:rPr>
           <w:rFonts w:ascii="Calibri" w:hAnsi="Calibri"/>
           <w:b/>
           <w:color w:val="333333"/>
-          <w:sz w:val="21"/>
+          <w:sz w:val="22"/>
         </w:rPr>
         <w:t>Unit Testing</w:t>
       </w:r>
@@ -314,7 +390,7 @@
         <w:rPr>
           <w:rFonts w:ascii="Calibri" w:hAnsi="Calibri"/>
           <w:color w:val="333333"/>
-          <w:sz w:val="21"/>
+          <w:sz w:val="22"/>
         </w:rPr>
         <w:t>: Validating isolated helper functions, date formatters, and React component states.</w:t>
       </w:r>
@@ -322,14 +398,14 @@
     <w:p>
       <w:pPr>
         <w:pStyle w:val="ListBullet"/>
-        <w:spacing w:before="40" w:after="40"/>
+        <w:spacing w:before="20" w:after="40"/>
       </w:pPr>
       <w:r>
         <w:rPr>
           <w:rFonts w:ascii="Calibri" w:hAnsi="Calibri"/>
           <w:b/>
           <w:color w:val="333333"/>
-          <w:sz w:val="21"/>
+          <w:sz w:val="22"/>
         </w:rPr>
         <w:t>Integration Testing</w:t>
       </w:r>
@@ -337,7 +413,7 @@
         <w:rPr>
           <w:rFonts w:ascii="Calibri" w:hAnsi="Calibri"/>
           <w:color w:val="333333"/>
-          <w:sz w:val="21"/>
+          <w:sz w:val="22"/>
         </w:rPr>
         <w:t>: Verifying interactions between Express API endpoints, MySQL database transactions, and Nodemailer email dispatchers.</w:t>
       </w:r>
@@ -345,14 +421,14 @@
     <w:p>
       <w:pPr>
         <w:pStyle w:val="ListBullet"/>
-        <w:spacing w:before="40" w:after="40"/>
+        <w:spacing w:before="20" w:after="40"/>
       </w:pPr>
       <w:r>
         <w:rPr>
           <w:rFonts w:ascii="Calibri" w:hAnsi="Calibri"/>
           <w:b/>
           <w:color w:val="333333"/>
-          <w:sz w:val="21"/>
+          <w:sz w:val="22"/>
         </w:rPr>
         <w:t>Automated Cron Engine Testing</w:t>
       </w:r>
@@ -360,7 +436,7 @@
         <w:rPr>
           <w:rFonts w:ascii="Calibri" w:hAnsi="Calibri"/>
           <w:color w:val="333333"/>
-          <w:sz w:val="21"/>
+          <w:sz w:val="22"/>
         </w:rPr>
         <w:t>: Simulating time passage to test the 2-step verification prompt, countdown calculation, auto-cancellation, and slot freeing mechanisms.</w:t>
       </w:r>
@@ -368,14 +444,14 @@
     <w:p>
       <w:pPr>
         <w:pStyle w:val="ListBullet"/>
-        <w:spacing w:before="40" w:after="40"/>
+        <w:spacing w:before="20" w:after="40"/>
       </w:pPr>
       <w:r>
         <w:rPr>
           <w:rFonts w:ascii="Calibri" w:hAnsi="Calibri"/>
           <w:b/>
           <w:color w:val="333333"/>
-          <w:sz w:val="21"/>
+          <w:sz w:val="22"/>
         </w:rPr>
         <w:t>User Acceptance Testing (UAT)</w:t>
       </w:r>
@@ -383,7 +459,7 @@
         <w:rPr>
           <w:rFonts w:ascii="Calibri" w:hAnsi="Calibri"/>
           <w:color w:val="333333"/>
-          <w:sz w:val="21"/>
+          <w:sz w:val="22"/>
         </w:rPr>
         <w:t>: End-to-end manual testing conducted across all 5 user roles (</w:t>
       </w:r>
@@ -392,7 +468,7 @@
           <w:rFonts w:ascii="Calibri" w:hAnsi="Calibri"/>
           <w:b/>
           <w:color w:val="333333"/>
-          <w:sz w:val="21"/>
+          <w:sz w:val="22"/>
         </w:rPr>
         <w:t>Student</w:t>
       </w:r>
@@ -400,7 +476,7 @@
         <w:rPr>
           <w:rFonts w:ascii="Calibri" w:hAnsi="Calibri"/>
           <w:color w:val="333333"/>
-          <w:sz w:val="21"/>
+          <w:sz w:val="22"/>
         </w:rPr>
         <w:t xml:space="preserve">, </w:t>
       </w:r>
@@ -409,7 +485,7 @@
           <w:rFonts w:ascii="Calibri" w:hAnsi="Calibri"/>
           <w:b/>
           <w:color w:val="333333"/>
-          <w:sz w:val="21"/>
+          <w:sz w:val="22"/>
         </w:rPr>
         <w:t>Lecturer</w:t>
       </w:r>
@@ -417,7 +493,7 @@
         <w:rPr>
           <w:rFonts w:ascii="Calibri" w:hAnsi="Calibri"/>
           <w:color w:val="333333"/>
-          <w:sz w:val="21"/>
+          <w:sz w:val="22"/>
         </w:rPr>
         <w:t xml:space="preserve">, </w:t>
       </w:r>
@@ -426,7 +502,7 @@
           <w:rFonts w:ascii="Calibri" w:hAnsi="Calibri"/>
           <w:b/>
           <w:color w:val="333333"/>
-          <w:sz w:val="21"/>
+          <w:sz w:val="22"/>
         </w:rPr>
         <w:t>Booking Admin</w:t>
       </w:r>
@@ -434,7 +510,7 @@
         <w:rPr>
           <w:rFonts w:ascii="Calibri" w:hAnsi="Calibri"/>
           <w:color w:val="333333"/>
-          <w:sz w:val="21"/>
+          <w:sz w:val="22"/>
         </w:rPr>
         <w:t xml:space="preserve">, </w:t>
       </w:r>
@@ -443,7 +519,7 @@
           <w:rFonts w:ascii="Calibri" w:hAnsi="Calibri"/>
           <w:b/>
           <w:color w:val="333333"/>
-          <w:sz w:val="21"/>
+          <w:sz w:val="22"/>
         </w:rPr>
         <w:t>Maintenance Admin</w:t>
       </w:r>
@@ -451,7 +527,7 @@
         <w:rPr>
           <w:rFonts w:ascii="Calibri" w:hAnsi="Calibri"/>
           <w:color w:val="333333"/>
-          <w:sz w:val="21"/>
+          <w:sz w:val="22"/>
         </w:rPr>
         <w:t xml:space="preserve">, and </w:t>
       </w:r>
@@ -460,7 +536,7 @@
           <w:rFonts w:ascii="Calibri" w:hAnsi="Calibri"/>
           <w:b/>
           <w:color w:val="333333"/>
-          <w:sz w:val="21"/>
+          <w:sz w:val="22"/>
         </w:rPr>
         <w:t>Technician</w:t>
       </w:r>
@@ -468,7 +544,7 @@
         <w:rPr>
           <w:rFonts w:ascii="Calibri" w:hAnsi="Calibri"/>
           <w:color w:val="333333"/>
-          <w:sz w:val="21"/>
+          <w:sz w:val="22"/>
         </w:rPr>
         <w:t>).</w:t>
       </w:r>
@@ -476,14 +552,14 @@
     <w:p>
       <w:pPr>
         <w:pStyle w:val="ListBullet"/>
-        <w:spacing w:before="40" w:after="40"/>
+        <w:spacing w:before="20" w:after="40"/>
       </w:pPr>
       <w:r>
         <w:rPr>
           <w:rFonts w:ascii="Calibri" w:hAnsi="Calibri"/>
           <w:b/>
           <w:color w:val="333333"/>
-          <w:sz w:val="21"/>
+          <w:sz w:val="22"/>
         </w:rPr>
         <w:t>Performance &amp; Stress Testing</w:t>
       </w:r>
@@ -491,28 +567,102 @@
         <w:rPr>
           <w:rFonts w:ascii="Calibri" w:hAnsi="Calibri"/>
           <w:color w:val="333333"/>
-          <w:sz w:val="21"/>
+          <w:sz w:val="22"/>
         </w:rPr>
         <w:t>: Testing 50MB payload limits for Base64 photo uploads and CSV timetable bulk ingestion.</w:t>
       </w:r>
     </w:p>
     <w:p>
       <w:pPr>
-        <w:spacing w:before="120" w:after="120"/>
-        <w:pBdr>
-          <w:bottom w:val="single" w:sz="6" w:space="1" w:color="E5E7EB"/>
-        </w:pBdr>
+        <w:pStyle w:val="ListBullet"/>
+        <w:spacing w:before="20" w:after="40"/>
       </w:pPr>
+      <w:r>
+        <w:rPr>
+          <w:rFonts w:ascii="Calibri" w:hAnsi="Calibri"/>
+          <w:b/>
+          <w:color w:val="333333"/>
+          <w:sz w:val="22"/>
+        </w:rPr>
+        <w:t>Hosting &amp; Infrastructure Validation</w:t>
+      </w:r>
+      <w:r>
+        <w:rPr>
+          <w:rFonts w:ascii="Calibri" w:hAnsi="Calibri"/>
+          <w:color w:val="333333"/>
+          <w:sz w:val="22"/>
+        </w:rPr>
+        <w:t>: Testing Cloudflare Tunnels (</w:t>
+      </w:r>
+      <w:r>
+        <w:rPr>
+          <w:rFonts w:ascii="Courier New" w:hAnsi="Courier New"/>
+          <w:color w:val="B42828"/>
+          <w:sz w:val="20"/>
+        </w:rPr>
+        <w:t>cloudflared</w:t>
+      </w:r>
+      <w:r>
+        <w:rPr>
+          <w:rFonts w:ascii="Calibri" w:hAnsi="Calibri"/>
+          <w:color w:val="333333"/>
+          <w:sz w:val="22"/>
+        </w:rPr>
+        <w:t>), public domain routing (</w:t>
+      </w:r>
+      <w:r>
+        <w:rPr>
+          <w:rFonts w:ascii="Courier New" w:hAnsi="Courier New"/>
+          <w:color w:val="B42828"/>
+          <w:sz w:val="20"/>
+        </w:rPr>
+        <w:t>foe.knotpdn.tech</w:t>
+      </w:r>
+      <w:r>
+        <w:rPr>
+          <w:rFonts w:ascii="Calibri" w:hAnsi="Calibri"/>
+          <w:color w:val="333333"/>
+          <w:sz w:val="22"/>
+        </w:rPr>
+        <w:t xml:space="preserve">, </w:t>
+      </w:r>
+      <w:r>
+        <w:rPr>
+          <w:rFonts w:ascii="Courier New" w:hAnsi="Courier New"/>
+          <w:color w:val="B42828"/>
+          <w:sz w:val="20"/>
+        </w:rPr>
+        <w:t>backend.knotpdn.tech</w:t>
+      </w:r>
+      <w:r>
+        <w:rPr>
+          <w:rFonts w:ascii="Calibri" w:hAnsi="Calibri"/>
+          <w:color w:val="333333"/>
+          <w:sz w:val="22"/>
+        </w:rPr>
+        <w:t>), PM2 process persistence, and Docker multi-container stack resilience.</w:t>
+      </w:r>
     </w:p>
     <w:p>
       <w:pPr>
+        <w:spacing w:before="240" w:after="240"/>
+      </w:pPr>
+      <w:r>
+        <w:rPr>
+          <w:color w:val="C8C8C8"/>
+        </w:rPr>
+        <w:t>―――――――――――――――――――――――――――――――――――――――――――――――――――――――</w:t>
+      </w:r>
+    </w:p>
+    <w:p>
+      <w:pPr>
+        <w:pStyle w:val="Heading2"/>
         <w:spacing w:before="280" w:after="80"/>
       </w:pPr>
       <w:r>
         <w:rPr>
           <w:rFonts w:ascii="Calibri" w:hAnsi="Calibri"/>
-          <w:b/>
-          <w:color w:val="2563EB"/>
+          <w:color w:val="2969A1"/>
           <w:sz w:val="30"/>
         </w:rPr>
         <w:t>2. Testing Tools &amp; Frameworks</w:t>
@@ -522,6 +672,7 @@
       <w:tblPr>
         <w:tblW w:type="auto" w:w="0"/>
         <w:jc w:val="center"/>
+        <w:tblLayout w:type="autofit"/>
         <w:tblLook w:firstColumn="1" w:firstRow="1" w:lastColumn="0" w:lastRow="0" w:noHBand="0" w:noVBand="1" w:val="04A0"/>
       </w:tblPr>
       <w:tblGrid>
@@ -539,11 +690,11 @@
               <w:left w:w="150" w:type="dxa"/>
               <w:right w:w="150" w:type="dxa"/>
             </w:tcMar>
-            <w:shd w:fill="1E3A8A"/>
+            <w:shd w:val="clear" w:color="auto" w:fill="1F4E79"/>
           </w:tcPr>
           <w:p>
             <w:pPr>
-              <w:spacing w:after="40"/>
+              <w:spacing w:before="40" w:after="40"/>
             </w:pPr>
             <w:r>
               <w:rPr>
@@ -565,11 +716,11 @@
               <w:left w:w="150" w:type="dxa"/>
               <w:right w:w="150" w:type="dxa"/>
             </w:tcMar>
-            <w:shd w:fill="1E3A8A"/>
+            <w:shd w:val="clear" w:color="auto" w:fill="1F4E79"/>
           </w:tcPr>
           <w:p>
             <w:pPr>
-              <w:spacing w:after="40"/>
+              <w:spacing w:before="40" w:after="40"/>
             </w:pPr>
             <w:r>
               <w:rPr>
@@ -591,11 +742,11 @@
               <w:left w:w="150" w:type="dxa"/>
               <w:right w:w="150" w:type="dxa"/>
             </w:tcMar>
-            <w:shd w:fill="1E3A8A"/>
+            <w:shd w:val="clear" w:color="auto" w:fill="1F4E79"/>
           </w:tcPr>
           <w:p>
             <w:pPr>
-              <w:spacing w:after="40"/>
+              <w:spacing w:before="40" w:after="40"/>
             </w:pPr>
             <w:r>
               <w:rPr>
@@ -619,11 +770,11 @@
               <w:left w:w="150" w:type="dxa"/>
               <w:right w:w="150" w:type="dxa"/>
             </w:tcMar>
-            <w:shd w:fill="F9FAFB"/>
+            <w:shd w:val="clear" w:color="auto" w:fill="F2F4F7"/>
           </w:tcPr>
           <w:p>
             <w:pPr>
-              <w:spacing w:after="40"/>
+              <w:spacing w:before="40" w:after="40"/>
             </w:pPr>
             <w:r>
               <w:rPr>
@@ -645,11 +796,11 @@
               <w:left w:w="150" w:type="dxa"/>
               <w:right w:w="150" w:type="dxa"/>
             </w:tcMar>
-            <w:shd w:fill="F9FAFB"/>
+            <w:shd w:val="clear" w:color="auto" w:fill="F2F4F7"/>
           </w:tcPr>
           <w:p>
             <w:pPr>
-              <w:spacing w:after="40"/>
+              <w:spacing w:before="40" w:after="40"/>
             </w:pPr>
             <w:r>
               <w:rPr>
@@ -670,11 +821,11 @@
               <w:left w:w="150" w:type="dxa"/>
               <w:right w:w="150" w:type="dxa"/>
             </w:tcMar>
-            <w:shd w:fill="F9FAFB"/>
+            <w:shd w:val="clear" w:color="auto" w:fill="F2F4F7"/>
           </w:tcPr>
           <w:p>
             <w:pPr>
-              <w:spacing w:after="40"/>
+              <w:spacing w:before="40" w:after="40"/>
             </w:pPr>
             <w:r>
               <w:rPr>
@@ -686,9 +837,9 @@
             </w:r>
             <w:r>
               <w:rPr>
-                <w:rFonts w:ascii="Consolas" w:hAnsi="Consolas"/>
-                <w:color w:val="1E40AF"/>
-                <w:sz w:val="19"/>
+                <w:rFonts w:ascii="Courier New" w:hAnsi="Courier New"/>
+                <w:color w:val="B42828"/>
+                <w:sz w:val="20"/>
               </w:rPr>
               <w:t>test_runner.js</w:t>
             </w:r>
@@ -698,7 +849,7 @@
                 <w:color w:val="333333"/>
                 <w:sz w:val="19"/>
               </w:rPr>
-              <w:t>) executing live HTTP requests against local micro-services</w:t>
+              <w:t>) executing live HTTP requests against micro-services</w:t>
             </w:r>
           </w:p>
         </w:tc>
@@ -713,11 +864,11 @@
               <w:left w:w="150" w:type="dxa"/>
               <w:right w:w="150" w:type="dxa"/>
             </w:tcMar>
-            <w:shd w:fill="FFFFFF"/>
+            <w:shd w:val="clear" w:color="auto" w:fill="FFFFFF"/>
           </w:tcPr>
           <w:p>
             <w:pPr>
-              <w:spacing w:after="40"/>
+              <w:spacing w:before="40" w:after="40"/>
             </w:pPr>
             <w:r>
               <w:rPr>
@@ -739,11 +890,11 @@
               <w:left w:w="150" w:type="dxa"/>
               <w:right w:w="150" w:type="dxa"/>
             </w:tcMar>
-            <w:shd w:fill="FFFFFF"/>
+            <w:shd w:val="clear" w:color="auto" w:fill="FFFFFF"/>
           </w:tcPr>
           <w:p>
             <w:pPr>
-              <w:spacing w:after="40"/>
+              <w:spacing w:before="40" w:after="40"/>
             </w:pPr>
             <w:r>
               <w:rPr>
@@ -764,11 +915,11 @@
               <w:left w:w="150" w:type="dxa"/>
               <w:right w:w="150" w:type="dxa"/>
             </w:tcMar>
-            <w:shd w:fill="FFFFFF"/>
+            <w:shd w:val="clear" w:color="auto" w:fill="FFFFFF"/>
           </w:tcPr>
           <w:p>
             <w:pPr>
-              <w:spacing w:after="40"/>
+              <w:spacing w:before="40" w:after="40"/>
             </w:pPr>
             <w:r>
               <w:rPr>
@@ -791,11 +942,11 @@
               <w:left w:w="150" w:type="dxa"/>
               <w:right w:w="150" w:type="dxa"/>
             </w:tcMar>
-            <w:shd w:fill="F9FAFB"/>
+            <w:shd w:val="clear" w:color="auto" w:fill="F2F4F7"/>
           </w:tcPr>
           <w:p>
             <w:pPr>
-              <w:spacing w:after="40"/>
+              <w:spacing w:before="40" w:after="40"/>
             </w:pPr>
             <w:r>
               <w:rPr>
@@ -817,11 +968,11 @@
               <w:left w:w="150" w:type="dxa"/>
               <w:right w:w="150" w:type="dxa"/>
             </w:tcMar>
-            <w:shd w:fill="F9FAFB"/>
+            <w:shd w:val="clear" w:color="auto" w:fill="F2F4F7"/>
           </w:tcPr>
           <w:p>
             <w:pPr>
-              <w:spacing w:after="40"/>
+              <w:spacing w:before="40" w:after="40"/>
             </w:pPr>
             <w:r>
               <w:rPr>
@@ -842,11 +993,11 @@
               <w:left w:w="150" w:type="dxa"/>
               <w:right w:w="150" w:type="dxa"/>
             </w:tcMar>
-            <w:shd w:fill="F9FAFB"/>
+            <w:shd w:val="clear" w:color="auto" w:fill="F2F4F7"/>
           </w:tcPr>
           <w:p>
             <w:pPr>
-              <w:spacing w:after="40"/>
+              <w:spacing w:before="40" w:after="40"/>
             </w:pPr>
             <w:r>
               <w:rPr>
@@ -869,11 +1020,11 @@
               <w:left w:w="150" w:type="dxa"/>
               <w:right w:w="150" w:type="dxa"/>
             </w:tcMar>
-            <w:shd w:fill="FFFFFF"/>
+            <w:shd w:val="clear" w:color="auto" w:fill="FFFFFF"/>
           </w:tcPr>
           <w:p>
             <w:pPr>
-              <w:spacing w:after="40"/>
+              <w:spacing w:before="40" w:after="40"/>
             </w:pPr>
             <w:r>
               <w:rPr>
@@ -895,11 +1046,11 @@
               <w:left w:w="150" w:type="dxa"/>
               <w:right w:w="150" w:type="dxa"/>
             </w:tcMar>
-            <w:shd w:fill="FFFFFF"/>
+            <w:shd w:val="clear" w:color="auto" w:fill="FFFFFF"/>
           </w:tcPr>
           <w:p>
             <w:pPr>
-              <w:spacing w:after="40"/>
+              <w:spacing w:before="40" w:after="40"/>
             </w:pPr>
             <w:r>
               <w:rPr>
@@ -920,11 +1071,11 @@
               <w:left w:w="150" w:type="dxa"/>
               <w:right w:w="150" w:type="dxa"/>
             </w:tcMar>
-            <w:shd w:fill="FFFFFF"/>
+            <w:shd w:val="clear" w:color="auto" w:fill="FFFFFF"/>
           </w:tcPr>
           <w:p>
             <w:pPr>
-              <w:spacing w:after="40"/>
+              <w:spacing w:before="40" w:after="40"/>
             </w:pPr>
             <w:r>
               <w:rPr>
@@ -947,11 +1098,11 @@
               <w:left w:w="150" w:type="dxa"/>
               <w:right w:w="150" w:type="dxa"/>
             </w:tcMar>
-            <w:shd w:fill="F9FAFB"/>
+            <w:shd w:val="clear" w:color="auto" w:fill="F2F4F7"/>
           </w:tcPr>
           <w:p>
             <w:pPr>
-              <w:spacing w:after="40"/>
+              <w:spacing w:before="40" w:after="40"/>
             </w:pPr>
             <w:r>
               <w:rPr>
@@ -973,11 +1124,11 @@
               <w:left w:w="150" w:type="dxa"/>
               <w:right w:w="150" w:type="dxa"/>
             </w:tcMar>
-            <w:shd w:fill="F9FAFB"/>
+            <w:shd w:val="clear" w:color="auto" w:fill="F2F4F7"/>
           </w:tcPr>
           <w:p>
             <w:pPr>
-              <w:spacing w:after="40"/>
+              <w:spacing w:before="40" w:after="40"/>
             </w:pPr>
             <w:r>
               <w:rPr>
@@ -998,11 +1149,11 @@
               <w:left w:w="150" w:type="dxa"/>
               <w:right w:w="150" w:type="dxa"/>
             </w:tcMar>
-            <w:shd w:fill="F9FAFB"/>
+            <w:shd w:val="clear" w:color="auto" w:fill="F2F4F7"/>
           </w:tcPr>
           <w:p>
             <w:pPr>
-              <w:spacing w:after="40"/>
+              <w:spacing w:before="40" w:after="40"/>
             </w:pPr>
             <w:r>
               <w:rPr>
@@ -1025,11 +1176,11 @@
               <w:left w:w="150" w:type="dxa"/>
               <w:right w:w="150" w:type="dxa"/>
             </w:tcMar>
-            <w:shd w:fill="FFFFFF"/>
+            <w:shd w:val="clear" w:color="auto" w:fill="FFFFFF"/>
           </w:tcPr>
           <w:p>
             <w:pPr>
-              <w:spacing w:after="40"/>
+              <w:spacing w:before="40" w:after="40"/>
             </w:pPr>
             <w:r>
               <w:rPr>
@@ -1051,11 +1202,11 @@
               <w:left w:w="150" w:type="dxa"/>
               <w:right w:w="150" w:type="dxa"/>
             </w:tcMar>
-            <w:shd w:fill="FFFFFF"/>
+            <w:shd w:val="clear" w:color="auto" w:fill="FFFFFF"/>
           </w:tcPr>
           <w:p>
             <w:pPr>
-              <w:spacing w:after="40"/>
+              <w:spacing w:before="40" w:after="40"/>
             </w:pPr>
             <w:r>
               <w:rPr>
@@ -1076,11 +1227,11 @@
               <w:left w:w="150" w:type="dxa"/>
               <w:right w:w="150" w:type="dxa"/>
             </w:tcMar>
-            <w:shd w:fill="FFFFFF"/>
+            <w:shd w:val="clear" w:color="auto" w:fill="FFFFFF"/>
           </w:tcPr>
           <w:p>
             <w:pPr>
-              <w:spacing w:after="40"/>
+              <w:spacing w:before="40" w:after="40"/>
             </w:pPr>
             <w:r>
               <w:rPr>
@@ -1103,11 +1254,11 @@
               <w:left w:w="150" w:type="dxa"/>
               <w:right w:w="150" w:type="dxa"/>
             </w:tcMar>
-            <w:shd w:fill="F9FAFB"/>
+            <w:shd w:val="clear" w:color="auto" w:fill="F2F4F7"/>
           </w:tcPr>
           <w:p>
             <w:pPr>
-              <w:spacing w:after="40"/>
+              <w:spacing w:before="40" w:after="40"/>
             </w:pPr>
             <w:r>
               <w:rPr>
@@ -1116,7 +1267,7 @@
                 <w:color w:val="333333"/>
                 <w:sz w:val="19"/>
               </w:rPr>
-              <w:t>Postman API Test Suite</w:t>
+              <w:t>Cloudflare Tunnel CLI (`cloudflared`)</w:t>
             </w:r>
           </w:p>
         </w:tc>
@@ -1129,11 +1280,11 @@
               <w:left w:w="150" w:type="dxa"/>
               <w:right w:w="150" w:type="dxa"/>
             </w:tcMar>
-            <w:shd w:fill="F9FAFB"/>
+            <w:shd w:val="clear" w:color="auto" w:fill="F2F4F7"/>
           </w:tcPr>
           <w:p>
             <w:pPr>
-              <w:spacing w:after="40"/>
+              <w:spacing w:before="40" w:after="40"/>
             </w:pPr>
             <w:r>
               <w:rPr>
@@ -1141,7 +1292,7 @@
                 <w:color w:val="333333"/>
                 <w:sz w:val="19"/>
               </w:rPr>
-              <w:t>Functional Testing</w:t>
+              <w:t>Tunnel &amp; DNS Verification</w:t>
             </w:r>
           </w:p>
         </w:tc>
@@ -1154,11 +1305,167 @@
               <w:left w:w="150" w:type="dxa"/>
               <w:right w:w="150" w:type="dxa"/>
             </w:tcMar>
-            <w:shd w:fill="F9FAFB"/>
+            <w:shd w:val="clear" w:color="auto" w:fill="F2F4F7"/>
           </w:tcPr>
           <w:p>
             <w:pPr>
-              <w:spacing w:after="40"/>
+              <w:spacing w:before="40" w:after="40"/>
+            </w:pPr>
+            <w:r>
+              <w:rPr>
+                <w:rFonts w:ascii="Calibri" w:hAnsi="Calibri"/>
+                <w:color w:val="333333"/>
+                <w:sz w:val="19"/>
+              </w:rPr>
+              <w:t>Testing encrypted edge tunnel routing between public domains and local ports</w:t>
+            </w:r>
+          </w:p>
+        </w:tc>
+      </w:tr>
+      <w:tr>
+        <w:tc>
+          <w:tcPr>
+            <w:tcW w:type="dxa" w:w="3120"/>
+            <w:tcMar>
+              <w:top w:w="120" w:type="dxa"/>
+              <w:bottom w:w="120" w:type="dxa"/>
+              <w:left w:w="150" w:type="dxa"/>
+              <w:right w:w="150" w:type="dxa"/>
+            </w:tcMar>
+            <w:shd w:val="clear" w:color="auto" w:fill="FFFFFF"/>
+          </w:tcPr>
+          <w:p>
+            <w:pPr>
+              <w:spacing w:before="40" w:after="40"/>
+            </w:pPr>
+            <w:r>
+              <w:rPr>
+                <w:rFonts w:ascii="Calibri" w:hAnsi="Calibri"/>
+                <w:b/>
+                <w:color w:val="333333"/>
+                <w:sz w:val="19"/>
+              </w:rPr>
+              <w:t>PM2 Process Manager</w:t>
+            </w:r>
+          </w:p>
+        </w:tc>
+        <w:tc>
+          <w:tcPr>
+            <w:tcW w:type="dxa" w:w="3120"/>
+            <w:tcMar>
+              <w:top w:w="120" w:type="dxa"/>
+              <w:bottom w:w="120" w:type="dxa"/>
+              <w:left w:w="150" w:type="dxa"/>
+              <w:right w:w="150" w:type="dxa"/>
+            </w:tcMar>
+            <w:shd w:val="clear" w:color="auto" w:fill="FFFFFF"/>
+          </w:tcPr>
+          <w:p>
+            <w:pPr>
+              <w:spacing w:before="40" w:after="40"/>
+            </w:pPr>
+            <w:r>
+              <w:rPr>
+                <w:rFonts w:ascii="Calibri" w:hAnsi="Calibri"/>
+                <w:color w:val="333333"/>
+                <w:sz w:val="19"/>
+              </w:rPr>
+              <w:t>Daemon Persistence</w:t>
+            </w:r>
+          </w:p>
+        </w:tc>
+        <w:tc>
+          <w:tcPr>
+            <w:tcW w:type="dxa" w:w="3120"/>
+            <w:tcMar>
+              <w:top w:w="120" w:type="dxa"/>
+              <w:bottom w:w="120" w:type="dxa"/>
+              <w:left w:w="150" w:type="dxa"/>
+              <w:right w:w="150" w:type="dxa"/>
+            </w:tcMar>
+            <w:shd w:val="clear" w:color="auto" w:fill="FFFFFF"/>
+          </w:tcPr>
+          <w:p>
+            <w:pPr>
+              <w:spacing w:before="40" w:after="40"/>
+            </w:pPr>
+            <w:r>
+              <w:rPr>
+                <w:rFonts w:ascii="Calibri" w:hAnsi="Calibri"/>
+                <w:color w:val="333333"/>
+                <w:sz w:val="19"/>
+              </w:rPr>
+              <w:t>Monitoring process health, CPU/Memory stability, and auto-restart policies</w:t>
+            </w:r>
+          </w:p>
+        </w:tc>
+      </w:tr>
+      <w:tr>
+        <w:tc>
+          <w:tcPr>
+            <w:tcW w:type="dxa" w:w="3120"/>
+            <w:tcMar>
+              <w:top w:w="120" w:type="dxa"/>
+              <w:bottom w:w="120" w:type="dxa"/>
+              <w:left w:w="150" w:type="dxa"/>
+              <w:right w:w="150" w:type="dxa"/>
+            </w:tcMar>
+            <w:shd w:val="clear" w:color="auto" w:fill="F2F4F7"/>
+          </w:tcPr>
+          <w:p>
+            <w:pPr>
+              <w:spacing w:before="40" w:after="40"/>
+            </w:pPr>
+            <w:r>
+              <w:rPr>
+                <w:rFonts w:ascii="Calibri" w:hAnsi="Calibri"/>
+                <w:b/>
+                <w:color w:val="333333"/>
+                <w:sz w:val="19"/>
+              </w:rPr>
+              <w:t>Postman API Test Suite</w:t>
+            </w:r>
+          </w:p>
+        </w:tc>
+        <w:tc>
+          <w:tcPr>
+            <w:tcW w:type="dxa" w:w="3120"/>
+            <w:tcMar>
+              <w:top w:w="120" w:type="dxa"/>
+              <w:bottom w:w="120" w:type="dxa"/>
+              <w:left w:w="150" w:type="dxa"/>
+              <w:right w:w="150" w:type="dxa"/>
+            </w:tcMar>
+            <w:shd w:val="clear" w:color="auto" w:fill="F2F4F7"/>
+          </w:tcPr>
+          <w:p>
+            <w:pPr>
+              <w:spacing w:before="40" w:after="40"/>
+            </w:pPr>
+            <w:r>
+              <w:rPr>
+                <w:rFonts w:ascii="Calibri" w:hAnsi="Calibri"/>
+                <w:color w:val="333333"/>
+                <w:sz w:val="19"/>
+              </w:rPr>
+              <w:t>Functional Testing</w:t>
+            </w:r>
+          </w:p>
+        </w:tc>
+        <w:tc>
+          <w:tcPr>
+            <w:tcW w:type="dxa" w:w="3120"/>
+            <w:tcMar>
+              <w:top w:w="120" w:type="dxa"/>
+              <w:bottom w:w="120" w:type="dxa"/>
+              <w:left w:w="150" w:type="dxa"/>
+              <w:right w:w="150" w:type="dxa"/>
+            </w:tcMar>
+            <w:shd w:val="clear" w:color="auto" w:fill="F2F4F7"/>
+          </w:tcPr>
+          <w:p>
+            <w:pPr>
+              <w:spacing w:before="40" w:after="40"/>
             </w:pPr>
             <w:r>
               <w:rPr>
@@ -1179,21 +1486,24 @@
     </w:p>
     <w:p>
       <w:pPr>
-        <w:spacing w:before="120" w:after="120"/>
-        <w:pBdr>
-          <w:bottom w:val="single" w:sz="6" w:space="1" w:color="E5E7EB"/>
-        </w:pBdr>
+        <w:spacing w:before="240" w:after="240"/>
       </w:pPr>
+      <w:r>
+        <w:rPr>
+          <w:color w:val="C8C8C8"/>
+        </w:rPr>
+        <w:t>―――――――――――――――――――――――――――――――――――――――――――――――――――――――</w:t>
+      </w:r>
     </w:p>
     <w:p>
       <w:pPr>
+        <w:pStyle w:val="Heading2"/>
         <w:spacing w:before="280" w:after="80"/>
       </w:pPr>
       <w:r>
         <w:rPr>
           <w:rFonts w:ascii="Calibri" w:hAnsi="Calibri"/>
-          <w:b/>
-          <w:color w:val="2563EB"/>
+          <w:color w:val="2969A1"/>
           <w:sz w:val="30"/>
         </w:rPr>
         <w:t>3. Automated Test Execution Logs &amp; Evidence</w:t>
@@ -1201,21 +1511,21 @@
     </w:p>
     <w:p>
       <w:pPr>
-        <w:spacing w:before="40" w:after="100" w:line="276" w:lineRule="auto"/>
+        <w:spacing w:before="60" w:after="80" w:line="276" w:lineRule="auto"/>
       </w:pPr>
       <w:r>
         <w:rPr>
           <w:rFonts w:ascii="Calibri" w:hAnsi="Calibri"/>
           <w:color w:val="333333"/>
-          <w:sz w:val="21"/>
+          <w:sz w:val="22"/>
         </w:rPr>
         <w:t>Below is the verified, un-edited execution log generated by running the automated test suite runner (</w:t>
       </w:r>
       <w:r>
         <w:rPr>
-          <w:rFonts w:ascii="Consolas" w:hAnsi="Consolas"/>
-          <w:color w:val="1E40AF"/>
-          <w:sz w:val="19"/>
+          <w:rFonts w:ascii="Courier New" w:hAnsi="Courier New"/>
+          <w:color w:val="B42828"/>
+          <w:sz w:val="20"/>
         </w:rPr>
         <w:t>node code/KNOT_Basement/Student_Portal/backend/test_runner.js</w:t>
       </w:r>
@@ -1223,137 +1533,112 @@
         <w:rPr>
           <w:rFonts w:ascii="Calibri" w:hAnsi="Calibri"/>
           <w:color w:val="333333"/>
-          <w:sz w:val="21"/>
+          <w:sz w:val="22"/>
         </w:rPr>
         <w:t>).</w:t>
       </w:r>
     </w:p>
-    <w:tbl>
-      <w:tblPr>
-        <w:tblW w:type="auto" w:w="0"/>
-        <w:jc w:val="center"/>
-        <w:tblLook w:firstColumn="1" w:firstRow="1" w:lastColumn="0" w:lastRow="0" w:noHBand="0" w:noVBand="1" w:val="04A0"/>
-      </w:tblPr>
-      <w:tblGrid>
-        <w:gridCol w:w="9360"/>
-      </w:tblGrid>
-      <w:tr>
-        <w:tc>
-          <w:tcPr>
-            <w:tcW w:type="dxa" w:w="9360"/>
-            <w:shd w:fill="F3F4F6"/>
-            <w:tcMar>
-              <w:top w:w="140" w:type="dxa"/>
-              <w:bottom w:w="140" w:type="dxa"/>
-              <w:left w:w="200" w:type="dxa"/>
-              <w:right w:w="200" w:type="dxa"/>
-            </w:tcMar>
-          </w:tcPr>
-          <w:p>
-            <w:pPr>
-              <w:spacing w:after="40"/>
-            </w:pPr>
-            <w:r>
-              <w:rPr>
-                <w:rFonts w:ascii="Consolas" w:hAnsi="Consolas"/>
-                <w:color w:val="1F2937"/>
-                <w:sz w:val="19"/>
-              </w:rPr>
-              <w:t>===============================================================</w:t>
-              <w:br/>
-              <w:t xml:space="preserve">       PROJECT KNOT AUTOMATED SYSTEM TESTING SUITE             </w:t>
-              <w:br/>
-              <w:t>===============================================================</w:t>
-              <w:br/>
-              <w:br/>
-              <w:t>[SUITE 1: Authentication &amp; Role-Based Access Control]</w:t>
-              <w:br/>
-              <w:t xml:space="preserve">  ✔ PASS [1] Student authentication (e22237)</w:t>
-              <w:br/>
-              <w:t xml:space="preserve">  ✔ PASS [2] Lecturer authentication (lecturer1)</w:t>
-              <w:br/>
-              <w:t xml:space="preserve">  ✔ PASS [3] Booking Admin authentication (bookadmin)</w:t>
-              <w:br/>
-              <w:t xml:space="preserve">  ✔ PASS [4] Maintenance Admin authentication (admin)</w:t>
-              <w:br/>
-              <w:t xml:space="preserve">  ✔ PASS [5] Technician authentication (alex)</w:t>
-              <w:br/>
-              <w:t xml:space="preserve">  ✔ PASS [6] Rejection of invalid password credentials</w:t>
-              <w:br/>
-              <w:br/>
-              <w:t>[SUITE 2: University Resource Catalog &amp; Availability Grid]</w:t>
-              <w:br/>
-              <w:t xml:space="preserve">  ✔ PASS [7] Fetch master room catalog (10 standard rooms)</w:t>
-              <w:br/>
-              <w:t xml:space="preserve">  ✔ PASS [8] Standardized room naming validation (EOE Hall, DO1)</w:t>
-              <w:br/>
-              <w:br/>
-              <w:t>[SUITE 3: Multi-Tier Academic Booking &amp; Conflict Engine]</w:t>
-              <w:br/>
-              <w:t xml:space="preserve">  ✔ PASS [9] Create new academic resource booking request</w:t>
-              <w:br/>
-              <w:t xml:space="preserve">  ✔ PASS [10] Approve booking request via AR Office endpoint</w:t>
-              <w:br/>
-              <w:t xml:space="preserve">  ✔ PASS [11] Database persistence verification for approved booking</w:t>
-              <w:br/>
-              <w:br/>
-              <w:t>[SUITE 4: 2-Step Booking Verification Engine]</w:t>
-              <w:br/>
-              <w:t xml:space="preserve">  ✔ PASS [12] Fetch active 2-step verification prompts for user</w:t>
-              <w:br/>
-              <w:t xml:space="preserve">  ✔ PASS [13] Confirm attendance on 2-step verification banner</w:t>
-              <w:br/>
-              <w:br/>
-              <w:t>[SUITE 5: Maintenance Ticketing, Leaflet Map &amp; Technician Dispatch]</w:t>
-              <w:br/>
-              <w:t xml:space="preserve">  ✔ PASS [14] Create fault ticket with Leaflet coordinates &amp; Base64 evidence</w:t>
-              <w:br/>
-              <w:t xml:space="preserve">  ✔ PASS [15] Assign technician (Alex Johnson) &amp; attach manager directives</w:t>
-              <w:br/>
-              <w:t xml:space="preserve">  ✔ PASS [16] Fetch technician assigned task queue (TechnicianDashboard)</w:t>
-              <w:br/>
-              <w:t xml:space="preserve">  ✔ PASS [17] Technician resolves ticket, adds work log &amp; attaches completion proof photo</w:t>
-              <w:br/>
-              <w:br/>
-              <w:t>[SUITE 6: System Settings &amp; Auto-Booking Approval Engine]</w:t>
-              <w:br/>
-              <w:t xml:space="preserve">  ✔ PASS [18] Fetch global system settings (auto_booking)</w:t>
-              <w:br/>
-              <w:t xml:space="preserve">  ✔ PASS [19] Update auto_booking toggle setting in database</w:t>
-              <w:br/>
-              <w:br/>
-              <w:t>===============================================================</w:t>
-              <w:br/>
-              <w:t xml:space="preserve"> RESULTS: 19/19 Assertions Passed (100.0%) in 0.37s</w:t>
-              <w:br/>
-              <w:t>===============================================================</w:t>
-            </w:r>
-          </w:p>
-        </w:tc>
-      </w:tr>
-    </w:tbl>
     <w:p>
       <w:pPr>
-        <w:spacing w:after="120"/>
+        <w:spacing w:before="120" w:after="120"/>
+        <w:ind w:left="288" w:right="288"/>
       </w:pPr>
+      <w:r>
+        <w:rPr>
+          <w:rFonts w:ascii="Consolas" w:hAnsi="Consolas"/>
+          <w:color w:val="282828"/>
+          <w:sz w:val="19"/>
+        </w:rPr>
+        <w:t>===============================================================</w:t>
+        <w:br/>
+        <w:t xml:space="preserve">       PROJECT KNOT AUTOMATED SYSTEM TESTING SUITE             </w:t>
+        <w:br/>
+        <w:t>===============================================================</w:t>
+        <w:br/>
+        <w:br/>
+        <w:t>[SUITE 1: Authentication &amp; Role-Based Access Control]</w:t>
+        <w:br/>
+        <w:t xml:space="preserve">  ✔ PASS [1] Student authentication (e22237)</w:t>
+        <w:br/>
+        <w:t xml:space="preserve">  ✔ PASS [2] Lecturer authentication (lecturer1)</w:t>
+        <w:br/>
+        <w:t xml:space="preserve">  ✔ PASS [3] Booking Admin authentication (bookadmin)</w:t>
+        <w:br/>
+        <w:t xml:space="preserve">  ✔ PASS [4] Maintenance Admin authentication (admin)</w:t>
+        <w:br/>
+        <w:t xml:space="preserve">  ✔ PASS [5] Technician authentication (alex)</w:t>
+        <w:br/>
+        <w:t xml:space="preserve">  ✔ PASS [6] Rejection of invalid password credentials</w:t>
+        <w:br/>
+        <w:br/>
+        <w:t>[SUITE 2: University Resource Catalog &amp; Availability Grid]</w:t>
+        <w:br/>
+        <w:t xml:space="preserve">  ✔ PASS [7] Fetch master room catalog (10 standard rooms)</w:t>
+        <w:br/>
+        <w:t xml:space="preserve">  ✔ PASS [8] Standardized room naming validation (EOE Hall, DO1)</w:t>
+        <w:br/>
+        <w:br/>
+        <w:t>[SUITE 3: Multi-Tier Academic Booking &amp; Conflict Engine]</w:t>
+        <w:br/>
+        <w:t xml:space="preserve">  ✔ PASS [9] Create new academic resource booking request</w:t>
+        <w:br/>
+        <w:t xml:space="preserve">  ✔ PASS [10] Approve booking request via AR Office endpoint</w:t>
+        <w:br/>
+        <w:t xml:space="preserve">  ✔ PASS [11] Database persistence verification for approved booking</w:t>
+        <w:br/>
+        <w:br/>
+        <w:t>[SUITE 4: 2-Step Booking Verification Engine]</w:t>
+        <w:br/>
+        <w:t xml:space="preserve">  ✔ PASS [12] Fetch active 2-step verification prompts for user</w:t>
+        <w:br/>
+        <w:t xml:space="preserve">  ✔ PASS [13] Confirm attendance on 2-step verification banner</w:t>
+        <w:br/>
+        <w:br/>
+        <w:t>[SUITE 5: Maintenance Ticketing, Leaflet Map &amp; Technician Dispatch]</w:t>
+        <w:br/>
+        <w:t xml:space="preserve">  ✔ PASS [14] Create fault ticket with Leaflet coordinates &amp; Base64 evidence</w:t>
+        <w:br/>
+        <w:t xml:space="preserve">  ✔ PASS [15] Assign technician (Alex Johnson) &amp; attach manager directives</w:t>
+        <w:br/>
+        <w:t xml:space="preserve">  ✔ PASS [16] Fetch technician assigned task queue (TechnicianDashboard)</w:t>
+        <w:br/>
+        <w:t xml:space="preserve">  ✔ PASS [17] Technician resolves ticket, adds work log &amp; attaches completion proof photo</w:t>
+        <w:br/>
+        <w:br/>
+        <w:t>[SUITE 6: System Settings &amp; Auto-Booking Approval Engine]</w:t>
+        <w:br/>
+        <w:t xml:space="preserve">  ✔ PASS [18] Fetch global system settings (auto_booking)</w:t>
+        <w:br/>
+        <w:t xml:space="preserve">  ✔ PASS [19] Update auto_booking toggle setting in database</w:t>
+        <w:br/>
+        <w:br/>
+        <w:t>===============================================================</w:t>
+        <w:br/>
+        <w:t xml:space="preserve"> RESULTS: 19/19 Assertions Passed (100.0%) in 0.37s</w:t>
+        <w:br/>
+        <w:t>===============================================================</w:t>
+      </w:r>
     </w:p>
     <w:p>
       <w:pPr>
-        <w:spacing w:before="120" w:after="120"/>
-        <w:pBdr>
-          <w:bottom w:val="single" w:sz="6" w:space="1" w:color="E5E7EB"/>
-        </w:pBdr>
+        <w:spacing w:before="240" w:after="240"/>
       </w:pPr>
+      <w:r>
+        <w:rPr>
+          <w:color w:val="C8C8C8"/>
+        </w:rPr>
+        <w:t>―――――――――――――――――――――――――――――――――――――――――――――――――――――――</w:t>
+      </w:r>
     </w:p>
     <w:p>
       <w:pPr>
+        <w:pStyle w:val="Heading2"/>
         <w:spacing w:before="280" w:after="80"/>
       </w:pPr>
       <w:r>
         <w:rPr>
           <w:rFonts w:ascii="Calibri" w:hAnsi="Calibri"/>
-          <w:b/>
-          <w:color w:val="2563EB"/>
+          <w:color w:val="2969A1"/>
           <w:sz w:val="30"/>
         </w:rPr>
         <w:t>4. Code Coverage Statistics</w:t>
@@ -1361,13 +1646,13 @@
     </w:p>
     <w:p>
       <w:pPr>
-        <w:spacing w:before="40" w:after="100" w:line="276" w:lineRule="auto"/>
+        <w:spacing w:before="60" w:after="80" w:line="276" w:lineRule="auto"/>
       </w:pPr>
       <w:r>
         <w:rPr>
           <w:rFonts w:ascii="Calibri" w:hAnsi="Calibri"/>
           <w:color w:val="333333"/>
-          <w:sz w:val="21"/>
+          <w:sz w:val="22"/>
         </w:rPr>
         <w:t>Code coverage metrics were gathered across backend micro-services, database initialization scripts, and gateway proxy routers.</w:t>
       </w:r>
@@ -1376,6 +1661,7 @@
       <w:tblPr>
         <w:tblW w:type="auto" w:w="0"/>
         <w:jc w:val="center"/>
+        <w:tblLayout w:type="autofit"/>
         <w:tblLook w:firstColumn="1" w:firstRow="1" w:lastColumn="0" w:lastRow="0" w:noHBand="0" w:noVBand="1" w:val="04A0"/>
       </w:tblPr>
       <w:tblGrid>
@@ -1396,11 +1682,11 @@
               <w:left w:w="150" w:type="dxa"/>
               <w:right w:w="150" w:type="dxa"/>
             </w:tcMar>
-            <w:shd w:fill="1E3A8A"/>
+            <w:shd w:val="clear" w:color="auto" w:fill="1F4E79"/>
           </w:tcPr>
           <w:p>
             <w:pPr>
-              <w:spacing w:after="40"/>
+              <w:spacing w:before="40" w:after="40"/>
             </w:pPr>
             <w:r>
               <w:rPr>
@@ -1422,11 +1708,11 @@
               <w:left w:w="150" w:type="dxa"/>
               <w:right w:w="150" w:type="dxa"/>
             </w:tcMar>
-            <w:shd w:fill="1E3A8A"/>
+            <w:shd w:val="clear" w:color="auto" w:fill="1F4E79"/>
           </w:tcPr>
           <w:p>
             <w:pPr>
-              <w:spacing w:after="40"/>
+              <w:spacing w:before="40" w:after="40"/>
             </w:pPr>
             <w:r>
               <w:rPr>
@@ -1448,11 +1734,11 @@
               <w:left w:w="150" w:type="dxa"/>
               <w:right w:w="150" w:type="dxa"/>
             </w:tcMar>
-            <w:shd w:fill="1E3A8A"/>
+            <w:shd w:val="clear" w:color="auto" w:fill="1F4E79"/>
           </w:tcPr>
           <w:p>
             <w:pPr>
-              <w:spacing w:after="40"/>
+              <w:spacing w:before="40" w:after="40"/>
             </w:pPr>
             <w:r>
               <w:rPr>
@@ -1474,11 +1760,11 @@
               <w:left w:w="150" w:type="dxa"/>
               <w:right w:w="150" w:type="dxa"/>
             </w:tcMar>
-            <w:shd w:fill="1E3A8A"/>
+            <w:shd w:val="clear" w:color="auto" w:fill="1F4E79"/>
           </w:tcPr>
           <w:p>
             <w:pPr>
-              <w:spacing w:after="40"/>
+              <w:spacing w:before="40" w:after="40"/>
             </w:pPr>
             <w:r>
               <w:rPr>
@@ -1500,11 +1786,11 @@
               <w:left w:w="150" w:type="dxa"/>
               <w:right w:w="150" w:type="dxa"/>
             </w:tcMar>
-            <w:shd w:fill="1E3A8A"/>
+            <w:shd w:val="clear" w:color="auto" w:fill="1F4E79"/>
           </w:tcPr>
           <w:p>
             <w:pPr>
-              <w:spacing w:after="40"/>
+              <w:spacing w:before="40" w:after="40"/>
             </w:pPr>
             <w:r>
               <w:rPr>
@@ -1526,11 +1812,11 @@
               <w:left w:w="150" w:type="dxa"/>
               <w:right w:w="150" w:type="dxa"/>
             </w:tcMar>
-            <w:shd w:fill="1E3A8A"/>
+            <w:shd w:val="clear" w:color="auto" w:fill="1F4E79"/>
           </w:tcPr>
           <w:p>
             <w:pPr>
-              <w:spacing w:after="40"/>
+              <w:spacing w:before="40" w:after="40"/>
             </w:pPr>
             <w:r>
               <w:rPr>
@@ -1554,17 +1840,17 @@
               <w:left w:w="150" w:type="dxa"/>
               <w:right w:w="150" w:type="dxa"/>
             </w:tcMar>
-            <w:shd w:fill="F9FAFB"/>
+            <w:shd w:val="clear" w:color="auto" w:fill="F2F4F7"/>
           </w:tcPr>
           <w:p>
             <w:pPr>
-              <w:spacing w:after="40"/>
+              <w:spacing w:before="40" w:after="40"/>
             </w:pPr>
             <w:r>
               <w:rPr>
-                <w:rFonts w:ascii="Consolas" w:hAnsi="Consolas"/>
-                <w:color w:val="1E40AF"/>
-                <w:sz w:val="19"/>
+                <w:rFonts w:ascii="Courier New" w:hAnsi="Courier New"/>
+                <w:color w:val="B42828"/>
+                <w:sz w:val="20"/>
               </w:rPr>
               <w:t>Student_Portal/backend/server.js</w:t>
             </w:r>
@@ -1579,11 +1865,11 @@
               <w:left w:w="150" w:type="dxa"/>
               <w:right w:w="150" w:type="dxa"/>
             </w:tcMar>
-            <w:shd w:fill="F9FAFB"/>
+            <w:shd w:val="clear" w:color="auto" w:fill="F2F4F7"/>
           </w:tcPr>
           <w:p>
             <w:pPr>
-              <w:spacing w:after="40"/>
+              <w:spacing w:before="40" w:after="40"/>
             </w:pPr>
             <w:r>
               <w:rPr>
@@ -1604,11 +1890,11 @@
               <w:left w:w="150" w:type="dxa"/>
               <w:right w:w="150" w:type="dxa"/>
             </w:tcMar>
-            <w:shd w:fill="F9FAFB"/>
+            <w:shd w:val="clear" w:color="auto" w:fill="F2F4F7"/>
           </w:tcPr>
           <w:p>
             <w:pPr>
-              <w:spacing w:after="40"/>
+              <w:spacing w:before="40" w:after="40"/>
             </w:pPr>
             <w:r>
               <w:rPr>
@@ -1629,11 +1915,11 @@
               <w:left w:w="150" w:type="dxa"/>
               <w:right w:w="150" w:type="dxa"/>
             </w:tcMar>
-            <w:shd w:fill="F9FAFB"/>
+            <w:shd w:val="clear" w:color="auto" w:fill="F2F4F7"/>
           </w:tcPr>
           <w:p>
             <w:pPr>
-              <w:spacing w:after="40"/>
+              <w:spacing w:before="40" w:after="40"/>
             </w:pPr>
             <w:r>
               <w:rPr>
@@ -1654,11 +1940,11 @@
               <w:left w:w="150" w:type="dxa"/>
               <w:right w:w="150" w:type="dxa"/>
             </w:tcMar>
-            <w:shd w:fill="F9FAFB"/>
+            <w:shd w:val="clear" w:color="auto" w:fill="F2F4F7"/>
           </w:tcPr>
           <w:p>
             <w:pPr>
-              <w:spacing w:after="40"/>
+              <w:spacing w:before="40" w:after="40"/>
             </w:pPr>
             <w:r>
               <w:rPr>
@@ -1679,11 +1965,11 @@
               <w:left w:w="150" w:type="dxa"/>
               <w:right w:w="150" w:type="dxa"/>
             </w:tcMar>
-            <w:shd w:fill="F9FAFB"/>
+            <w:shd w:val="clear" w:color="auto" w:fill="F2F4F7"/>
           </w:tcPr>
           <w:p>
             <w:pPr>
-              <w:spacing w:after="40"/>
+              <w:spacing w:before="40" w:after="40"/>
             </w:pPr>
             <w:r>
               <w:rPr>
@@ -1707,17 +1993,17 @@
               <w:left w:w="150" w:type="dxa"/>
               <w:right w:w="150" w:type="dxa"/>
             </w:tcMar>
-            <w:shd w:fill="FFFFFF"/>
+            <w:shd w:val="clear" w:color="auto" w:fill="FFFFFF"/>
           </w:tcPr>
           <w:p>
             <w:pPr>
-              <w:spacing w:after="40"/>
+              <w:spacing w:before="40" w:after="40"/>
             </w:pPr>
             <w:r>
               <w:rPr>
-                <w:rFonts w:ascii="Consolas" w:hAnsi="Consolas"/>
-                <w:color w:val="1E40AF"/>
-                <w:sz w:val="19"/>
+                <w:rFonts w:ascii="Courier New" w:hAnsi="Courier New"/>
+                <w:color w:val="B42828"/>
+                <w:sz w:val="20"/>
               </w:rPr>
               <w:t>Student_Portal/backend/emailService.js</w:t>
             </w:r>
@@ -1732,11 +2018,11 @@
               <w:left w:w="150" w:type="dxa"/>
               <w:right w:w="150" w:type="dxa"/>
             </w:tcMar>
-            <w:shd w:fill="FFFFFF"/>
+            <w:shd w:val="clear" w:color="auto" w:fill="FFFFFF"/>
           </w:tcPr>
           <w:p>
             <w:pPr>
-              <w:spacing w:after="40"/>
+              <w:spacing w:before="40" w:after="40"/>
             </w:pPr>
             <w:r>
               <w:rPr>
@@ -1757,11 +2043,11 @@
               <w:left w:w="150" w:type="dxa"/>
               <w:right w:w="150" w:type="dxa"/>
             </w:tcMar>
-            <w:shd w:fill="FFFFFF"/>
+            <w:shd w:val="clear" w:color="auto" w:fill="FFFFFF"/>
           </w:tcPr>
           <w:p>
             <w:pPr>
-              <w:spacing w:after="40"/>
+              <w:spacing w:before="40" w:after="40"/>
             </w:pPr>
             <w:r>
               <w:rPr>
@@ -1782,11 +2068,11 @@
               <w:left w:w="150" w:type="dxa"/>
               <w:right w:w="150" w:type="dxa"/>
             </w:tcMar>
-            <w:shd w:fill="FFFFFF"/>
+            <w:shd w:val="clear" w:color="auto" w:fill="FFFFFF"/>
           </w:tcPr>
           <w:p>
             <w:pPr>
-              <w:spacing w:after="40"/>
+              <w:spacing w:before="40" w:after="40"/>
             </w:pPr>
             <w:r>
               <w:rPr>
@@ -1807,11 +2093,11 @@
               <w:left w:w="150" w:type="dxa"/>
               <w:right w:w="150" w:type="dxa"/>
             </w:tcMar>
-            <w:shd w:fill="FFFFFF"/>
+            <w:shd w:val="clear" w:color="auto" w:fill="FFFFFF"/>
           </w:tcPr>
           <w:p>
             <w:pPr>
-              <w:spacing w:after="40"/>
+              <w:spacing w:before="40" w:after="40"/>
             </w:pPr>
             <w:r>
               <w:rPr>
@@ -1832,11 +2118,11 @@
               <w:left w:w="150" w:type="dxa"/>
               <w:right w:w="150" w:type="dxa"/>
             </w:tcMar>
-            <w:shd w:fill="FFFFFF"/>
+            <w:shd w:val="clear" w:color="auto" w:fill="FFFFFF"/>
           </w:tcPr>
           <w:p>
             <w:pPr>
-              <w:spacing w:after="40"/>
+              <w:spacing w:before="40" w:after="40"/>
             </w:pPr>
             <w:r>
               <w:rPr>
@@ -1860,17 +2146,17 @@
               <w:left w:w="150" w:type="dxa"/>
               <w:right w:w="150" w:type="dxa"/>
             </w:tcMar>
-            <w:shd w:fill="F9FAFB"/>
+            <w:shd w:val="clear" w:color="auto" w:fill="F2F4F7"/>
           </w:tcPr>
           <w:p>
             <w:pPr>
-              <w:spacing w:after="40"/>
+              <w:spacing w:before="40" w:after="40"/>
             </w:pPr>
             <w:r>
               <w:rPr>
-                <w:rFonts w:ascii="Consolas" w:hAnsi="Consolas"/>
-                <w:color w:val="1E40AF"/>
-                <w:sz w:val="19"/>
+                <w:rFonts w:ascii="Courier New" w:hAnsi="Courier New"/>
+                <w:color w:val="B42828"/>
+                <w:sz w:val="20"/>
               </w:rPr>
               <w:t>Student_Portal/database/setup_db.js</w:t>
             </w:r>
@@ -1885,11 +2171,11 @@
               <w:left w:w="150" w:type="dxa"/>
               <w:right w:w="150" w:type="dxa"/>
             </w:tcMar>
-            <w:shd w:fill="F9FAFB"/>
+            <w:shd w:val="clear" w:color="auto" w:fill="F2F4F7"/>
           </w:tcPr>
           <w:p>
             <w:pPr>
-              <w:spacing w:after="40"/>
+              <w:spacing w:before="40" w:after="40"/>
             </w:pPr>
             <w:r>
               <w:rPr>
@@ -1910,11 +2196,11 @@
               <w:left w:w="150" w:type="dxa"/>
               <w:right w:w="150" w:type="dxa"/>
             </w:tcMar>
-            <w:shd w:fill="F9FAFB"/>
+            <w:shd w:val="clear" w:color="auto" w:fill="F2F4F7"/>
           </w:tcPr>
           <w:p>
             <w:pPr>
-              <w:spacing w:after="40"/>
+              <w:spacing w:before="40" w:after="40"/>
             </w:pPr>
             <w:r>
               <w:rPr>
@@ -1935,11 +2221,11 @@
               <w:left w:w="150" w:type="dxa"/>
               <w:right w:w="150" w:type="dxa"/>
             </w:tcMar>
-            <w:shd w:fill="F9FAFB"/>
+            <w:shd w:val="clear" w:color="auto" w:fill="F2F4F7"/>
           </w:tcPr>
           <w:p>
             <w:pPr>
-              <w:spacing w:after="40"/>
+              <w:spacing w:before="40" w:after="40"/>
             </w:pPr>
             <w:r>
               <w:rPr>
@@ -1960,11 +2246,11 @@
               <w:left w:w="150" w:type="dxa"/>
               <w:right w:w="150" w:type="dxa"/>
             </w:tcMar>
-            <w:shd w:fill="F9FAFB"/>
+            <w:shd w:val="clear" w:color="auto" w:fill="F2F4F7"/>
           </w:tcPr>
           <w:p>
             <w:pPr>
-              <w:spacing w:after="40"/>
+              <w:spacing w:before="40" w:after="40"/>
             </w:pPr>
             <w:r>
               <w:rPr>
@@ -1985,11 +2271,11 @@
               <w:left w:w="150" w:type="dxa"/>
               <w:right w:w="150" w:type="dxa"/>
             </w:tcMar>
-            <w:shd w:fill="F9FAFB"/>
+            <w:shd w:val="clear" w:color="auto" w:fill="F2F4F7"/>
           </w:tcPr>
           <w:p>
             <w:pPr>
-              <w:spacing w:after="40"/>
+              <w:spacing w:before="40" w:after="40"/>
             </w:pPr>
             <w:r>
               <w:rPr>
@@ -2013,17 +2299,17 @@
               <w:left w:w="150" w:type="dxa"/>
               <w:right w:w="150" w:type="dxa"/>
             </w:tcMar>
-            <w:shd w:fill="FFFFFF"/>
+            <w:shd w:val="clear" w:color="auto" w:fill="FFFFFF"/>
           </w:tcPr>
           <w:p>
             <w:pPr>
-              <w:spacing w:after="40"/>
+              <w:spacing w:before="40" w:after="40"/>
             </w:pPr>
             <w:r>
               <w:rPr>
-                <w:rFonts w:ascii="Consolas" w:hAnsi="Consolas"/>
-                <w:color w:val="1E40AF"/>
-                <w:sz w:val="19"/>
+                <w:rFonts w:ascii="Courier New" w:hAnsi="Courier New"/>
+                <w:color w:val="B42828"/>
+                <w:sz w:val="20"/>
               </w:rPr>
               <w:t>KNOT_Basement/gateway_server.js</w:t>
             </w:r>
@@ -2038,11 +2324,11 @@
               <w:left w:w="150" w:type="dxa"/>
               <w:right w:w="150" w:type="dxa"/>
             </w:tcMar>
-            <w:shd w:fill="FFFFFF"/>
+            <w:shd w:val="clear" w:color="auto" w:fill="FFFFFF"/>
           </w:tcPr>
           <w:p>
             <w:pPr>
-              <w:spacing w:after="40"/>
+              <w:spacing w:before="40" w:after="40"/>
             </w:pPr>
             <w:r>
               <w:rPr>
@@ -2063,11 +2349,11 @@
               <w:left w:w="150" w:type="dxa"/>
               <w:right w:w="150" w:type="dxa"/>
             </w:tcMar>
-            <w:shd w:fill="FFFFFF"/>
+            <w:shd w:val="clear" w:color="auto" w:fill="FFFFFF"/>
           </w:tcPr>
           <w:p>
             <w:pPr>
-              <w:spacing w:after="40"/>
+              <w:spacing w:before="40" w:after="40"/>
             </w:pPr>
             <w:r>
               <w:rPr>
@@ -2088,11 +2374,11 @@
               <w:left w:w="150" w:type="dxa"/>
               <w:right w:w="150" w:type="dxa"/>
             </w:tcMar>
-            <w:shd w:fill="FFFFFF"/>
+            <w:shd w:val="clear" w:color="auto" w:fill="FFFFFF"/>
           </w:tcPr>
           <w:p>
             <w:pPr>
-              <w:spacing w:after="40"/>
+              <w:spacing w:before="40" w:after="40"/>
             </w:pPr>
             <w:r>
               <w:rPr>
@@ -2113,11 +2399,11 @@
               <w:left w:w="150" w:type="dxa"/>
               <w:right w:w="150" w:type="dxa"/>
             </w:tcMar>
-            <w:shd w:fill="FFFFFF"/>
+            <w:shd w:val="clear" w:color="auto" w:fill="FFFFFF"/>
           </w:tcPr>
           <w:p>
             <w:pPr>
-              <w:spacing w:after="40"/>
+              <w:spacing w:before="40" w:after="40"/>
             </w:pPr>
             <w:r>
               <w:rPr>
@@ -2138,11 +2424,11 @@
               <w:left w:w="150" w:type="dxa"/>
               <w:right w:w="150" w:type="dxa"/>
             </w:tcMar>
-            <w:shd w:fill="FFFFFF"/>
+            <w:shd w:val="clear" w:color="auto" w:fill="FFFFFF"/>
           </w:tcPr>
           <w:p>
             <w:pPr>
-              <w:spacing w:after="40"/>
+              <w:spacing w:before="40" w:after="40"/>
             </w:pPr>
             <w:r>
               <w:rPr>
@@ -2166,17 +2452,17 @@
               <w:left w:w="150" w:type="dxa"/>
               <w:right w:w="150" w:type="dxa"/>
             </w:tcMar>
-            <w:shd w:fill="F9FAFB"/>
+            <w:shd w:val="clear" w:color="auto" w:fill="F2F4F7"/>
           </w:tcPr>
           <w:p>
             <w:pPr>
-              <w:spacing w:after="40"/>
+              <w:spacing w:before="40" w:after="40"/>
             </w:pPr>
             <w:r>
               <w:rPr>
-                <w:rFonts w:ascii="Consolas" w:hAnsi="Consolas"/>
-                <w:color w:val="1E40AF"/>
-                <w:sz w:val="19"/>
+                <w:rFonts w:ascii="Courier New" w:hAnsi="Courier New"/>
+                <w:color w:val="B42828"/>
+                <w:sz w:val="20"/>
               </w:rPr>
               <w:t>Student_Portal/frontend/src/pages/TechnicianDashboard.jsx</w:t>
             </w:r>
@@ -2191,11 +2477,11 @@
               <w:left w:w="150" w:type="dxa"/>
               <w:right w:w="150" w:type="dxa"/>
             </w:tcMar>
-            <w:shd w:fill="F9FAFB"/>
+            <w:shd w:val="clear" w:color="auto" w:fill="F2F4F7"/>
           </w:tcPr>
           <w:p>
             <w:pPr>
-              <w:spacing w:after="40"/>
+              <w:spacing w:before="40" w:after="40"/>
             </w:pPr>
             <w:r>
               <w:rPr>
@@ -2216,11 +2502,11 @@
               <w:left w:w="150" w:type="dxa"/>
               <w:right w:w="150" w:type="dxa"/>
             </w:tcMar>
-            <w:shd w:fill="F9FAFB"/>
+            <w:shd w:val="clear" w:color="auto" w:fill="F2F4F7"/>
           </w:tcPr>
           <w:p>
             <w:pPr>
-              <w:spacing w:after="40"/>
+              <w:spacing w:before="40" w:after="40"/>
             </w:pPr>
             <w:r>
               <w:rPr>
@@ -2241,11 +2527,11 @@
               <w:left w:w="150" w:type="dxa"/>
               <w:right w:w="150" w:type="dxa"/>
             </w:tcMar>
-            <w:shd w:fill="F9FAFB"/>
+            <w:shd w:val="clear" w:color="auto" w:fill="F2F4F7"/>
           </w:tcPr>
           <w:p>
             <w:pPr>
-              <w:spacing w:after="40"/>
+              <w:spacing w:before="40" w:after="40"/>
             </w:pPr>
             <w:r>
               <w:rPr>
@@ -2266,11 +2552,11 @@
               <w:left w:w="150" w:type="dxa"/>
               <w:right w:w="150" w:type="dxa"/>
             </w:tcMar>
-            <w:shd w:fill="F9FAFB"/>
+            <w:shd w:val="clear" w:color="auto" w:fill="F2F4F7"/>
           </w:tcPr>
           <w:p>
             <w:pPr>
-              <w:spacing w:after="40"/>
+              <w:spacing w:before="40" w:after="40"/>
             </w:pPr>
             <w:r>
               <w:rPr>
@@ -2291,11 +2577,11 @@
               <w:left w:w="150" w:type="dxa"/>
               <w:right w:w="150" w:type="dxa"/>
             </w:tcMar>
-            <w:shd w:fill="F9FAFB"/>
+            <w:shd w:val="clear" w:color="auto" w:fill="F2F4F7"/>
           </w:tcPr>
           <w:p>
             <w:pPr>
-              <w:spacing w:after="40"/>
+              <w:spacing w:before="40" w:after="40"/>
             </w:pPr>
             <w:r>
               <w:rPr>
@@ -2319,11 +2605,11 @@
               <w:left w:w="150" w:type="dxa"/>
               <w:right w:w="150" w:type="dxa"/>
             </w:tcMar>
-            <w:shd w:fill="FFFFFF"/>
+            <w:shd w:val="clear" w:color="auto" w:fill="FFFFFF"/>
           </w:tcPr>
           <w:p>
             <w:pPr>
-              <w:spacing w:after="40"/>
+              <w:spacing w:before="40" w:after="40"/>
             </w:pPr>
             <w:r>
               <w:rPr>
@@ -2345,11 +2631,11 @@
               <w:left w:w="150" w:type="dxa"/>
               <w:right w:w="150" w:type="dxa"/>
             </w:tcMar>
-            <w:shd w:fill="FFFFFF"/>
+            <w:shd w:val="clear" w:color="auto" w:fill="FFFFFF"/>
           </w:tcPr>
           <w:p>
             <w:pPr>
-              <w:spacing w:after="40"/>
+              <w:spacing w:before="40" w:after="40"/>
             </w:pPr>
             <w:r>
               <w:rPr>
@@ -2371,11 +2657,11 @@
               <w:left w:w="150" w:type="dxa"/>
               <w:right w:w="150" w:type="dxa"/>
             </w:tcMar>
-            <w:shd w:fill="FFFFFF"/>
+            <w:shd w:val="clear" w:color="auto" w:fill="FFFFFF"/>
           </w:tcPr>
           <w:p>
             <w:pPr>
-              <w:spacing w:after="40"/>
+              <w:spacing w:before="40" w:after="40"/>
             </w:pPr>
             <w:r>
               <w:rPr>
@@ -2397,11 +2683,11 @@
               <w:left w:w="150" w:type="dxa"/>
               <w:right w:w="150" w:type="dxa"/>
             </w:tcMar>
-            <w:shd w:fill="FFFFFF"/>
+            <w:shd w:val="clear" w:color="auto" w:fill="FFFFFF"/>
           </w:tcPr>
           <w:p>
             <w:pPr>
-              <w:spacing w:after="40"/>
+              <w:spacing w:before="40" w:after="40"/>
             </w:pPr>
             <w:r>
               <w:rPr>
@@ -2423,11 +2709,11 @@
               <w:left w:w="150" w:type="dxa"/>
               <w:right w:w="150" w:type="dxa"/>
             </w:tcMar>
-            <w:shd w:fill="FFFFFF"/>
+            <w:shd w:val="clear" w:color="auto" w:fill="FFFFFF"/>
           </w:tcPr>
           <w:p>
             <w:pPr>
-              <w:spacing w:after="40"/>
+              <w:spacing w:before="40" w:after="40"/>
             </w:pPr>
             <w:r>
               <w:rPr>
@@ -2449,11 +2735,11 @@
               <w:left w:w="150" w:type="dxa"/>
               <w:right w:w="150" w:type="dxa"/>
             </w:tcMar>
-            <w:shd w:fill="FFFFFF"/>
+            <w:shd w:val="clear" w:color="auto" w:fill="FFFFFF"/>
           </w:tcPr>
           <w:p>
             <w:pPr>
-              <w:spacing w:after="40"/>
+              <w:spacing w:before="40" w:after="40"/>
             </w:pPr>
             <w:r>
               <w:rPr>
@@ -2475,21 +2761,24 @@
     </w:p>
     <w:p>
       <w:pPr>
-        <w:spacing w:before="120" w:after="120"/>
-        <w:pBdr>
-          <w:bottom w:val="single" w:sz="6" w:space="1" w:color="E5E7EB"/>
-        </w:pBdr>
+        <w:spacing w:before="240" w:after="240"/>
       </w:pPr>
+      <w:r>
+        <w:rPr>
+          <w:color w:val="C8C8C8"/>
+        </w:rPr>
+        <w:t>―――――――――――――――――――――――――――――――――――――――――――――――――――――――</w:t>
+      </w:r>
     </w:p>
     <w:p>
       <w:pPr>
+        <w:pStyle w:val="Heading2"/>
         <w:spacing w:before="280" w:after="80"/>
       </w:pPr>
       <w:r>
         <w:rPr>
           <w:rFonts w:ascii="Calibri" w:hAnsi="Calibri"/>
-          <w:b/>
-          <w:color w:val="2563EB"/>
+          <w:color w:val="2969A1"/>
           <w:sz w:val="30"/>
         </w:rPr>
         <w:t>5. Requirements Traceability &amp; Manual Test Matrix (RTM)</w:t>
@@ -2497,13 +2786,13 @@
     </w:p>
     <w:p>
       <w:pPr>
-        <w:spacing w:before="40" w:after="100" w:line="276" w:lineRule="auto"/>
+        <w:spacing w:before="60" w:after="80" w:line="276" w:lineRule="auto"/>
       </w:pPr>
       <w:r>
         <w:rPr>
           <w:rFonts w:ascii="Calibri" w:hAnsi="Calibri"/>
           <w:color w:val="333333"/>
-          <w:sz w:val="21"/>
+          <w:sz w:val="22"/>
         </w:rPr>
         <w:t>A comprehensive Manual Test Matrix was executed across all 5 distinct user roles.</w:t>
       </w:r>
@@ -2512,6 +2801,7 @@
       <w:tblPr>
         <w:tblW w:type="auto" w:w="0"/>
         <w:jc w:val="center"/>
+        <w:tblLayout w:type="autofit"/>
         <w:tblLook w:firstColumn="1" w:firstRow="1" w:lastColumn="0" w:lastRow="0" w:noHBand="0" w:noVBand="1" w:val="04A0"/>
       </w:tblPr>
       <w:tblGrid>
@@ -2533,11 +2823,11 @@
               <w:left w:w="150" w:type="dxa"/>
               <w:right w:w="150" w:type="dxa"/>
             </w:tcMar>
-            <w:shd w:fill="1E3A8A"/>
+            <w:shd w:val="clear" w:color="auto" w:fill="1F4E79"/>
           </w:tcPr>
           <w:p>
             <w:pPr>
-              <w:spacing w:after="40"/>
+              <w:spacing w:before="40" w:after="40"/>
             </w:pPr>
             <w:r>
               <w:rPr>
@@ -2559,11 +2849,11 @@
               <w:left w:w="150" w:type="dxa"/>
               <w:right w:w="150" w:type="dxa"/>
             </w:tcMar>
-            <w:shd w:fill="1E3A8A"/>
+            <w:shd w:val="clear" w:color="auto" w:fill="1F4E79"/>
           </w:tcPr>
           <w:p>
             <w:pPr>
-              <w:spacing w:after="40"/>
+              <w:spacing w:before="40" w:after="40"/>
             </w:pPr>
             <w:r>
               <w:rPr>
@@ -2585,11 +2875,11 @@
               <w:left w:w="150" w:type="dxa"/>
               <w:right w:w="150" w:type="dxa"/>
             </w:tcMar>
-            <w:shd w:fill="1E3A8A"/>
+            <w:shd w:val="clear" w:color="auto" w:fill="1F4E79"/>
           </w:tcPr>
           <w:p>
             <w:pPr>
-              <w:spacing w:after="40"/>
+              <w:spacing w:before="40" w:after="40"/>
             </w:pPr>
             <w:r>
               <w:rPr>
@@ -2611,11 +2901,11 @@
               <w:left w:w="150" w:type="dxa"/>
               <w:right w:w="150" w:type="dxa"/>
             </w:tcMar>
-            <w:shd w:fill="1E3A8A"/>
+            <w:shd w:val="clear" w:color="auto" w:fill="1F4E79"/>
           </w:tcPr>
           <w:p>
             <w:pPr>
-              <w:spacing w:after="40"/>
+              <w:spacing w:before="40" w:after="40"/>
             </w:pPr>
             <w:r>
               <w:rPr>
@@ -2637,11 +2927,11 @@
               <w:left w:w="150" w:type="dxa"/>
               <w:right w:w="150" w:type="dxa"/>
             </w:tcMar>
-            <w:shd w:fill="1E3A8A"/>
+            <w:shd w:val="clear" w:color="auto" w:fill="1F4E79"/>
           </w:tcPr>
           <w:p>
             <w:pPr>
-              <w:spacing w:after="40"/>
+              <w:spacing w:before="40" w:after="40"/>
             </w:pPr>
             <w:r>
               <w:rPr>
@@ -2663,11 +2953,11 @@
               <w:left w:w="150" w:type="dxa"/>
               <w:right w:w="150" w:type="dxa"/>
             </w:tcMar>
-            <w:shd w:fill="1E3A8A"/>
+            <w:shd w:val="clear" w:color="auto" w:fill="1F4E79"/>
           </w:tcPr>
           <w:p>
             <w:pPr>
-              <w:spacing w:after="40"/>
+              <w:spacing w:before="40" w:after="40"/>
             </w:pPr>
             <w:r>
               <w:rPr>
@@ -2689,11 +2979,11 @@
               <w:left w:w="150" w:type="dxa"/>
               <w:right w:w="150" w:type="dxa"/>
             </w:tcMar>
-            <w:shd w:fill="1E3A8A"/>
+            <w:shd w:val="clear" w:color="auto" w:fill="1F4E79"/>
           </w:tcPr>
           <w:p>
             <w:pPr>
-              <w:spacing w:after="40"/>
+              <w:spacing w:before="40" w:after="40"/>
             </w:pPr>
             <w:r>
               <w:rPr>
@@ -2717,11 +3007,11 @@
               <w:left w:w="150" w:type="dxa"/>
               <w:right w:w="150" w:type="dxa"/>
             </w:tcMar>
-            <w:shd w:fill="F9FAFB"/>
+            <w:shd w:val="clear" w:color="auto" w:fill="F2F4F7"/>
           </w:tcPr>
           <w:p>
             <w:pPr>
-              <w:spacing w:after="40"/>
+              <w:spacing w:before="40" w:after="40"/>
             </w:pPr>
             <w:r>
               <w:rPr>
@@ -2743,11 +3033,11 @@
               <w:left w:w="150" w:type="dxa"/>
               <w:right w:w="150" w:type="dxa"/>
             </w:tcMar>
-            <w:shd w:fill="F9FAFB"/>
+            <w:shd w:val="clear" w:color="auto" w:fill="F2F4F7"/>
           </w:tcPr>
           <w:p>
             <w:pPr>
-              <w:spacing w:after="40"/>
+              <w:spacing w:before="40" w:after="40"/>
             </w:pPr>
             <w:r>
               <w:rPr>
@@ -2768,11 +3058,11 @@
               <w:left w:w="150" w:type="dxa"/>
               <w:right w:w="150" w:type="dxa"/>
             </w:tcMar>
-            <w:shd w:fill="F9FAFB"/>
+            <w:shd w:val="clear" w:color="auto" w:fill="F2F4F7"/>
           </w:tcPr>
           <w:p>
             <w:pPr>
-              <w:spacing w:after="40"/>
+              <w:spacing w:before="40" w:after="40"/>
             </w:pPr>
             <w:r>
               <w:rPr>
@@ -2784,9 +3074,9 @@
             </w:r>
             <w:r>
               <w:rPr>
-                <w:rFonts w:ascii="Consolas" w:hAnsi="Consolas"/>
-                <w:color w:val="1E40AF"/>
-                <w:sz w:val="19"/>
+                <w:rFonts w:ascii="Courier New" w:hAnsi="Courier New"/>
+                <w:color w:val="B42828"/>
+                <w:sz w:val="20"/>
               </w:rPr>
               <w:t>e22237</w:t>
             </w:r>
@@ -2809,11 +3099,11 @@
               <w:left w:w="150" w:type="dxa"/>
               <w:right w:w="150" w:type="dxa"/>
             </w:tcMar>
-            <w:shd w:fill="F9FAFB"/>
+            <w:shd w:val="clear" w:color="auto" w:fill="F2F4F7"/>
           </w:tcPr>
           <w:p>
             <w:pPr>
-              <w:spacing w:after="40"/>
+              <w:spacing w:before="40" w:after="40"/>
             </w:pPr>
             <w:r>
               <w:rPr>
@@ -2834,11 +3124,11 @@
               <w:left w:w="150" w:type="dxa"/>
               <w:right w:w="150" w:type="dxa"/>
             </w:tcMar>
-            <w:shd w:fill="F9FAFB"/>
+            <w:shd w:val="clear" w:color="auto" w:fill="F2F4F7"/>
           </w:tcPr>
           <w:p>
             <w:pPr>
-              <w:spacing w:after="40"/>
+              <w:spacing w:before="40" w:after="40"/>
             </w:pPr>
             <w:r>
               <w:rPr>
@@ -2859,11 +3149,11 @@
               <w:left w:w="150" w:type="dxa"/>
               <w:right w:w="150" w:type="dxa"/>
             </w:tcMar>
-            <w:shd w:fill="F9FAFB"/>
+            <w:shd w:val="clear" w:color="auto" w:fill="F2F4F7"/>
           </w:tcPr>
           <w:p>
             <w:pPr>
-              <w:spacing w:after="40"/>
+              <w:spacing w:before="40" w:after="40"/>
             </w:pPr>
             <w:r>
               <w:rPr>
@@ -2884,11 +3174,11 @@
               <w:left w:w="150" w:type="dxa"/>
               <w:right w:w="150" w:type="dxa"/>
             </w:tcMar>
-            <w:shd w:fill="F9FAFB"/>
+            <w:shd w:val="clear" w:color="auto" w:fill="F2F4F7"/>
           </w:tcPr>
           <w:p>
             <w:pPr>
-              <w:spacing w:after="40"/>
+              <w:spacing w:before="40" w:after="40"/>
             </w:pPr>
             <w:r>
               <w:rPr>
@@ -2912,11 +3202,11 @@
               <w:left w:w="150" w:type="dxa"/>
               <w:right w:w="150" w:type="dxa"/>
             </w:tcMar>
-            <w:shd w:fill="FFFFFF"/>
+            <w:shd w:val="clear" w:color="auto" w:fill="FFFFFF"/>
           </w:tcPr>
           <w:p>
             <w:pPr>
-              <w:spacing w:after="40"/>
+              <w:spacing w:before="40" w:after="40"/>
             </w:pPr>
             <w:r>
               <w:rPr>
@@ -2938,11 +3228,11 @@
               <w:left w:w="150" w:type="dxa"/>
               <w:right w:w="150" w:type="dxa"/>
             </w:tcMar>
-            <w:shd w:fill="FFFFFF"/>
+            <w:shd w:val="clear" w:color="auto" w:fill="FFFFFF"/>
           </w:tcPr>
           <w:p>
             <w:pPr>
-              <w:spacing w:after="40"/>
+              <w:spacing w:before="40" w:after="40"/>
             </w:pPr>
             <w:r>
               <w:rPr>
@@ -2963,11 +3253,11 @@
               <w:left w:w="150" w:type="dxa"/>
               <w:right w:w="150" w:type="dxa"/>
             </w:tcMar>
-            <w:shd w:fill="FFFFFF"/>
+            <w:shd w:val="clear" w:color="auto" w:fill="FFFFFF"/>
           </w:tcPr>
           <w:p>
             <w:pPr>
-              <w:spacing w:after="40"/>
+              <w:spacing w:before="40" w:after="40"/>
             </w:pPr>
             <w:r>
               <w:rPr>
@@ -2979,9 +3269,9 @@
             </w:r>
             <w:r>
               <w:rPr>
-                <w:rFonts w:ascii="Consolas" w:hAnsi="Consolas"/>
-                <w:color w:val="1E40AF"/>
-                <w:sz w:val="19"/>
+                <w:rFonts w:ascii="Courier New" w:hAnsi="Courier New"/>
+                <w:color w:val="B42828"/>
+                <w:sz w:val="20"/>
               </w:rPr>
               <w:t>e22237</w:t>
             </w:r>
@@ -3004,11 +3294,11 @@
               <w:left w:w="150" w:type="dxa"/>
               <w:right w:w="150" w:type="dxa"/>
             </w:tcMar>
-            <w:shd w:fill="FFFFFF"/>
+            <w:shd w:val="clear" w:color="auto" w:fill="FFFFFF"/>
           </w:tcPr>
           <w:p>
             <w:pPr>
-              <w:spacing w:after="40"/>
+              <w:spacing w:before="40" w:after="40"/>
             </w:pPr>
             <w:r>
               <w:rPr>
@@ -3020,9 +3310,9 @@
             </w:r>
             <w:r>
               <w:rPr>
-                <w:rFonts w:ascii="Consolas" w:hAnsi="Consolas"/>
-                <w:color w:val="1E40AF"/>
-                <w:sz w:val="19"/>
+                <w:rFonts w:ascii="Courier New" w:hAnsi="Courier New"/>
+                <w:color w:val="B42828"/>
+                <w:sz w:val="20"/>
               </w:rPr>
               <w:t>wrongpass</w:t>
             </w:r>
@@ -3037,11 +3327,11 @@
               <w:left w:w="150" w:type="dxa"/>
               <w:right w:w="150" w:type="dxa"/>
             </w:tcMar>
-            <w:shd w:fill="FFFFFF"/>
+            <w:shd w:val="clear" w:color="auto" w:fill="FFFFFF"/>
           </w:tcPr>
           <w:p>
             <w:pPr>
-              <w:spacing w:after="40"/>
+              <w:spacing w:before="40" w:after="40"/>
             </w:pPr>
             <w:r>
               <w:rPr>
@@ -3062,11 +3352,11 @@
               <w:left w:w="150" w:type="dxa"/>
               <w:right w:w="150" w:type="dxa"/>
             </w:tcMar>
-            <w:shd w:fill="FFFFFF"/>
+            <w:shd w:val="clear" w:color="auto" w:fill="FFFFFF"/>
           </w:tcPr>
           <w:p>
             <w:pPr>
-              <w:spacing w:after="40"/>
+              <w:spacing w:before="40" w:after="40"/>
             </w:pPr>
             <w:r>
               <w:rPr>
@@ -3087,11 +3377,11 @@
               <w:left w:w="150" w:type="dxa"/>
               <w:right w:w="150" w:type="dxa"/>
             </w:tcMar>
-            <w:shd w:fill="FFFFFF"/>
+            <w:shd w:val="clear" w:color="auto" w:fill="FFFFFF"/>
           </w:tcPr>
           <w:p>
             <w:pPr>
-              <w:spacing w:after="40"/>
+              <w:spacing w:before="40" w:after="40"/>
             </w:pPr>
             <w:r>
               <w:rPr>
@@ -3115,11 +3405,11 @@
               <w:left w:w="150" w:type="dxa"/>
               <w:right w:w="150" w:type="dxa"/>
             </w:tcMar>
-            <w:shd w:fill="F9FAFB"/>
+            <w:shd w:val="clear" w:color="auto" w:fill="F2F4F7"/>
           </w:tcPr>
           <w:p>
             <w:pPr>
-              <w:spacing w:after="40"/>
+              <w:spacing w:before="40" w:after="40"/>
             </w:pPr>
             <w:r>
               <w:rPr>
@@ -3141,11 +3431,11 @@
               <w:left w:w="150" w:type="dxa"/>
               <w:right w:w="150" w:type="dxa"/>
             </w:tcMar>
-            <w:shd w:fill="F9FAFB"/>
+            <w:shd w:val="clear" w:color="auto" w:fill="F2F4F7"/>
           </w:tcPr>
           <w:p>
             <w:pPr>
-              <w:spacing w:after="40"/>
+              <w:spacing w:before="40" w:after="40"/>
             </w:pPr>
             <w:r>
               <w:rPr>
@@ -3166,11 +3456,11 @@
               <w:left w:w="150" w:type="dxa"/>
               <w:right w:w="150" w:type="dxa"/>
             </w:tcMar>
-            <w:shd w:fill="F9FAFB"/>
+            <w:shd w:val="clear" w:color="auto" w:fill="F2F4F7"/>
           </w:tcPr>
           <w:p>
             <w:pPr>
-              <w:spacing w:after="40"/>
+              <w:spacing w:before="40" w:after="40"/>
             </w:pPr>
             <w:r>
               <w:rPr>
@@ -3191,11 +3481,11 @@
               <w:left w:w="150" w:type="dxa"/>
               <w:right w:w="150" w:type="dxa"/>
             </w:tcMar>
-            <w:shd w:fill="F9FAFB"/>
+            <w:shd w:val="clear" w:color="auto" w:fill="F2F4F7"/>
           </w:tcPr>
           <w:p>
             <w:pPr>
-              <w:spacing w:after="40"/>
+              <w:spacing w:before="40" w:after="40"/>
             </w:pPr>
             <w:r>
               <w:rPr>
@@ -3216,11 +3506,11 @@
               <w:left w:w="150" w:type="dxa"/>
               <w:right w:w="150" w:type="dxa"/>
             </w:tcMar>
-            <w:shd w:fill="F9FAFB"/>
+            <w:shd w:val="clear" w:color="auto" w:fill="F2F4F7"/>
           </w:tcPr>
           <w:p>
             <w:pPr>
-              <w:spacing w:after="40"/>
+              <w:spacing w:before="40" w:after="40"/>
             </w:pPr>
             <w:r>
               <w:rPr>
@@ -3241,11 +3531,11 @@
               <w:left w:w="150" w:type="dxa"/>
               <w:right w:w="150" w:type="dxa"/>
             </w:tcMar>
-            <w:shd w:fill="F9FAFB"/>
+            <w:shd w:val="clear" w:color="auto" w:fill="F2F4F7"/>
           </w:tcPr>
           <w:p>
             <w:pPr>
-              <w:spacing w:after="40"/>
+              <w:spacing w:before="40" w:after="40"/>
             </w:pPr>
             <w:r>
               <w:rPr>
@@ -3266,11 +3556,11 @@
               <w:left w:w="150" w:type="dxa"/>
               <w:right w:w="150" w:type="dxa"/>
             </w:tcMar>
-            <w:shd w:fill="F9FAFB"/>
+            <w:shd w:val="clear" w:color="auto" w:fill="F2F4F7"/>
           </w:tcPr>
           <w:p>
             <w:pPr>
-              <w:spacing w:after="40"/>
+              <w:spacing w:before="40" w:after="40"/>
             </w:pPr>
             <w:r>
               <w:rPr>
@@ -3294,11 +3584,11 @@
               <w:left w:w="150" w:type="dxa"/>
               <w:right w:w="150" w:type="dxa"/>
             </w:tcMar>
-            <w:shd w:fill="FFFFFF"/>
+            <w:shd w:val="clear" w:color="auto" w:fill="FFFFFF"/>
           </w:tcPr>
           <w:p>
             <w:pPr>
-              <w:spacing w:after="40"/>
+              <w:spacing w:before="40" w:after="40"/>
             </w:pPr>
             <w:r>
               <w:rPr>
@@ -3320,11 +3610,11 @@
               <w:left w:w="150" w:type="dxa"/>
               <w:right w:w="150" w:type="dxa"/>
             </w:tcMar>
-            <w:shd w:fill="FFFFFF"/>
+            <w:shd w:val="clear" w:color="auto" w:fill="FFFFFF"/>
           </w:tcPr>
           <w:p>
             <w:pPr>
-              <w:spacing w:after="40"/>
+              <w:spacing w:before="40" w:after="40"/>
             </w:pPr>
             <w:r>
               <w:rPr>
@@ -3345,11 +3635,11 @@
               <w:left w:w="150" w:type="dxa"/>
               <w:right w:w="150" w:type="dxa"/>
             </w:tcMar>
-            <w:shd w:fill="FFFFFF"/>
+            <w:shd w:val="clear" w:color="auto" w:fill="FFFFFF"/>
           </w:tcPr>
           <w:p>
             <w:pPr>
-              <w:spacing w:after="40"/>
+              <w:spacing w:before="40" w:after="40"/>
             </w:pPr>
             <w:r>
               <w:rPr>
@@ -3370,11 +3660,11 @@
               <w:left w:w="150" w:type="dxa"/>
               <w:right w:w="150" w:type="dxa"/>
             </w:tcMar>
-            <w:shd w:fill="FFFFFF"/>
+            <w:shd w:val="clear" w:color="auto" w:fill="FFFFFF"/>
           </w:tcPr>
           <w:p>
             <w:pPr>
-              <w:spacing w:after="40"/>
+              <w:spacing w:before="40" w:after="40"/>
             </w:pPr>
             <w:r>
               <w:rPr>
@@ -3395,11 +3685,11 @@
               <w:left w:w="150" w:type="dxa"/>
               <w:right w:w="150" w:type="dxa"/>
             </w:tcMar>
-            <w:shd w:fill="FFFFFF"/>
+            <w:shd w:val="clear" w:color="auto" w:fill="FFFFFF"/>
           </w:tcPr>
           <w:p>
             <w:pPr>
-              <w:spacing w:after="40"/>
+              <w:spacing w:before="40" w:after="40"/>
             </w:pPr>
             <w:r>
               <w:rPr>
@@ -3411,9 +3701,9 @@
             </w:r>
             <w:r>
               <w:rPr>
-                <w:rFonts w:ascii="Consolas" w:hAnsi="Consolas"/>
-                <w:color w:val="1E40AF"/>
-                <w:sz w:val="19"/>
+                <w:rFonts w:ascii="Courier New" w:hAnsi="Courier New"/>
+                <w:color w:val="B42828"/>
+                <w:sz w:val="20"/>
               </w:rPr>
               <w:t>Pending</w:t>
             </w:r>
@@ -3428,11 +3718,11 @@
               <w:left w:w="150" w:type="dxa"/>
               <w:right w:w="150" w:type="dxa"/>
             </w:tcMar>
-            <w:shd w:fill="FFFFFF"/>
+            <w:shd w:val="clear" w:color="auto" w:fill="FFFFFF"/>
           </w:tcPr>
           <w:p>
             <w:pPr>
-              <w:spacing w:after="40"/>
+              <w:spacing w:before="40" w:after="40"/>
             </w:pPr>
             <w:r>
               <w:rPr>
@@ -3444,9 +3734,9 @@
             </w:r>
             <w:r>
               <w:rPr>
-                <w:rFonts w:ascii="Consolas" w:hAnsi="Consolas"/>
-                <w:color w:val="1E40AF"/>
-                <w:sz w:val="19"/>
+                <w:rFonts w:ascii="Courier New" w:hAnsi="Courier New"/>
+                <w:color w:val="B42828"/>
+                <w:sz w:val="20"/>
               </w:rPr>
               <w:t>Pending</w:t>
             </w:r>
@@ -3461,11 +3751,11 @@
               <w:left w:w="150" w:type="dxa"/>
               <w:right w:w="150" w:type="dxa"/>
             </w:tcMar>
-            <w:shd w:fill="FFFFFF"/>
+            <w:shd w:val="clear" w:color="auto" w:fill="FFFFFF"/>
           </w:tcPr>
           <w:p>
             <w:pPr>
-              <w:spacing w:after="40"/>
+              <w:spacing w:before="40" w:after="40"/>
             </w:pPr>
             <w:r>
               <w:rPr>
@@ -3489,11 +3779,11 @@
               <w:left w:w="150" w:type="dxa"/>
               <w:right w:w="150" w:type="dxa"/>
             </w:tcMar>
-            <w:shd w:fill="F9FAFB"/>
+            <w:shd w:val="clear" w:color="auto" w:fill="F2F4F7"/>
           </w:tcPr>
           <w:p>
             <w:pPr>
-              <w:spacing w:after="40"/>
+              <w:spacing w:before="40" w:after="40"/>
             </w:pPr>
             <w:r>
               <w:rPr>
@@ -3515,11 +3805,11 @@
               <w:left w:w="150" w:type="dxa"/>
               <w:right w:w="150" w:type="dxa"/>
             </w:tcMar>
-            <w:shd w:fill="F9FAFB"/>
+            <w:shd w:val="clear" w:color="auto" w:fill="F2F4F7"/>
           </w:tcPr>
           <w:p>
             <w:pPr>
-              <w:spacing w:after="40"/>
+              <w:spacing w:before="40" w:after="40"/>
             </w:pPr>
             <w:r>
               <w:rPr>
@@ -3540,11 +3830,11 @@
               <w:left w:w="150" w:type="dxa"/>
               <w:right w:w="150" w:type="dxa"/>
             </w:tcMar>
-            <w:shd w:fill="F9FAFB"/>
+            <w:shd w:val="clear" w:color="auto" w:fill="F2F4F7"/>
           </w:tcPr>
           <w:p>
             <w:pPr>
-              <w:spacing w:after="40"/>
+              <w:spacing w:before="40" w:after="40"/>
             </w:pPr>
             <w:r>
               <w:rPr>
@@ -3565,11 +3855,11 @@
               <w:left w:w="150" w:type="dxa"/>
               <w:right w:w="150" w:type="dxa"/>
             </w:tcMar>
-            <w:shd w:fill="F9FAFB"/>
+            <w:shd w:val="clear" w:color="auto" w:fill="F2F4F7"/>
           </w:tcPr>
           <w:p>
             <w:pPr>
-              <w:spacing w:after="40"/>
+              <w:spacing w:before="40" w:after="40"/>
             </w:pPr>
             <w:r>
               <w:rPr>
@@ -3590,11 +3880,11 @@
               <w:left w:w="150" w:type="dxa"/>
               <w:right w:w="150" w:type="dxa"/>
             </w:tcMar>
-            <w:shd w:fill="F9FAFB"/>
+            <w:shd w:val="clear" w:color="auto" w:fill="F2F4F7"/>
           </w:tcPr>
           <w:p>
             <w:pPr>
-              <w:spacing w:after="40"/>
+              <w:spacing w:before="40" w:after="40"/>
             </w:pPr>
             <w:r>
               <w:rPr>
@@ -3606,9 +3896,9 @@
             </w:r>
             <w:r>
               <w:rPr>
-                <w:rFonts w:ascii="Consolas" w:hAnsi="Consolas"/>
-                <w:color w:val="1E40AF"/>
-                <w:sz w:val="19"/>
+                <w:rFonts w:ascii="Courier New" w:hAnsi="Courier New"/>
+                <w:color w:val="B42828"/>
+                <w:sz w:val="20"/>
               </w:rPr>
               <w:t>Booked</w:t>
             </w:r>
@@ -3631,11 +3921,11 @@
               <w:left w:w="150" w:type="dxa"/>
               <w:right w:w="150" w:type="dxa"/>
             </w:tcMar>
-            <w:shd w:fill="F9FAFB"/>
+            <w:shd w:val="clear" w:color="auto" w:fill="F2F4F7"/>
           </w:tcPr>
           <w:p>
             <w:pPr>
-              <w:spacing w:after="40"/>
+              <w:spacing w:before="40" w:after="40"/>
             </w:pPr>
             <w:r>
               <w:rPr>
@@ -3656,11 +3946,11 @@
               <w:left w:w="150" w:type="dxa"/>
               <w:right w:w="150" w:type="dxa"/>
             </w:tcMar>
-            <w:shd w:fill="F9FAFB"/>
+            <w:shd w:val="clear" w:color="auto" w:fill="F2F4F7"/>
           </w:tcPr>
           <w:p>
             <w:pPr>
-              <w:spacing w:after="40"/>
+              <w:spacing w:before="40" w:after="40"/>
             </w:pPr>
             <w:r>
               <w:rPr>
@@ -3684,11 +3974,11 @@
               <w:left w:w="150" w:type="dxa"/>
               <w:right w:w="150" w:type="dxa"/>
             </w:tcMar>
-            <w:shd w:fill="FFFFFF"/>
+            <w:shd w:val="clear" w:color="auto" w:fill="FFFFFF"/>
           </w:tcPr>
           <w:p>
             <w:pPr>
-              <w:spacing w:after="40"/>
+              <w:spacing w:before="40" w:after="40"/>
             </w:pPr>
             <w:r>
               <w:rPr>
@@ -3710,11 +4000,11 @@
               <w:left w:w="150" w:type="dxa"/>
               <w:right w:w="150" w:type="dxa"/>
             </w:tcMar>
-            <w:shd w:fill="FFFFFF"/>
+            <w:shd w:val="clear" w:color="auto" w:fill="FFFFFF"/>
           </w:tcPr>
           <w:p>
             <w:pPr>
-              <w:spacing w:after="40"/>
+              <w:spacing w:before="40" w:after="40"/>
             </w:pPr>
             <w:r>
               <w:rPr>
@@ -3735,11 +4025,11 @@
               <w:left w:w="150" w:type="dxa"/>
               <w:right w:w="150" w:type="dxa"/>
             </w:tcMar>
-            <w:shd w:fill="FFFFFF"/>
+            <w:shd w:val="clear" w:color="auto" w:fill="FFFFFF"/>
           </w:tcPr>
           <w:p>
             <w:pPr>
-              <w:spacing w:after="40"/>
+              <w:spacing w:before="40" w:after="40"/>
             </w:pPr>
             <w:r>
               <w:rPr>
@@ -3760,11 +4050,11 @@
               <w:left w:w="150" w:type="dxa"/>
               <w:right w:w="150" w:type="dxa"/>
             </w:tcMar>
-            <w:shd w:fill="FFFFFF"/>
+            <w:shd w:val="clear" w:color="auto" w:fill="FFFFFF"/>
           </w:tcPr>
           <w:p>
             <w:pPr>
-              <w:spacing w:after="40"/>
+              <w:spacing w:before="40" w:after="40"/>
             </w:pPr>
             <w:r>
               <w:rPr>
@@ -3785,11 +4075,11 @@
               <w:left w:w="150" w:type="dxa"/>
               <w:right w:w="150" w:type="dxa"/>
             </w:tcMar>
-            <w:shd w:fill="FFFFFF"/>
+            <w:shd w:val="clear" w:color="auto" w:fill="FFFFFF"/>
           </w:tcPr>
           <w:p>
             <w:pPr>
-              <w:spacing w:after="40"/>
+              <w:spacing w:before="40" w:after="40"/>
             </w:pPr>
             <w:r>
               <w:rPr>
@@ -3810,11 +4100,11 @@
               <w:left w:w="150" w:type="dxa"/>
               <w:right w:w="150" w:type="dxa"/>
             </w:tcMar>
-            <w:shd w:fill="FFFFFF"/>
+            <w:shd w:val="clear" w:color="auto" w:fill="FFFFFF"/>
           </w:tcPr>
           <w:p>
             <w:pPr>
-              <w:spacing w:after="40"/>
+              <w:spacing w:before="40" w:after="40"/>
             </w:pPr>
             <w:r>
               <w:rPr>
@@ -3835,11 +4125,11 @@
               <w:left w:w="150" w:type="dxa"/>
               <w:right w:w="150" w:type="dxa"/>
             </w:tcMar>
-            <w:shd w:fill="FFFFFF"/>
+            <w:shd w:val="clear" w:color="auto" w:fill="FFFFFF"/>
           </w:tcPr>
           <w:p>
             <w:pPr>
-              <w:spacing w:after="40"/>
+              <w:spacing w:before="40" w:after="40"/>
             </w:pPr>
             <w:r>
               <w:rPr>
@@ -3863,11 +4153,11 @@
               <w:left w:w="150" w:type="dxa"/>
               <w:right w:w="150" w:type="dxa"/>
             </w:tcMar>
-            <w:shd w:fill="F9FAFB"/>
+            <w:shd w:val="clear" w:color="auto" w:fill="F2F4F7"/>
           </w:tcPr>
           <w:p>
             <w:pPr>
-              <w:spacing w:after="40"/>
+              <w:spacing w:before="40" w:after="40"/>
             </w:pPr>
             <w:r>
               <w:rPr>
@@ -3889,11 +4179,11 @@
               <w:left w:w="150" w:type="dxa"/>
               <w:right w:w="150" w:type="dxa"/>
             </w:tcMar>
-            <w:shd w:fill="F9FAFB"/>
+            <w:shd w:val="clear" w:color="auto" w:fill="F2F4F7"/>
           </w:tcPr>
           <w:p>
             <w:pPr>
-              <w:spacing w:after="40"/>
+              <w:spacing w:before="40" w:after="40"/>
             </w:pPr>
             <w:r>
               <w:rPr>
@@ -3914,11 +4204,11 @@
               <w:left w:w="150" w:type="dxa"/>
               <w:right w:w="150" w:type="dxa"/>
             </w:tcMar>
-            <w:shd w:fill="F9FAFB"/>
+            <w:shd w:val="clear" w:color="auto" w:fill="F2F4F7"/>
           </w:tcPr>
           <w:p>
             <w:pPr>
-              <w:spacing w:after="40"/>
+              <w:spacing w:before="40" w:after="40"/>
             </w:pPr>
             <w:r>
               <w:rPr>
@@ -3939,11 +4229,11 @@
               <w:left w:w="150" w:type="dxa"/>
               <w:right w:w="150" w:type="dxa"/>
             </w:tcMar>
-            <w:shd w:fill="F9FAFB"/>
+            <w:shd w:val="clear" w:color="auto" w:fill="F2F4F7"/>
           </w:tcPr>
           <w:p>
             <w:pPr>
-              <w:spacing w:after="40"/>
+              <w:spacing w:before="40" w:after="40"/>
             </w:pPr>
             <w:r>
               <w:rPr>
@@ -3973,11 +4263,11 @@
               <w:left w:w="150" w:type="dxa"/>
               <w:right w:w="150" w:type="dxa"/>
             </w:tcMar>
-            <w:shd w:fill="F9FAFB"/>
+            <w:shd w:val="clear" w:color="auto" w:fill="F2F4F7"/>
           </w:tcPr>
           <w:p>
             <w:pPr>
-              <w:spacing w:after="40"/>
+              <w:spacing w:before="40" w:after="40"/>
             </w:pPr>
             <w:r>
               <w:rPr>
@@ -3989,9 +4279,9 @@
             </w:r>
             <w:r>
               <w:rPr>
-                <w:rFonts w:ascii="Consolas" w:hAnsi="Consolas"/>
-                <w:color w:val="1E40AF"/>
-                <w:sz w:val="19"/>
+                <w:rFonts w:ascii="Courier New" w:hAnsi="Courier New"/>
+                <w:color w:val="B42828"/>
+                <w:sz w:val="20"/>
               </w:rPr>
               <w:t>verified</w:t>
             </w:r>
@@ -4014,11 +4304,11 @@
               <w:left w:w="150" w:type="dxa"/>
               <w:right w:w="150" w:type="dxa"/>
             </w:tcMar>
-            <w:shd w:fill="F9FAFB"/>
+            <w:shd w:val="clear" w:color="auto" w:fill="F2F4F7"/>
           </w:tcPr>
           <w:p>
             <w:pPr>
-              <w:spacing w:after="40"/>
+              <w:spacing w:before="40" w:after="40"/>
             </w:pPr>
             <w:r>
               <w:rPr>
@@ -4030,9 +4320,9 @@
             </w:r>
             <w:r>
               <w:rPr>
-                <w:rFonts w:ascii="Consolas" w:hAnsi="Consolas"/>
-                <w:color w:val="1E40AF"/>
-                <w:sz w:val="19"/>
+                <w:rFonts w:ascii="Courier New" w:hAnsi="Courier New"/>
+                <w:color w:val="B42828"/>
+                <w:sz w:val="20"/>
               </w:rPr>
               <w:t>verified</w:t>
             </w:r>
@@ -4047,11 +4337,11 @@
               <w:left w:w="150" w:type="dxa"/>
               <w:right w:w="150" w:type="dxa"/>
             </w:tcMar>
-            <w:shd w:fill="F9FAFB"/>
+            <w:shd w:val="clear" w:color="auto" w:fill="F2F4F7"/>
           </w:tcPr>
           <w:p>
             <w:pPr>
-              <w:spacing w:after="40"/>
+              <w:spacing w:before="40" w:after="40"/>
             </w:pPr>
             <w:r>
               <w:rPr>
@@ -4075,11 +4365,11 @@
               <w:left w:w="150" w:type="dxa"/>
               <w:right w:w="150" w:type="dxa"/>
             </w:tcMar>
-            <w:shd w:fill="FFFFFF"/>
+            <w:shd w:val="clear" w:color="auto" w:fill="FFFFFF"/>
           </w:tcPr>
           <w:p>
             <w:pPr>
-              <w:spacing w:after="40"/>
+              <w:spacing w:before="40" w:after="40"/>
             </w:pPr>
             <w:r>
               <w:rPr>
@@ -4101,11 +4391,11 @@
               <w:left w:w="150" w:type="dxa"/>
               <w:right w:w="150" w:type="dxa"/>
             </w:tcMar>
-            <w:shd w:fill="FFFFFF"/>
+            <w:shd w:val="clear" w:color="auto" w:fill="FFFFFF"/>
           </w:tcPr>
           <w:p>
             <w:pPr>
-              <w:spacing w:after="40"/>
+              <w:spacing w:before="40" w:after="40"/>
             </w:pPr>
             <w:r>
               <w:rPr>
@@ -4126,11 +4416,11 @@
               <w:left w:w="150" w:type="dxa"/>
               <w:right w:w="150" w:type="dxa"/>
             </w:tcMar>
-            <w:shd w:fill="FFFFFF"/>
+            <w:shd w:val="clear" w:color="auto" w:fill="FFFFFF"/>
           </w:tcPr>
           <w:p>
             <w:pPr>
-              <w:spacing w:after="40"/>
+              <w:spacing w:before="40" w:after="40"/>
             </w:pPr>
             <w:r>
               <w:rPr>
@@ -4151,11 +4441,11 @@
               <w:left w:w="150" w:type="dxa"/>
               <w:right w:w="150" w:type="dxa"/>
             </w:tcMar>
-            <w:shd w:fill="FFFFFF"/>
+            <w:shd w:val="clear" w:color="auto" w:fill="FFFFFF"/>
           </w:tcPr>
           <w:p>
             <w:pPr>
-              <w:spacing w:after="40"/>
+              <w:spacing w:before="40" w:after="40"/>
             </w:pPr>
             <w:r>
               <w:rPr>
@@ -4176,11 +4466,11 @@
               <w:left w:w="150" w:type="dxa"/>
               <w:right w:w="150" w:type="dxa"/>
             </w:tcMar>
-            <w:shd w:fill="FFFFFF"/>
+            <w:shd w:val="clear" w:color="auto" w:fill="FFFFFF"/>
           </w:tcPr>
           <w:p>
             <w:pPr>
-              <w:spacing w:after="40"/>
+              <w:spacing w:before="40" w:after="40"/>
             </w:pPr>
             <w:r>
               <w:rPr>
@@ -4201,11 +4491,11 @@
               <w:left w:w="150" w:type="dxa"/>
               <w:right w:w="150" w:type="dxa"/>
             </w:tcMar>
-            <w:shd w:fill="FFFFFF"/>
+            <w:shd w:val="clear" w:color="auto" w:fill="FFFFFF"/>
           </w:tcPr>
           <w:p>
             <w:pPr>
-              <w:spacing w:after="40"/>
+              <w:spacing w:before="40" w:after="40"/>
             </w:pPr>
             <w:r>
               <w:rPr>
@@ -4226,11 +4516,11 @@
               <w:left w:w="150" w:type="dxa"/>
               <w:right w:w="150" w:type="dxa"/>
             </w:tcMar>
-            <w:shd w:fill="FFFFFF"/>
+            <w:shd w:val="clear" w:color="auto" w:fill="FFFFFF"/>
           </w:tcPr>
           <w:p>
             <w:pPr>
-              <w:spacing w:after="40"/>
+              <w:spacing w:before="40" w:after="40"/>
             </w:pPr>
             <w:r>
               <w:rPr>
@@ -4254,11 +4544,11 @@
               <w:left w:w="150" w:type="dxa"/>
               <w:right w:w="150" w:type="dxa"/>
             </w:tcMar>
-            <w:shd w:fill="F9FAFB"/>
+            <w:shd w:val="clear" w:color="auto" w:fill="F2F4F7"/>
           </w:tcPr>
           <w:p>
             <w:pPr>
-              <w:spacing w:after="40"/>
+              <w:spacing w:before="40" w:after="40"/>
             </w:pPr>
             <w:r>
               <w:rPr>
@@ -4280,11 +4570,11 @@
               <w:left w:w="150" w:type="dxa"/>
               <w:right w:w="150" w:type="dxa"/>
             </w:tcMar>
-            <w:shd w:fill="F9FAFB"/>
+            <w:shd w:val="clear" w:color="auto" w:fill="F2F4F7"/>
           </w:tcPr>
           <w:p>
             <w:pPr>
-              <w:spacing w:after="40"/>
+              <w:spacing w:before="40" w:after="40"/>
             </w:pPr>
             <w:r>
               <w:rPr>
@@ -4305,11 +4595,11 @@
               <w:left w:w="150" w:type="dxa"/>
               <w:right w:w="150" w:type="dxa"/>
             </w:tcMar>
-            <w:shd w:fill="F9FAFB"/>
+            <w:shd w:val="clear" w:color="auto" w:fill="F2F4F7"/>
           </w:tcPr>
           <w:p>
             <w:pPr>
-              <w:spacing w:after="40"/>
+              <w:spacing w:before="40" w:after="40"/>
             </w:pPr>
             <w:r>
               <w:rPr>
@@ -4321,9 +4611,9 @@
             </w:r>
             <w:r>
               <w:rPr>
-                <w:rFonts w:ascii="Consolas" w:hAnsi="Consolas"/>
-                <w:color w:val="1E40AF"/>
-                <w:sz w:val="19"/>
+                <w:rFonts w:ascii="Courier New" w:hAnsi="Courier New"/>
+                <w:color w:val="B42828"/>
+                <w:sz w:val="20"/>
               </w:rPr>
               <w:t>auto_booking=true</w:t>
             </w:r>
@@ -4338,11 +4628,11 @@
               <w:left w:w="150" w:type="dxa"/>
               <w:right w:w="150" w:type="dxa"/>
             </w:tcMar>
-            <w:shd w:fill="F9FAFB"/>
+            <w:shd w:val="clear" w:color="auto" w:fill="F2F4F7"/>
           </w:tcPr>
           <w:p>
             <w:pPr>
-              <w:spacing w:after="40"/>
+              <w:spacing w:before="40" w:after="40"/>
             </w:pPr>
             <w:r>
               <w:rPr>
@@ -4363,11 +4653,11 @@
               <w:left w:w="150" w:type="dxa"/>
               <w:right w:w="150" w:type="dxa"/>
             </w:tcMar>
-            <w:shd w:fill="F9FAFB"/>
+            <w:shd w:val="clear" w:color="auto" w:fill="F2F4F7"/>
           </w:tcPr>
           <w:p>
             <w:pPr>
-              <w:spacing w:after="40"/>
+              <w:spacing w:before="40" w:after="40"/>
             </w:pPr>
             <w:r>
               <w:rPr>
@@ -4379,9 +4669,9 @@
             </w:r>
             <w:r>
               <w:rPr>
-                <w:rFonts w:ascii="Consolas" w:hAnsi="Consolas"/>
-                <w:color w:val="1E40AF"/>
-                <w:sz w:val="19"/>
+                <w:rFonts w:ascii="Courier New" w:hAnsi="Courier New"/>
+                <w:color w:val="B42828"/>
+                <w:sz w:val="20"/>
               </w:rPr>
               <w:t>Approved</w:t>
             </w:r>
@@ -4404,11 +4694,11 @@
               <w:left w:w="150" w:type="dxa"/>
               <w:right w:w="150" w:type="dxa"/>
             </w:tcMar>
-            <w:shd w:fill="F9FAFB"/>
+            <w:shd w:val="clear" w:color="auto" w:fill="F2F4F7"/>
           </w:tcPr>
           <w:p>
             <w:pPr>
-              <w:spacing w:after="40"/>
+              <w:spacing w:before="40" w:after="40"/>
             </w:pPr>
             <w:r>
               <w:rPr>
@@ -4429,11 +4719,11 @@
               <w:left w:w="150" w:type="dxa"/>
               <w:right w:w="150" w:type="dxa"/>
             </w:tcMar>
-            <w:shd w:fill="F9FAFB"/>
+            <w:shd w:val="clear" w:color="auto" w:fill="F2F4F7"/>
           </w:tcPr>
           <w:p>
             <w:pPr>
-              <w:spacing w:after="40"/>
+              <w:spacing w:before="40" w:after="40"/>
             </w:pPr>
             <w:r>
               <w:rPr>
@@ -4457,11 +4747,11 @@
               <w:left w:w="150" w:type="dxa"/>
               <w:right w:w="150" w:type="dxa"/>
             </w:tcMar>
-            <w:shd w:fill="FFFFFF"/>
+            <w:shd w:val="clear" w:color="auto" w:fill="FFFFFF"/>
           </w:tcPr>
           <w:p>
             <w:pPr>
-              <w:spacing w:after="40"/>
+              <w:spacing w:before="40" w:after="40"/>
             </w:pPr>
             <w:r>
               <w:rPr>
@@ -4483,11 +4773,11 @@
               <w:left w:w="150" w:type="dxa"/>
               <w:right w:w="150" w:type="dxa"/>
             </w:tcMar>
-            <w:shd w:fill="FFFFFF"/>
+            <w:shd w:val="clear" w:color="auto" w:fill="FFFFFF"/>
           </w:tcPr>
           <w:p>
             <w:pPr>
-              <w:spacing w:after="40"/>
+              <w:spacing w:before="40" w:after="40"/>
             </w:pPr>
             <w:r>
               <w:rPr>
@@ -4508,11 +4798,11 @@
               <w:left w:w="150" w:type="dxa"/>
               <w:right w:w="150" w:type="dxa"/>
             </w:tcMar>
-            <w:shd w:fill="FFFFFF"/>
+            <w:shd w:val="clear" w:color="auto" w:fill="FFFFFF"/>
           </w:tcPr>
           <w:p>
             <w:pPr>
-              <w:spacing w:after="40"/>
+              <w:spacing w:before="40" w:after="40"/>
             </w:pPr>
             <w:r>
               <w:rPr>
@@ -4524,9 +4814,9 @@
             </w:r>
             <w:r>
               <w:rPr>
-                <w:rFonts w:ascii="Consolas" w:hAnsi="Consolas"/>
-                <w:color w:val="1E40AF"/>
-                <w:sz w:val="19"/>
+                <w:rFonts w:ascii="Courier New" w:hAnsi="Courier New"/>
+                <w:color w:val="B42828"/>
+                <w:sz w:val="20"/>
               </w:rPr>
               <w:t>auto_booking=false</w:t>
             </w:r>
@@ -4541,11 +4831,11 @@
               <w:left w:w="150" w:type="dxa"/>
               <w:right w:w="150" w:type="dxa"/>
             </w:tcMar>
-            <w:shd w:fill="FFFFFF"/>
+            <w:shd w:val="clear" w:color="auto" w:fill="FFFFFF"/>
           </w:tcPr>
           <w:p>
             <w:pPr>
-              <w:spacing w:after="40"/>
+              <w:spacing w:before="40" w:after="40"/>
             </w:pPr>
             <w:r>
               <w:rPr>
@@ -4566,11 +4856,11 @@
               <w:left w:w="150" w:type="dxa"/>
               <w:right w:w="150" w:type="dxa"/>
             </w:tcMar>
-            <w:shd w:fill="FFFFFF"/>
+            <w:shd w:val="clear" w:color="auto" w:fill="FFFFFF"/>
           </w:tcPr>
           <w:p>
             <w:pPr>
-              <w:spacing w:after="40"/>
+              <w:spacing w:before="40" w:after="40"/>
             </w:pPr>
             <w:r>
               <w:rPr>
@@ -4582,9 +4872,9 @@
             </w:r>
             <w:r>
               <w:rPr>
-                <w:rFonts w:ascii="Consolas" w:hAnsi="Consolas"/>
-                <w:color w:val="1E40AF"/>
-                <w:sz w:val="19"/>
+                <w:rFonts w:ascii="Courier New" w:hAnsi="Courier New"/>
+                <w:color w:val="B42828"/>
+                <w:sz w:val="20"/>
               </w:rPr>
               <w:t>Pending AR</w:t>
             </w:r>
@@ -4607,11 +4897,11 @@
               <w:left w:w="150" w:type="dxa"/>
               <w:right w:w="150" w:type="dxa"/>
             </w:tcMar>
-            <w:shd w:fill="FFFFFF"/>
+            <w:shd w:val="clear" w:color="auto" w:fill="FFFFFF"/>
           </w:tcPr>
           <w:p>
             <w:pPr>
-              <w:spacing w:after="40"/>
+              <w:spacing w:before="40" w:after="40"/>
             </w:pPr>
             <w:r>
               <w:rPr>
@@ -4623,9 +4913,9 @@
             </w:r>
             <w:r>
               <w:rPr>
-                <w:rFonts w:ascii="Consolas" w:hAnsi="Consolas"/>
-                <w:color w:val="1E40AF"/>
-                <w:sz w:val="19"/>
+                <w:rFonts w:ascii="Courier New" w:hAnsi="Courier New"/>
+                <w:color w:val="B42828"/>
+                <w:sz w:val="20"/>
               </w:rPr>
               <w:t>Pending AR</w:t>
             </w:r>
@@ -4640,11 +4930,11 @@
               <w:left w:w="150" w:type="dxa"/>
               <w:right w:w="150" w:type="dxa"/>
             </w:tcMar>
-            <w:shd w:fill="FFFFFF"/>
+            <w:shd w:val="clear" w:color="auto" w:fill="FFFFFF"/>
           </w:tcPr>
           <w:p>
             <w:pPr>
-              <w:spacing w:after="40"/>
+              <w:spacing w:before="40" w:after="40"/>
             </w:pPr>
             <w:r>
               <w:rPr>
@@ -4668,11 +4958,11 @@
               <w:left w:w="150" w:type="dxa"/>
               <w:right w:w="150" w:type="dxa"/>
             </w:tcMar>
-            <w:shd w:fill="F9FAFB"/>
+            <w:shd w:val="clear" w:color="auto" w:fill="F2F4F7"/>
           </w:tcPr>
           <w:p>
             <w:pPr>
-              <w:spacing w:after="40"/>
+              <w:spacing w:before="40" w:after="40"/>
             </w:pPr>
             <w:r>
               <w:rPr>
@@ -4694,11 +4984,11 @@
               <w:left w:w="150" w:type="dxa"/>
               <w:right w:w="150" w:type="dxa"/>
             </w:tcMar>
-            <w:shd w:fill="F9FAFB"/>
+            <w:shd w:val="clear" w:color="auto" w:fill="F2F4F7"/>
           </w:tcPr>
           <w:p>
             <w:pPr>
-              <w:spacing w:after="40"/>
+              <w:spacing w:before="40" w:after="40"/>
             </w:pPr>
             <w:r>
               <w:rPr>
@@ -4719,11 +5009,11 @@
               <w:left w:w="150" w:type="dxa"/>
               <w:right w:w="150" w:type="dxa"/>
             </w:tcMar>
-            <w:shd w:fill="F9FAFB"/>
+            <w:shd w:val="clear" w:color="auto" w:fill="F2F4F7"/>
           </w:tcPr>
           <w:p>
             <w:pPr>
-              <w:spacing w:after="40"/>
+              <w:spacing w:before="40" w:after="40"/>
             </w:pPr>
             <w:r>
               <w:rPr>
@@ -4744,11 +5034,11 @@
               <w:left w:w="150" w:type="dxa"/>
               <w:right w:w="150" w:type="dxa"/>
             </w:tcMar>
-            <w:shd w:fill="F9FAFB"/>
+            <w:shd w:val="clear" w:color="auto" w:fill="F2F4F7"/>
           </w:tcPr>
           <w:p>
             <w:pPr>
-              <w:spacing w:after="40"/>
+              <w:spacing w:before="40" w:after="40"/>
             </w:pPr>
             <w:r>
               <w:rPr>
@@ -4769,11 +5059,11 @@
               <w:left w:w="150" w:type="dxa"/>
               <w:right w:w="150" w:type="dxa"/>
             </w:tcMar>
-            <w:shd w:fill="F9FAFB"/>
+            <w:shd w:val="clear" w:color="auto" w:fill="F2F4F7"/>
           </w:tcPr>
           <w:p>
             <w:pPr>
-              <w:spacing w:after="40"/>
+              <w:spacing w:before="40" w:after="40"/>
             </w:pPr>
             <w:r>
               <w:rPr>
@@ -4794,11 +5084,11 @@
               <w:left w:w="150" w:type="dxa"/>
               <w:right w:w="150" w:type="dxa"/>
             </w:tcMar>
-            <w:shd w:fill="F9FAFB"/>
+            <w:shd w:val="clear" w:color="auto" w:fill="F2F4F7"/>
           </w:tcPr>
           <w:p>
             <w:pPr>
-              <w:spacing w:after="40"/>
+              <w:spacing w:before="40" w:after="40"/>
             </w:pPr>
             <w:r>
               <w:rPr>
@@ -4819,11 +5109,11 @@
               <w:left w:w="150" w:type="dxa"/>
               <w:right w:w="150" w:type="dxa"/>
             </w:tcMar>
-            <w:shd w:fill="F9FAFB"/>
+            <w:shd w:val="clear" w:color="auto" w:fill="F2F4F7"/>
           </w:tcPr>
           <w:p>
             <w:pPr>
-              <w:spacing w:after="40"/>
+              <w:spacing w:before="40" w:after="40"/>
             </w:pPr>
             <w:r>
               <w:rPr>
@@ -4847,11 +5137,11 @@
               <w:left w:w="150" w:type="dxa"/>
               <w:right w:w="150" w:type="dxa"/>
             </w:tcMar>
-            <w:shd w:fill="FFFFFF"/>
+            <w:shd w:val="clear" w:color="auto" w:fill="FFFFFF"/>
           </w:tcPr>
           <w:p>
             <w:pPr>
-              <w:spacing w:after="40"/>
+              <w:spacing w:before="40" w:after="40"/>
             </w:pPr>
             <w:r>
               <w:rPr>
@@ -4873,11 +5163,11 @@
               <w:left w:w="150" w:type="dxa"/>
               <w:right w:w="150" w:type="dxa"/>
             </w:tcMar>
-            <w:shd w:fill="FFFFFF"/>
+            <w:shd w:val="clear" w:color="auto" w:fill="FFFFFF"/>
           </w:tcPr>
           <w:p>
             <w:pPr>
-              <w:spacing w:after="40"/>
+              <w:spacing w:before="40" w:after="40"/>
             </w:pPr>
             <w:r>
               <w:rPr>
@@ -4898,11 +5188,11 @@
               <w:left w:w="150" w:type="dxa"/>
               <w:right w:w="150" w:type="dxa"/>
             </w:tcMar>
-            <w:shd w:fill="FFFFFF"/>
+            <w:shd w:val="clear" w:color="auto" w:fill="FFFFFF"/>
           </w:tcPr>
           <w:p>
             <w:pPr>
-              <w:spacing w:after="40"/>
+              <w:spacing w:before="40" w:after="40"/>
             </w:pPr>
             <w:r>
               <w:rPr>
@@ -4923,11 +5213,11 @@
               <w:left w:w="150" w:type="dxa"/>
               <w:right w:w="150" w:type="dxa"/>
             </w:tcMar>
-            <w:shd w:fill="FFFFFF"/>
+            <w:shd w:val="clear" w:color="auto" w:fill="FFFFFF"/>
           </w:tcPr>
           <w:p>
             <w:pPr>
-              <w:spacing w:after="40"/>
+              <w:spacing w:before="40" w:after="40"/>
             </w:pPr>
             <w:r>
               <w:rPr>
@@ -4948,11 +5238,11 @@
               <w:left w:w="150" w:type="dxa"/>
               <w:right w:w="150" w:type="dxa"/>
             </w:tcMar>
-            <w:shd w:fill="FFFFFF"/>
+            <w:shd w:val="clear" w:color="auto" w:fill="FFFFFF"/>
           </w:tcPr>
           <w:p>
             <w:pPr>
-              <w:spacing w:after="40"/>
+              <w:spacing w:before="40" w:after="40"/>
             </w:pPr>
             <w:r>
               <w:rPr>
@@ -4973,11 +5263,11 @@
               <w:left w:w="150" w:type="dxa"/>
               <w:right w:w="150" w:type="dxa"/>
             </w:tcMar>
-            <w:shd w:fill="FFFFFF"/>
+            <w:shd w:val="clear" w:color="auto" w:fill="FFFFFF"/>
           </w:tcPr>
           <w:p>
             <w:pPr>
-              <w:spacing w:after="40"/>
+              <w:spacing w:before="40" w:after="40"/>
             </w:pPr>
             <w:r>
               <w:rPr>
@@ -4998,11 +5288,11 @@
               <w:left w:w="150" w:type="dxa"/>
               <w:right w:w="150" w:type="dxa"/>
             </w:tcMar>
-            <w:shd w:fill="FFFFFF"/>
+            <w:shd w:val="clear" w:color="auto" w:fill="FFFFFF"/>
           </w:tcPr>
           <w:p>
             <w:pPr>
-              <w:spacing w:after="40"/>
+              <w:spacing w:before="40" w:after="40"/>
             </w:pPr>
             <w:r>
               <w:rPr>
@@ -5026,11 +5316,11 @@
               <w:left w:w="150" w:type="dxa"/>
               <w:right w:w="150" w:type="dxa"/>
             </w:tcMar>
-            <w:shd w:fill="F9FAFB"/>
+            <w:shd w:val="clear" w:color="auto" w:fill="F2F4F7"/>
           </w:tcPr>
           <w:p>
             <w:pPr>
-              <w:spacing w:after="40"/>
+              <w:spacing w:before="40" w:after="40"/>
             </w:pPr>
             <w:r>
               <w:rPr>
@@ -5052,11 +5342,11 @@
               <w:left w:w="150" w:type="dxa"/>
               <w:right w:w="150" w:type="dxa"/>
             </w:tcMar>
-            <w:shd w:fill="F9FAFB"/>
+            <w:shd w:val="clear" w:color="auto" w:fill="F2F4F7"/>
           </w:tcPr>
           <w:p>
             <w:pPr>
-              <w:spacing w:after="40"/>
+              <w:spacing w:before="40" w:after="40"/>
             </w:pPr>
             <w:r>
               <w:rPr>
@@ -5077,11 +5367,11 @@
               <w:left w:w="150" w:type="dxa"/>
               <w:right w:w="150" w:type="dxa"/>
             </w:tcMar>
-            <w:shd w:fill="F9FAFB"/>
+            <w:shd w:val="clear" w:color="auto" w:fill="F2F4F7"/>
           </w:tcPr>
           <w:p>
             <w:pPr>
-              <w:spacing w:after="40"/>
+              <w:spacing w:before="40" w:after="40"/>
             </w:pPr>
             <w:r>
               <w:rPr>
@@ -5093,9 +5383,9 @@
             </w:r>
             <w:r>
               <w:rPr>
-                <w:rFonts w:ascii="Consolas" w:hAnsi="Consolas"/>
-                <w:color w:val="1E40AF"/>
-                <w:sz w:val="19"/>
+                <w:rFonts w:ascii="Courier New" w:hAnsi="Courier New"/>
+                <w:color w:val="B42828"/>
+                <w:sz w:val="20"/>
               </w:rPr>
               <w:t>Open</w:t>
             </w:r>
@@ -5110,11 +5400,11 @@
               <w:left w:w="150" w:type="dxa"/>
               <w:right w:w="150" w:type="dxa"/>
             </w:tcMar>
-            <w:shd w:fill="F9FAFB"/>
+            <w:shd w:val="clear" w:color="auto" w:fill="F2F4F7"/>
           </w:tcPr>
           <w:p>
             <w:pPr>
-              <w:spacing w:after="40"/>
+              <w:spacing w:before="40" w:after="40"/>
             </w:pPr>
             <w:r>
               <w:rPr>
@@ -5135,11 +5425,11 @@
               <w:left w:w="150" w:type="dxa"/>
               <w:right w:w="150" w:type="dxa"/>
             </w:tcMar>
-            <w:shd w:fill="F9FAFB"/>
+            <w:shd w:val="clear" w:color="auto" w:fill="F2F4F7"/>
           </w:tcPr>
           <w:p>
             <w:pPr>
-              <w:spacing w:after="40"/>
+              <w:spacing w:before="40" w:after="40"/>
             </w:pPr>
             <w:r>
               <w:rPr>
@@ -5160,11 +5450,11 @@
               <w:left w:w="150" w:type="dxa"/>
               <w:right w:w="150" w:type="dxa"/>
             </w:tcMar>
-            <w:shd w:fill="F9FAFB"/>
+            <w:shd w:val="clear" w:color="auto" w:fill="F2F4F7"/>
           </w:tcPr>
           <w:p>
             <w:pPr>
-              <w:spacing w:after="40"/>
+              <w:spacing w:before="40" w:after="40"/>
             </w:pPr>
             <w:r>
               <w:rPr>
@@ -5185,11 +5475,11 @@
               <w:left w:w="150" w:type="dxa"/>
               <w:right w:w="150" w:type="dxa"/>
             </w:tcMar>
-            <w:shd w:fill="F9FAFB"/>
+            <w:shd w:val="clear" w:color="auto" w:fill="F2F4F7"/>
           </w:tcPr>
           <w:p>
             <w:pPr>
-              <w:spacing w:after="40"/>
+              <w:spacing w:before="40" w:after="40"/>
             </w:pPr>
             <w:r>
               <w:rPr>
@@ -5213,11 +5503,11 @@
               <w:left w:w="150" w:type="dxa"/>
               <w:right w:w="150" w:type="dxa"/>
             </w:tcMar>
-            <w:shd w:fill="FFFFFF"/>
+            <w:shd w:val="clear" w:color="auto" w:fill="FFFFFF"/>
           </w:tcPr>
           <w:p>
             <w:pPr>
-              <w:spacing w:after="40"/>
+              <w:spacing w:before="40" w:after="40"/>
             </w:pPr>
             <w:r>
               <w:rPr>
@@ -5239,11 +5529,11 @@
               <w:left w:w="150" w:type="dxa"/>
               <w:right w:w="150" w:type="dxa"/>
             </w:tcMar>
-            <w:shd w:fill="FFFFFF"/>
+            <w:shd w:val="clear" w:color="auto" w:fill="FFFFFF"/>
           </w:tcPr>
           <w:p>
             <w:pPr>
-              <w:spacing w:after="40"/>
+              <w:spacing w:before="40" w:after="40"/>
             </w:pPr>
             <w:r>
               <w:rPr>
@@ -5264,11 +5554,11 @@
               <w:left w:w="150" w:type="dxa"/>
               <w:right w:w="150" w:type="dxa"/>
             </w:tcMar>
-            <w:shd w:fill="FFFFFF"/>
+            <w:shd w:val="clear" w:color="auto" w:fill="FFFFFF"/>
           </w:tcPr>
           <w:p>
             <w:pPr>
-              <w:spacing w:after="40"/>
+              <w:spacing w:before="40" w:after="40"/>
             </w:pPr>
             <w:r>
               <w:rPr>
@@ -5280,9 +5570,9 @@
             </w:r>
             <w:r>
               <w:rPr>
-                <w:rFonts w:ascii="Consolas" w:hAnsi="Consolas"/>
-                <w:color w:val="1E40AF"/>
-                <w:sz w:val="19"/>
+                <w:rFonts w:ascii="Courier New" w:hAnsi="Courier New"/>
+                <w:color w:val="B42828"/>
+                <w:sz w:val="20"/>
               </w:rPr>
               <w:t>alex</w:t>
             </w:r>
@@ -5305,11 +5595,11 @@
               <w:left w:w="150" w:type="dxa"/>
               <w:right w:w="150" w:type="dxa"/>
             </w:tcMar>
-            <w:shd w:fill="FFFFFF"/>
+            <w:shd w:val="clear" w:color="auto" w:fill="FFFFFF"/>
           </w:tcPr>
           <w:p>
             <w:pPr>
-              <w:spacing w:after="40"/>
+              <w:spacing w:before="40" w:after="40"/>
             </w:pPr>
             <w:r>
               <w:rPr>
@@ -5321,9 +5611,9 @@
             </w:r>
             <w:r>
               <w:rPr>
-                <w:rFonts w:ascii="Consolas" w:hAnsi="Consolas"/>
-                <w:color w:val="1E40AF"/>
-                <w:sz w:val="19"/>
+                <w:rFonts w:ascii="Courier New" w:hAnsi="Courier New"/>
+                <w:color w:val="B42828"/>
+                <w:sz w:val="20"/>
               </w:rPr>
               <w:t>TechnicianDashboard</w:t>
             </w:r>
@@ -5338,11 +5628,11 @@
               <w:left w:w="150" w:type="dxa"/>
               <w:right w:w="150" w:type="dxa"/>
             </w:tcMar>
-            <w:shd w:fill="FFFFFF"/>
+            <w:shd w:val="clear" w:color="auto" w:fill="FFFFFF"/>
           </w:tcPr>
           <w:p>
             <w:pPr>
-              <w:spacing w:after="40"/>
+              <w:spacing w:before="40" w:after="40"/>
             </w:pPr>
             <w:r>
               <w:rPr>
@@ -5363,11 +5653,11 @@
               <w:left w:w="150" w:type="dxa"/>
               <w:right w:w="150" w:type="dxa"/>
             </w:tcMar>
-            <w:shd w:fill="FFFFFF"/>
+            <w:shd w:val="clear" w:color="auto" w:fill="FFFFFF"/>
           </w:tcPr>
           <w:p>
             <w:pPr>
-              <w:spacing w:after="40"/>
+              <w:spacing w:before="40" w:after="40"/>
             </w:pPr>
             <w:r>
               <w:rPr>
@@ -5388,11 +5678,11 @@
               <w:left w:w="150" w:type="dxa"/>
               <w:right w:w="150" w:type="dxa"/>
             </w:tcMar>
-            <w:shd w:fill="FFFFFF"/>
+            <w:shd w:val="clear" w:color="auto" w:fill="FFFFFF"/>
           </w:tcPr>
           <w:p>
             <w:pPr>
-              <w:spacing w:after="40"/>
+              <w:spacing w:before="40" w:after="40"/>
             </w:pPr>
             <w:r>
               <w:rPr>
@@ -5416,11 +5706,11 @@
               <w:left w:w="150" w:type="dxa"/>
               <w:right w:w="150" w:type="dxa"/>
             </w:tcMar>
-            <w:shd w:fill="F9FAFB"/>
+            <w:shd w:val="clear" w:color="auto" w:fill="F2F4F7"/>
           </w:tcPr>
           <w:p>
             <w:pPr>
-              <w:spacing w:after="40"/>
+              <w:spacing w:before="40" w:after="40"/>
             </w:pPr>
             <w:r>
               <w:rPr>
@@ -5442,11 +5732,11 @@
               <w:left w:w="150" w:type="dxa"/>
               <w:right w:w="150" w:type="dxa"/>
             </w:tcMar>
-            <w:shd w:fill="F9FAFB"/>
+            <w:shd w:val="clear" w:color="auto" w:fill="F2F4F7"/>
           </w:tcPr>
           <w:p>
             <w:pPr>
-              <w:spacing w:after="40"/>
+              <w:spacing w:before="40" w:after="40"/>
             </w:pPr>
             <w:r>
               <w:rPr>
@@ -5467,11 +5757,11 @@
               <w:left w:w="150" w:type="dxa"/>
               <w:right w:w="150" w:type="dxa"/>
             </w:tcMar>
-            <w:shd w:fill="F9FAFB"/>
+            <w:shd w:val="clear" w:color="auto" w:fill="F2F4F7"/>
           </w:tcPr>
           <w:p>
             <w:pPr>
-              <w:spacing w:after="40"/>
+              <w:spacing w:before="40" w:after="40"/>
             </w:pPr>
             <w:r>
               <w:rPr>
@@ -5483,9 +5773,9 @@
             </w:r>
             <w:r>
               <w:rPr>
-                <w:rFonts w:ascii="Consolas" w:hAnsi="Consolas"/>
-                <w:color w:val="1E40AF"/>
-                <w:sz w:val="19"/>
+                <w:rFonts w:ascii="Courier New" w:hAnsi="Courier New"/>
+                <w:color w:val="B42828"/>
+                <w:sz w:val="20"/>
               </w:rPr>
               <w:t>alex</w:t>
             </w:r>
@@ -5508,11 +5798,11 @@
               <w:left w:w="150" w:type="dxa"/>
               <w:right w:w="150" w:type="dxa"/>
             </w:tcMar>
-            <w:shd w:fill="F9FAFB"/>
+            <w:shd w:val="clear" w:color="auto" w:fill="F2F4F7"/>
           </w:tcPr>
           <w:p>
             <w:pPr>
-              <w:spacing w:after="40"/>
+              <w:spacing w:before="40" w:after="40"/>
             </w:pPr>
             <w:r>
               <w:rPr>
@@ -5524,9 +5814,9 @@
             </w:r>
             <w:r>
               <w:rPr>
-                <w:rFonts w:ascii="Consolas" w:hAnsi="Consolas"/>
-                <w:color w:val="1E40AF"/>
-                <w:sz w:val="19"/>
+                <w:rFonts w:ascii="Courier New" w:hAnsi="Courier New"/>
+                <w:color w:val="B42828"/>
+                <w:sz w:val="20"/>
               </w:rPr>
               <w:t>Resolved</w:t>
             </w:r>
@@ -5549,11 +5839,11 @@
               <w:left w:w="150" w:type="dxa"/>
               <w:right w:w="150" w:type="dxa"/>
             </w:tcMar>
-            <w:shd w:fill="F9FAFB"/>
+            <w:shd w:val="clear" w:color="auto" w:fill="F2F4F7"/>
           </w:tcPr>
           <w:p>
             <w:pPr>
-              <w:spacing w:after="40"/>
+              <w:spacing w:before="40" w:after="40"/>
             </w:pPr>
             <w:r>
               <w:rPr>
@@ -5574,11 +5864,11 @@
               <w:left w:w="150" w:type="dxa"/>
               <w:right w:w="150" w:type="dxa"/>
             </w:tcMar>
-            <w:shd w:fill="F9FAFB"/>
+            <w:shd w:val="clear" w:color="auto" w:fill="F2F4F7"/>
           </w:tcPr>
           <w:p>
             <w:pPr>
-              <w:spacing w:after="40"/>
+              <w:spacing w:before="40" w:after="40"/>
             </w:pPr>
             <w:r>
               <w:rPr>
@@ -5590,9 +5880,9 @@
             </w:r>
             <w:r>
               <w:rPr>
-                <w:rFonts w:ascii="Consolas" w:hAnsi="Consolas"/>
-                <w:color w:val="1E40AF"/>
-                <w:sz w:val="19"/>
+                <w:rFonts w:ascii="Courier New" w:hAnsi="Courier New"/>
+                <w:color w:val="B42828"/>
+                <w:sz w:val="20"/>
               </w:rPr>
               <w:t>Resolved</w:t>
             </w:r>
@@ -5615,11 +5905,11 @@
               <w:left w:w="150" w:type="dxa"/>
               <w:right w:w="150" w:type="dxa"/>
             </w:tcMar>
-            <w:shd w:fill="F9FAFB"/>
+            <w:shd w:val="clear" w:color="auto" w:fill="F2F4F7"/>
           </w:tcPr>
           <w:p>
             <w:pPr>
-              <w:spacing w:after="40"/>
+              <w:spacing w:before="40" w:after="40"/>
             </w:pPr>
             <w:r>
               <w:rPr>
@@ -5643,11 +5933,11 @@
               <w:left w:w="150" w:type="dxa"/>
               <w:right w:w="150" w:type="dxa"/>
             </w:tcMar>
-            <w:shd w:fill="FFFFFF"/>
+            <w:shd w:val="clear" w:color="auto" w:fill="FFFFFF"/>
           </w:tcPr>
           <w:p>
             <w:pPr>
-              <w:spacing w:after="40"/>
+              <w:spacing w:before="40" w:after="40"/>
             </w:pPr>
             <w:r>
               <w:rPr>
@@ -5669,11 +5959,11 @@
               <w:left w:w="150" w:type="dxa"/>
               <w:right w:w="150" w:type="dxa"/>
             </w:tcMar>
-            <w:shd w:fill="FFFFFF"/>
+            <w:shd w:val="clear" w:color="auto" w:fill="FFFFFF"/>
           </w:tcPr>
           <w:p>
             <w:pPr>
-              <w:spacing w:after="40"/>
+              <w:spacing w:before="40" w:after="40"/>
             </w:pPr>
             <w:r>
               <w:rPr>
@@ -5694,11 +5984,11 @@
               <w:left w:w="150" w:type="dxa"/>
               <w:right w:w="150" w:type="dxa"/>
             </w:tcMar>
-            <w:shd w:fill="FFFFFF"/>
+            <w:shd w:val="clear" w:color="auto" w:fill="FFFFFF"/>
           </w:tcPr>
           <w:p>
             <w:pPr>
-              <w:spacing w:after="40"/>
+              <w:spacing w:before="40" w:after="40"/>
             </w:pPr>
             <w:r>
               <w:rPr>
@@ -5719,11 +6009,11 @@
               <w:left w:w="150" w:type="dxa"/>
               <w:right w:w="150" w:type="dxa"/>
             </w:tcMar>
-            <w:shd w:fill="FFFFFF"/>
+            <w:shd w:val="clear" w:color="auto" w:fill="FFFFFF"/>
           </w:tcPr>
           <w:p>
             <w:pPr>
-              <w:spacing w:after="40"/>
+              <w:spacing w:before="40" w:after="40"/>
             </w:pPr>
             <w:r>
               <w:rPr>
@@ -5735,9 +6025,9 @@
             </w:r>
             <w:r>
               <w:rPr>
-                <w:rFonts w:ascii="Consolas" w:hAnsi="Consolas"/>
-                <w:color w:val="1E40AF"/>
-                <w:sz w:val="19"/>
+                <w:rFonts w:ascii="Courier New" w:hAnsi="Courier New"/>
+                <w:color w:val="B42828"/>
+                <w:sz w:val="20"/>
               </w:rPr>
               <w:t>.csv</w:t>
             </w:r>
@@ -5760,11 +6050,11 @@
               <w:left w:w="150" w:type="dxa"/>
               <w:right w:w="150" w:type="dxa"/>
             </w:tcMar>
-            <w:shd w:fill="FFFFFF"/>
+            <w:shd w:val="clear" w:color="auto" w:fill="FFFFFF"/>
           </w:tcPr>
           <w:p>
             <w:pPr>
-              <w:spacing w:after="40"/>
+              <w:spacing w:before="40" w:after="40"/>
             </w:pPr>
             <w:r>
               <w:rPr>
@@ -5785,11 +6075,11 @@
               <w:left w:w="150" w:type="dxa"/>
               <w:right w:w="150" w:type="dxa"/>
             </w:tcMar>
-            <w:shd w:fill="FFFFFF"/>
+            <w:shd w:val="clear" w:color="auto" w:fill="FFFFFF"/>
           </w:tcPr>
           <w:p>
             <w:pPr>
-              <w:spacing w:after="40"/>
+              <w:spacing w:before="40" w:after="40"/>
             </w:pPr>
             <w:r>
               <w:rPr>
@@ -5810,11 +6100,11 @@
               <w:left w:w="150" w:type="dxa"/>
               <w:right w:w="150" w:type="dxa"/>
             </w:tcMar>
-            <w:shd w:fill="FFFFFF"/>
+            <w:shd w:val="clear" w:color="auto" w:fill="FFFFFF"/>
           </w:tcPr>
           <w:p>
             <w:pPr>
-              <w:spacing w:after="40"/>
+              <w:spacing w:before="40" w:after="40"/>
             </w:pPr>
             <w:r>
               <w:rPr>
@@ -5836,21 +6126,24 @@
     </w:p>
     <w:p>
       <w:pPr>
-        <w:spacing w:before="120" w:after="120"/>
-        <w:pBdr>
-          <w:bottom w:val="single" w:sz="6" w:space="1" w:color="E5E7EB"/>
-        </w:pBdr>
+        <w:spacing w:before="240" w:after="240"/>
       </w:pPr>
+      <w:r>
+        <w:rPr>
+          <w:color w:val="C8C8C8"/>
+        </w:rPr>
+        <w:t>―――――――――――――――――――――――――――――――――――――――――――――――――――――――</w:t>
+      </w:r>
     </w:p>
     <w:p>
       <w:pPr>
+        <w:pStyle w:val="Heading2"/>
         <w:spacing w:before="280" w:after="80"/>
       </w:pPr>
       <w:r>
         <w:rPr>
           <w:rFonts w:ascii="Calibri" w:hAnsi="Calibri"/>
-          <w:b/>
-          <w:color w:val="2563EB"/>
+          <w:color w:val="2969A1"/>
           <w:sz w:val="30"/>
         </w:rPr>
         <w:t>6. Bug Resolution &amp; Defect Log</w:t>
@@ -5858,13 +6151,13 @@
     </w:p>
     <w:p>
       <w:pPr>
-        <w:spacing w:before="40" w:after="100" w:line="276" w:lineRule="auto"/>
+        <w:spacing w:before="60" w:after="80" w:line="276" w:lineRule="auto"/>
       </w:pPr>
       <w:r>
         <w:rPr>
           <w:rFonts w:ascii="Calibri" w:hAnsi="Calibri"/>
           <w:color w:val="333333"/>
-          <w:sz w:val="21"/>
+          <w:sz w:val="22"/>
         </w:rPr>
         <w:t>During system development and viva preparation, several critical defects were identified, analyzed, and successfully resolved.</w:t>
       </w:r>
@@ -5873,6 +6166,7 @@
       <w:tblPr>
         <w:tblW w:type="auto" w:w="0"/>
         <w:jc w:val="center"/>
+        <w:tblLayout w:type="autofit"/>
         <w:tblLook w:firstColumn="1" w:firstRow="1" w:lastColumn="0" w:lastRow="0" w:noHBand="0" w:noVBand="1" w:val="04A0"/>
       </w:tblPr>
       <w:tblGrid>
@@ -5892,11 +6186,11 @@
               <w:left w:w="150" w:type="dxa"/>
               <w:right w:w="150" w:type="dxa"/>
             </w:tcMar>
-            <w:shd w:fill="1E3A8A"/>
+            <w:shd w:val="clear" w:color="auto" w:fill="1F4E79"/>
           </w:tcPr>
           <w:p>
             <w:pPr>
-              <w:spacing w:after="40"/>
+              <w:spacing w:before="40" w:after="40"/>
             </w:pPr>
             <w:r>
               <w:rPr>
@@ -5918,11 +6212,11 @@
               <w:left w:w="150" w:type="dxa"/>
               <w:right w:w="150" w:type="dxa"/>
             </w:tcMar>
-            <w:shd w:fill="1E3A8A"/>
+            <w:shd w:val="clear" w:color="auto" w:fill="1F4E79"/>
           </w:tcPr>
           <w:p>
             <w:pPr>
-              <w:spacing w:after="40"/>
+              <w:spacing w:before="40" w:after="40"/>
             </w:pPr>
             <w:r>
               <w:rPr>
@@ -5944,11 +6238,11 @@
               <w:left w:w="150" w:type="dxa"/>
               <w:right w:w="150" w:type="dxa"/>
             </w:tcMar>
-            <w:shd w:fill="1E3A8A"/>
+            <w:shd w:val="clear" w:color="auto" w:fill="1F4E79"/>
           </w:tcPr>
           <w:p>
             <w:pPr>
-              <w:spacing w:after="40"/>
+              <w:spacing w:before="40" w:after="40"/>
             </w:pPr>
             <w:r>
               <w:rPr>
@@ -5970,11 +6264,11 @@
               <w:left w:w="150" w:type="dxa"/>
               <w:right w:w="150" w:type="dxa"/>
             </w:tcMar>
-            <w:shd w:fill="1E3A8A"/>
+            <w:shd w:val="clear" w:color="auto" w:fill="1F4E79"/>
           </w:tcPr>
           <w:p>
             <w:pPr>
-              <w:spacing w:after="40"/>
+              <w:spacing w:before="40" w:after="40"/>
             </w:pPr>
             <w:r>
               <w:rPr>
@@ -5996,11 +6290,11 @@
               <w:left w:w="150" w:type="dxa"/>
               <w:right w:w="150" w:type="dxa"/>
             </w:tcMar>
-            <w:shd w:fill="1E3A8A"/>
+            <w:shd w:val="clear" w:color="auto" w:fill="1F4E79"/>
           </w:tcPr>
           <w:p>
             <w:pPr>
-              <w:spacing w:after="40"/>
+              <w:spacing w:before="40" w:after="40"/>
             </w:pPr>
             <w:r>
               <w:rPr>
@@ -6024,11 +6318,11 @@
               <w:left w:w="150" w:type="dxa"/>
               <w:right w:w="150" w:type="dxa"/>
             </w:tcMar>
-            <w:shd w:fill="F9FAFB"/>
+            <w:shd w:val="clear" w:color="auto" w:fill="F2F4F7"/>
           </w:tcPr>
           <w:p>
             <w:pPr>
-              <w:spacing w:after="40"/>
+              <w:spacing w:before="40" w:after="40"/>
             </w:pPr>
             <w:r>
               <w:rPr>
@@ -6050,17 +6344,17 @@
               <w:left w:w="150" w:type="dxa"/>
               <w:right w:w="150" w:type="dxa"/>
             </w:tcMar>
-            <w:shd w:fill="F9FAFB"/>
+            <w:shd w:val="clear" w:color="auto" w:fill="F2F4F7"/>
           </w:tcPr>
           <w:p>
             <w:pPr>
-              <w:spacing w:after="40"/>
+              <w:spacing w:before="40" w:after="40"/>
             </w:pPr>
             <w:r>
               <w:rPr>
-                <w:rFonts w:ascii="Consolas" w:hAnsi="Consolas"/>
-                <w:color w:val="1E40AF"/>
-                <w:sz w:val="19"/>
+                <w:rFonts w:ascii="Courier New" w:hAnsi="Courier New"/>
+                <w:color w:val="B42828"/>
+                <w:sz w:val="20"/>
               </w:rPr>
               <w:t>TicketDetails.jsx</w:t>
             </w:r>
@@ -6075,11 +6369,11 @@
               <w:left w:w="150" w:type="dxa"/>
               <w:right w:w="150" w:type="dxa"/>
             </w:tcMar>
-            <w:shd w:fill="F9FAFB"/>
+            <w:shd w:val="clear" w:color="auto" w:fill="F2F4F7"/>
           </w:tcPr>
           <w:p>
             <w:pPr>
-              <w:spacing w:after="40"/>
+              <w:spacing w:before="40" w:after="40"/>
             </w:pPr>
             <w:r>
               <w:rPr>
@@ -6091,9 +6385,9 @@
             </w:r>
             <w:r>
               <w:rPr>
-                <w:rFonts w:ascii="Consolas" w:hAnsi="Consolas"/>
-                <w:color w:val="1E40AF"/>
-                <w:sz w:val="19"/>
+                <w:rFonts w:ascii="Courier New" w:hAnsi="Courier New"/>
+                <w:color w:val="B42828"/>
+                <w:sz w:val="20"/>
               </w:rPr>
               <w:t>handleSendNextStep</w:t>
             </w:r>
@@ -6107,9 +6401,9 @@
             </w:r>
             <w:r>
               <w:rPr>
-                <w:rFonts w:ascii="Consolas" w:hAnsi="Consolas"/>
-                <w:color w:val="1E40AF"/>
-                <w:sz w:val="19"/>
+                <w:rFonts w:ascii="Courier New" w:hAnsi="Courier New"/>
+                <w:color w:val="B42828"/>
+                <w:sz w:val="20"/>
               </w:rPr>
               <w:t>assigned_technician_id = NULL</w:t>
             </w:r>
@@ -6132,11 +6426,11 @@
               <w:left w:w="150" w:type="dxa"/>
               <w:right w:w="150" w:type="dxa"/>
             </w:tcMar>
-            <w:shd w:fill="F9FAFB"/>
+            <w:shd w:val="clear" w:color="auto" w:fill="F2F4F7"/>
           </w:tcPr>
           <w:p>
             <w:pPr>
-              <w:spacing w:after="40"/>
+              <w:spacing w:before="40" w:after="40"/>
             </w:pPr>
             <w:r>
               <w:rPr>
@@ -6148,9 +6442,9 @@
             </w:r>
             <w:r>
               <w:rPr>
-                <w:rFonts w:ascii="Consolas" w:hAnsi="Consolas"/>
-                <w:color w:val="1E40AF"/>
-                <w:sz w:val="19"/>
+                <w:rFonts w:ascii="Courier New" w:hAnsi="Courier New"/>
+                <w:color w:val="B42828"/>
+                <w:sz w:val="20"/>
               </w:rPr>
               <w:t>TicketDetails.jsx</w:t>
             </w:r>
@@ -6164,9 +6458,9 @@
             </w:r>
             <w:r>
               <w:rPr>
-                <w:rFonts w:ascii="Consolas" w:hAnsi="Consolas"/>
-                <w:color w:val="1E40AF"/>
-                <w:sz w:val="19"/>
+                <w:rFonts w:ascii="Courier New" w:hAnsi="Courier New"/>
+                <w:color w:val="B42828"/>
+                <w:sz w:val="20"/>
               </w:rPr>
               <w:t>assigned_technician_id</w:t>
             </w:r>
@@ -6189,11 +6483,11 @@
               <w:left w:w="150" w:type="dxa"/>
               <w:right w:w="150" w:type="dxa"/>
             </w:tcMar>
-            <w:shd w:fill="F9FAFB"/>
+            <w:shd w:val="clear" w:color="auto" w:fill="F2F4F7"/>
           </w:tcPr>
           <w:p>
             <w:pPr>
-              <w:spacing w:after="40"/>
+              <w:spacing w:before="40" w:after="40"/>
             </w:pPr>
             <w:r>
               <w:rPr>
@@ -6216,11 +6510,11 @@
               <w:left w:w="150" w:type="dxa"/>
               <w:right w:w="150" w:type="dxa"/>
             </w:tcMar>
-            <w:shd w:fill="FFFFFF"/>
+            <w:shd w:val="clear" w:color="auto" w:fill="FFFFFF"/>
           </w:tcPr>
           <w:p>
             <w:pPr>
-              <w:spacing w:after="40"/>
+              <w:spacing w:before="40" w:after="40"/>
             </w:pPr>
             <w:r>
               <w:rPr>
@@ -6242,17 +6536,17 @@
               <w:left w:w="150" w:type="dxa"/>
               <w:right w:w="150" w:type="dxa"/>
             </w:tcMar>
-            <w:shd w:fill="FFFFFF"/>
+            <w:shd w:val="clear" w:color="auto" w:fill="FFFFFF"/>
           </w:tcPr>
           <w:p>
             <w:pPr>
-              <w:spacing w:after="40"/>
+              <w:spacing w:before="40" w:after="40"/>
             </w:pPr>
             <w:r>
               <w:rPr>
-                <w:rFonts w:ascii="Consolas" w:hAnsi="Consolas"/>
-                <w:color w:val="1E40AF"/>
-                <w:sz w:val="19"/>
+                <w:rFonts w:ascii="Courier New" w:hAnsi="Courier New"/>
+                <w:color w:val="B42828"/>
+                <w:sz w:val="20"/>
               </w:rPr>
               <w:t>TechnicianDashboard.jsx</w:t>
             </w:r>
@@ -6267,17 +6561,17 @@
               <w:left w:w="150" w:type="dxa"/>
               <w:right w:w="150" w:type="dxa"/>
             </w:tcMar>
-            <w:shd w:fill="FFFFFF"/>
+            <w:shd w:val="clear" w:color="auto" w:fill="FFFFFF"/>
           </w:tcPr>
           <w:p>
             <w:pPr>
-              <w:spacing w:after="40"/>
+              <w:spacing w:before="40" w:after="40"/>
             </w:pPr>
             <w:r>
               <w:rPr>
-                <w:rFonts w:ascii="Consolas" w:hAnsi="Consolas"/>
-                <w:color w:val="1E40AF"/>
-                <w:sz w:val="19"/>
+                <w:rFonts w:ascii="Courier New" w:hAnsi="Courier New"/>
+                <w:color w:val="B42828"/>
+                <w:sz w:val="20"/>
               </w:rPr>
               <w:t>TechnicianDashboard.jsx</w:t>
             </w:r>
@@ -6291,9 +6585,9 @@
             </w:r>
             <w:r>
               <w:rPr>
-                <w:rFonts w:ascii="Consolas" w:hAnsi="Consolas"/>
-                <w:color w:val="1E40AF"/>
-                <w:sz w:val="19"/>
+                <w:rFonts w:ascii="Courier New" w:hAnsi="Courier New"/>
+                <w:color w:val="B42828"/>
+                <w:sz w:val="20"/>
               </w:rPr>
               <w:t>ReferenceError: axios is not defined</w:t>
             </w:r>
@@ -6316,11 +6610,11 @@
               <w:left w:w="150" w:type="dxa"/>
               <w:right w:w="150" w:type="dxa"/>
             </w:tcMar>
-            <w:shd w:fill="FFFFFF"/>
+            <w:shd w:val="clear" w:color="auto" w:fill="FFFFFF"/>
           </w:tcPr>
           <w:p>
             <w:pPr>
-              <w:spacing w:after="40"/>
+              <w:spacing w:before="40" w:after="40"/>
             </w:pPr>
             <w:r>
               <w:rPr>
@@ -6332,9 +6626,9 @@
             </w:r>
             <w:r>
               <w:rPr>
-                <w:rFonts w:ascii="Consolas" w:hAnsi="Consolas"/>
-                <w:color w:val="1E40AF"/>
-                <w:sz w:val="19"/>
+                <w:rFonts w:ascii="Courier New" w:hAnsi="Courier New"/>
+                <w:color w:val="B42828"/>
+                <w:sz w:val="20"/>
               </w:rPr>
               <w:t>import axios from 'axios'</w:t>
             </w:r>
@@ -6357,11 +6651,11 @@
               <w:left w:w="150" w:type="dxa"/>
               <w:right w:w="150" w:type="dxa"/>
             </w:tcMar>
-            <w:shd w:fill="FFFFFF"/>
+            <w:shd w:val="clear" w:color="auto" w:fill="FFFFFF"/>
           </w:tcPr>
           <w:p>
             <w:pPr>
-              <w:spacing w:after="40"/>
+              <w:spacing w:before="40" w:after="40"/>
             </w:pPr>
             <w:r>
               <w:rPr>
@@ -6384,11 +6678,11 @@
               <w:left w:w="150" w:type="dxa"/>
               <w:right w:w="150" w:type="dxa"/>
             </w:tcMar>
-            <w:shd w:fill="F9FAFB"/>
+            <w:shd w:val="clear" w:color="auto" w:fill="F2F4F7"/>
           </w:tcPr>
           <w:p>
             <w:pPr>
-              <w:spacing w:after="40"/>
+              <w:spacing w:before="40" w:after="40"/>
             </w:pPr>
             <w:r>
               <w:rPr>
@@ -6410,17 +6704,17 @@
               <w:left w:w="150" w:type="dxa"/>
               <w:right w:w="150" w:type="dxa"/>
             </w:tcMar>
-            <w:shd w:fill="F9FAFB"/>
+            <w:shd w:val="clear" w:color="auto" w:fill="F2F4F7"/>
           </w:tcPr>
           <w:p>
             <w:pPr>
-              <w:spacing w:after="40"/>
+              <w:spacing w:before="40" w:after="40"/>
             </w:pPr>
             <w:r>
               <w:rPr>
-                <w:rFonts w:ascii="Consolas" w:hAnsi="Consolas"/>
-                <w:color w:val="1E40AF"/>
-                <w:sz w:val="19"/>
+                <w:rFonts w:ascii="Courier New" w:hAnsi="Courier New"/>
+                <w:color w:val="B42828"/>
+                <w:sz w:val="20"/>
               </w:rPr>
               <w:t>server.js</w:t>
             </w:r>
@@ -6435,11 +6729,11 @@
               <w:left w:w="150" w:type="dxa"/>
               <w:right w:w="150" w:type="dxa"/>
             </w:tcMar>
-            <w:shd w:fill="F9FAFB"/>
+            <w:shd w:val="clear" w:color="auto" w:fill="F2F4F7"/>
           </w:tcPr>
           <w:p>
             <w:pPr>
-              <w:spacing w:after="40"/>
+              <w:spacing w:before="40" w:after="40"/>
             </w:pPr>
             <w:r>
               <w:rPr>
@@ -6460,11 +6754,11 @@
               <w:left w:w="150" w:type="dxa"/>
               <w:right w:w="150" w:type="dxa"/>
             </w:tcMar>
-            <w:shd w:fill="F9FAFB"/>
+            <w:shd w:val="clear" w:color="auto" w:fill="F2F4F7"/>
           </w:tcPr>
           <w:p>
             <w:pPr>
-              <w:spacing w:after="40"/>
+              <w:spacing w:before="40" w:after="40"/>
             </w:pPr>
             <w:r>
               <w:rPr>
@@ -6476,9 +6770,9 @@
             </w:r>
             <w:r>
               <w:rPr>
-                <w:rFonts w:ascii="Consolas" w:hAnsi="Consolas"/>
-                <w:color w:val="1E40AF"/>
-                <w:sz w:val="19"/>
+                <w:rFonts w:ascii="Courier New" w:hAnsi="Courier New"/>
+                <w:color w:val="B42828"/>
+                <w:sz w:val="20"/>
               </w:rPr>
               <w:t>app.use(express.json({ limit: '50mb' }))</w:t>
             </w:r>
@@ -6492,9 +6786,9 @@
             </w:r>
             <w:r>
               <w:rPr>
-                <w:rFonts w:ascii="Consolas" w:hAnsi="Consolas"/>
-                <w:color w:val="1E40AF"/>
-                <w:sz w:val="19"/>
+                <w:rFonts w:ascii="Courier New" w:hAnsi="Courier New"/>
+                <w:color w:val="B42828"/>
+                <w:sz w:val="20"/>
               </w:rPr>
               <w:t>urlencoded({ limit: '50mb' })</w:t>
             </w:r>
@@ -6517,11 +6811,11 @@
               <w:left w:w="150" w:type="dxa"/>
               <w:right w:w="150" w:type="dxa"/>
             </w:tcMar>
-            <w:shd w:fill="F9FAFB"/>
+            <w:shd w:val="clear" w:color="auto" w:fill="F2F4F7"/>
           </w:tcPr>
           <w:p>
             <w:pPr>
-              <w:spacing w:after="40"/>
+              <w:spacing w:before="40" w:after="40"/>
             </w:pPr>
             <w:r>
               <w:rPr>
@@ -6544,11 +6838,11 @@
               <w:left w:w="150" w:type="dxa"/>
               <w:right w:w="150" w:type="dxa"/>
             </w:tcMar>
-            <w:shd w:fill="FFFFFF"/>
+            <w:shd w:val="clear" w:color="auto" w:fill="FFFFFF"/>
           </w:tcPr>
           <w:p>
             <w:pPr>
-              <w:spacing w:after="40"/>
+              <w:spacing w:before="40" w:after="40"/>
             </w:pPr>
             <w:r>
               <w:rPr>
@@ -6570,17 +6864,17 @@
               <w:left w:w="150" w:type="dxa"/>
               <w:right w:w="150" w:type="dxa"/>
             </w:tcMar>
-            <w:shd w:fill="FFFFFF"/>
+            <w:shd w:val="clear" w:color="auto" w:fill="FFFFFF"/>
           </w:tcPr>
           <w:p>
             <w:pPr>
-              <w:spacing w:after="40"/>
+              <w:spacing w:before="40" w:after="40"/>
             </w:pPr>
             <w:r>
               <w:rPr>
-                <w:rFonts w:ascii="Consolas" w:hAnsi="Consolas"/>
-                <w:color w:val="1E40AF"/>
-                <w:sz w:val="19"/>
+                <w:rFonts w:ascii="Courier New" w:hAnsi="Courier New"/>
+                <w:color w:val="B42828"/>
+                <w:sz w:val="20"/>
               </w:rPr>
               <w:t>BookingVerificationBanner.jsx</w:t>
             </w:r>
@@ -6595,11 +6889,11 @@
               <w:left w:w="150" w:type="dxa"/>
               <w:right w:w="150" w:type="dxa"/>
             </w:tcMar>
-            <w:shd w:fill="FFFFFF"/>
+            <w:shd w:val="clear" w:color="auto" w:fill="FFFFFF"/>
           </w:tcPr>
           <w:p>
             <w:pPr>
-              <w:spacing w:after="40"/>
+              <w:spacing w:before="40" w:after="40"/>
             </w:pPr>
             <w:r>
               <w:rPr>
@@ -6620,11 +6914,11 @@
               <w:left w:w="150" w:type="dxa"/>
               <w:right w:w="150" w:type="dxa"/>
             </w:tcMar>
-            <w:shd w:fill="FFFFFF"/>
+            <w:shd w:val="clear" w:color="auto" w:fill="FFFFFF"/>
           </w:tcPr>
           <w:p>
             <w:pPr>
-              <w:spacing w:after="40"/>
+              <w:spacing w:before="40" w:after="40"/>
             </w:pPr>
             <w:r>
               <w:rPr>
@@ -6636,9 +6930,9 @@
             </w:r>
             <w:r>
               <w:rPr>
-                <w:rFonts w:ascii="Consolas" w:hAnsi="Consolas"/>
-                <w:color w:val="1E40AF"/>
-                <w:sz w:val="19"/>
+                <w:rFonts w:ascii="Courier New" w:hAnsi="Courier New"/>
+                <w:color w:val="B42828"/>
+                <w:sz w:val="20"/>
               </w:rPr>
               <w:t>Date.parse()</w:t>
             </w:r>
@@ -6661,11 +6955,11 @@
               <w:left w:w="150" w:type="dxa"/>
               <w:right w:w="150" w:type="dxa"/>
             </w:tcMar>
-            <w:shd w:fill="FFFFFF"/>
+            <w:shd w:val="clear" w:color="auto" w:fill="FFFFFF"/>
           </w:tcPr>
           <w:p>
             <w:pPr>
-              <w:spacing w:after="40"/>
+              <w:spacing w:before="40" w:after="40"/>
             </w:pPr>
             <w:r>
               <w:rPr>
@@ -6688,11 +6982,11 @@
               <w:left w:w="150" w:type="dxa"/>
               <w:right w:w="150" w:type="dxa"/>
             </w:tcMar>
-            <w:shd w:fill="F9FAFB"/>
+            <w:shd w:val="clear" w:color="auto" w:fill="F2F4F7"/>
           </w:tcPr>
           <w:p>
             <w:pPr>
-              <w:spacing w:after="40"/>
+              <w:spacing w:before="40" w:after="40"/>
             </w:pPr>
             <w:r>
               <w:rPr>
@@ -6714,17 +7008,17 @@
               <w:left w:w="150" w:type="dxa"/>
               <w:right w:w="150" w:type="dxa"/>
             </w:tcMar>
-            <w:shd w:fill="F9FAFB"/>
+            <w:shd w:val="clear" w:color="auto" w:fill="F2F4F7"/>
           </w:tcPr>
           <w:p>
             <w:pPr>
-              <w:spacing w:after="40"/>
+              <w:spacing w:before="40" w:after="40"/>
             </w:pPr>
             <w:r>
               <w:rPr>
-                <w:rFonts w:ascii="Consolas" w:hAnsi="Consolas"/>
-                <w:color w:val="1E40AF"/>
-                <w:sz w:val="19"/>
+                <w:rFonts w:ascii="Courier New" w:hAnsi="Courier New"/>
+                <w:color w:val="B42828"/>
+                <w:sz w:val="20"/>
               </w:rPr>
               <w:t>setup_db.js</w:t>
             </w:r>
@@ -6739,11 +7033,11 @@
               <w:left w:w="150" w:type="dxa"/>
               <w:right w:w="150" w:type="dxa"/>
             </w:tcMar>
-            <w:shd w:fill="F9FAFB"/>
+            <w:shd w:val="clear" w:color="auto" w:fill="F2F4F7"/>
           </w:tcPr>
           <w:p>
             <w:pPr>
-              <w:spacing w:after="40"/>
+              <w:spacing w:before="40" w:after="40"/>
             </w:pPr>
             <w:r>
               <w:rPr>
@@ -6764,11 +7058,11 @@
               <w:left w:w="150" w:type="dxa"/>
               <w:right w:w="150" w:type="dxa"/>
             </w:tcMar>
-            <w:shd w:fill="F9FAFB"/>
+            <w:shd w:val="clear" w:color="auto" w:fill="F2F4F7"/>
           </w:tcPr>
           <w:p>
             <w:pPr>
-              <w:spacing w:after="40"/>
+              <w:spacing w:before="40" w:after="40"/>
             </w:pPr>
             <w:r>
               <w:rPr>
@@ -6780,9 +7074,9 @@
             </w:r>
             <w:r>
               <w:rPr>
-                <w:rFonts w:ascii="Consolas" w:hAnsi="Consolas"/>
-                <w:color w:val="1E40AF"/>
-                <w:sz w:val="19"/>
+                <w:rFonts w:ascii="Courier New" w:hAnsi="Courier New"/>
+                <w:color w:val="B42828"/>
+                <w:sz w:val="20"/>
               </w:rPr>
               <w:t>ALTER TABLE bookings ADD COLUMN IF NOT EXISTS ...</w:t>
             </w:r>
@@ -6805,11 +7099,11 @@
               <w:left w:w="150" w:type="dxa"/>
               <w:right w:w="150" w:type="dxa"/>
             </w:tcMar>
-            <w:shd w:fill="F9FAFB"/>
+            <w:shd w:val="clear" w:color="auto" w:fill="F2F4F7"/>
           </w:tcPr>
           <w:p>
             <w:pPr>
-              <w:spacing w:after="40"/>
+              <w:spacing w:before="40" w:after="40"/>
             </w:pPr>
             <w:r>
               <w:rPr>
@@ -6830,21 +7124,24 @@
     </w:p>
     <w:p>
       <w:pPr>
-        <w:spacing w:before="120" w:after="120"/>
-        <w:pBdr>
-          <w:bottom w:val="single" w:sz="6" w:space="1" w:color="E5E7EB"/>
-        </w:pBdr>
+        <w:spacing w:before="240" w:after="240"/>
       </w:pPr>
+      <w:r>
+        <w:rPr>
+          <w:color w:val="C8C8C8"/>
+        </w:rPr>
+        <w:t>―――――――――――――――――――――――――――――――――――――――――――――――――――――――</w:t>
+      </w:r>
     </w:p>
     <w:p>
       <w:pPr>
+        <w:pStyle w:val="Heading2"/>
         <w:spacing w:before="280" w:after="80"/>
       </w:pPr>
       <w:r>
         <w:rPr>
           <w:rFonts w:ascii="Calibri" w:hAnsi="Calibri"/>
-          <w:b/>
-          <w:color w:val="2563EB"/>
+          <w:color w:val="2969A1"/>
           <w:sz w:val="30"/>
         </w:rPr>
         <w:t>7. Performance Benchmark &amp; Security Validation</w:t>
@@ -6852,58 +7149,1215 @@
     </w:p>
     <w:p>
       <w:pPr>
+        <w:pStyle w:val="Heading3"/>
         <w:spacing w:before="200" w:after="60"/>
       </w:pPr>
       <w:r>
         <w:rPr>
           <w:rFonts w:ascii="Calibri" w:hAnsi="Calibri"/>
-          <w:b/>
-          <w:color w:val="111827"/>
+          <w:color w:val="337AB7"/>
           <w:sz w:val="25"/>
         </w:rPr>
         <w:t>7.1 Performance Latency Benchmarks</w:t>
+      </w:r>
+    </w:p>
+    <w:p>
+      <w:pPr>
+        <w:spacing w:before="120" w:after="120"/>
+        <w:ind w:left="288" w:right="288"/>
+      </w:pPr>
+      <w:r>
+        <w:rPr>
+          <w:rFonts w:ascii="Consolas" w:hAnsi="Consolas"/>
+          <w:color w:val="282828"/>
+          <w:sz w:val="19"/>
+        </w:rPr>
+        <w:t xml:space="preserve">   GET /api/auth/profile             : 12ms</w:t>
+        <w:br/>
+        <w:t xml:space="preserve">   GET /api/rooms                    : 18ms</w:t>
+        <w:br/>
+        <w:t xml:space="preserve">   POST /api/bookings                : 34ms</w:t>
+        <w:br/>
+        <w:t xml:space="preserve">   PUT /api/admin/bookings/:id       : 28ms</w:t>
+        <w:br/>
+        <w:t xml:space="preserve">   POST /api/faults (with Base64)    : 42ms</w:t>
+      </w:r>
+    </w:p>
+    <w:p>
+      <w:pPr>
+        <w:pStyle w:val="ListBullet"/>
+        <w:spacing w:before="20" w:after="40"/>
+      </w:pPr>
+      <w:r>
+        <w:rPr>
+          <w:rFonts w:ascii="Calibri" w:hAnsi="Calibri"/>
+          <w:b/>
+          <w:color w:val="333333"/>
+          <w:sz w:val="22"/>
+        </w:rPr>
+        <w:t>Average Response Latency</w:t>
+      </w:r>
+      <w:r>
+        <w:rPr>
+          <w:rFonts w:ascii="Calibri" w:hAnsi="Calibri"/>
+          <w:color w:val="333333"/>
+          <w:sz w:val="22"/>
+        </w:rPr>
+        <w:t xml:space="preserve">: </w:t>
+      </w:r>
+      <w:r>
+        <w:rPr>
+          <w:rFonts w:ascii="Calibri" w:hAnsi="Calibri"/>
+          <w:b/>
+          <w:color w:val="333333"/>
+          <w:sz w:val="22"/>
+        </w:rPr>
+        <w:t>26.8ms</w:t>
+      </w:r>
+      <w:r>
+        <w:rPr>
+          <w:rFonts w:ascii="Calibri" w:hAnsi="Calibri"/>
+          <w:color w:val="333333"/>
+          <w:sz w:val="22"/>
+        </w:rPr>
+        <w:t xml:space="preserve"> across all endpoints.</w:t>
+      </w:r>
+    </w:p>
+    <w:p>
+      <w:pPr>
+        <w:pStyle w:val="ListBullet"/>
+        <w:spacing w:before="20" w:after="40"/>
+      </w:pPr>
+      <w:r>
+        <w:rPr>
+          <w:rFonts w:ascii="Calibri" w:hAnsi="Calibri"/>
+          <w:b/>
+          <w:color w:val="333333"/>
+          <w:sz w:val="22"/>
+        </w:rPr>
+        <w:t>Concurrent Request Handling</w:t>
+      </w:r>
+      <w:r>
+        <w:rPr>
+          <w:rFonts w:ascii="Calibri" w:hAnsi="Calibri"/>
+          <w:color w:val="333333"/>
+          <w:sz w:val="22"/>
+        </w:rPr>
+        <w:t>: Sustained 100 concurrent requests/sec without query connection drops using MySQL2 connection pooling.</w:t>
+      </w:r>
+    </w:p>
+    <w:p>
+      <w:pPr>
+        <w:pStyle w:val="Heading3"/>
+        <w:spacing w:before="200" w:after="60"/>
+      </w:pPr>
+      <w:r>
+        <w:rPr>
+          <w:rFonts w:ascii="Calibri" w:hAnsi="Calibri"/>
+          <w:color w:val="337AB7"/>
+          <w:sz w:val="25"/>
+        </w:rPr>
+        <w:t>7.2 Security Audit &amp; Verification</w:t>
+      </w:r>
+    </w:p>
+    <w:p>
+      <w:pPr>
+        <w:pStyle w:val="ListBullet"/>
+        <w:spacing w:before="20" w:after="40"/>
+      </w:pPr>
+      <w:r>
+        <w:rPr>
+          <w:rFonts w:ascii="Calibri" w:hAnsi="Calibri"/>
+          <w:b/>
+          <w:color w:val="333333"/>
+          <w:sz w:val="22"/>
+        </w:rPr>
+        <w:t>SQL Injection Prevention</w:t>
+      </w:r>
+      <w:r>
+        <w:rPr>
+          <w:rFonts w:ascii="Calibri" w:hAnsi="Calibri"/>
+          <w:color w:val="333333"/>
+          <w:sz w:val="22"/>
+        </w:rPr>
+        <w:t>: All database interactions use prepared statements with parameterized queries (</w:t>
+      </w:r>
+      <w:r>
+        <w:rPr>
+          <w:rFonts w:ascii="Courier New" w:hAnsi="Courier New"/>
+          <w:color w:val="B42828"/>
+          <w:sz w:val="20"/>
+        </w:rPr>
+        <w:t>pool.query('SELECT ... WHERE id = ?', [id])</w:t>
+      </w:r>
+      <w:r>
+        <w:rPr>
+          <w:rFonts w:ascii="Calibri" w:hAnsi="Calibri"/>
+          <w:color w:val="333333"/>
+          <w:sz w:val="22"/>
+        </w:rPr>
+        <w:t>).</w:t>
+      </w:r>
+    </w:p>
+    <w:p>
+      <w:pPr>
+        <w:pStyle w:val="ListBullet"/>
+        <w:spacing w:before="20" w:after="40"/>
+      </w:pPr>
+      <w:r>
+        <w:rPr>
+          <w:rFonts w:ascii="Calibri" w:hAnsi="Calibri"/>
+          <w:b/>
+          <w:color w:val="333333"/>
+          <w:sz w:val="22"/>
+        </w:rPr>
+        <w:t>Role-Based Access Control (RBAC)</w:t>
+      </w:r>
+      <w:r>
+        <w:rPr>
+          <w:rFonts w:ascii="Calibri" w:hAnsi="Calibri"/>
+          <w:color w:val="333333"/>
+          <w:sz w:val="22"/>
+        </w:rPr>
+        <w:t>: Protected routes verify user role permissions prior to executing administrative actions.</w:t>
+      </w:r>
+    </w:p>
+    <w:p>
+      <w:pPr>
+        <w:pStyle w:val="ListBullet"/>
+        <w:spacing w:before="20" w:after="40"/>
+      </w:pPr>
+      <w:r>
+        <w:rPr>
+          <w:rFonts w:ascii="Calibri" w:hAnsi="Calibri"/>
+          <w:b/>
+          <w:color w:val="333333"/>
+          <w:sz w:val="22"/>
+        </w:rPr>
+        <w:t>CORS Protection</w:t>
+      </w:r>
+      <w:r>
+        <w:rPr>
+          <w:rFonts w:ascii="Calibri" w:hAnsi="Calibri"/>
+          <w:color w:val="333333"/>
+          <w:sz w:val="22"/>
+        </w:rPr>
+        <w:t>: Restricted Cross-Origin Resource Sharing rules enforced at the Gateway Proxy level.</w:t>
+      </w:r>
+    </w:p>
+    <w:p>
+      <w:pPr>
+        <w:spacing w:before="240" w:after="240"/>
+      </w:pPr>
+      <w:r>
+        <w:rPr>
+          <w:color w:val="C8C8C8"/>
+        </w:rPr>
+        <w:t>―――――――――――――――――――――――――――――――――――――――――――――――――――――――</w:t>
+      </w:r>
+    </w:p>
+    <w:p>
+      <w:pPr>
+        <w:pStyle w:val="Heading2"/>
+        <w:spacing w:before="280" w:after="80"/>
+      </w:pPr>
+      <w:r>
+        <w:rPr>
+          <w:rFonts w:ascii="Calibri" w:hAnsi="Calibri"/>
+          <w:color w:val="2969A1"/>
+          <w:sz w:val="30"/>
+        </w:rPr>
+        <w:t>8. Hosting, Cloudflare Tunnel &amp; Production Infrastructure Validation Suite</w:t>
+      </w:r>
+    </w:p>
+    <w:p>
+      <w:pPr>
+        <w:pStyle w:val="Heading3"/>
+        <w:spacing w:before="200" w:after="60"/>
+      </w:pPr>
+      <w:r>
+        <w:rPr>
+          <w:rFonts w:ascii="Calibri" w:hAnsi="Calibri"/>
+          <w:color w:val="337AB7"/>
+          <w:sz w:val="25"/>
+        </w:rPr>
+        <w:t>8.1 Production Infrastructure Architecture Overview</w:t>
+      </w:r>
+    </w:p>
+    <w:p>
+      <w:pPr>
+        <w:spacing w:before="60" w:after="80" w:line="276" w:lineRule="auto"/>
+      </w:pPr>
+      <w:r>
+        <w:rPr>
+          <w:rFonts w:ascii="Calibri" w:hAnsi="Calibri"/>
+          <w:color w:val="333333"/>
+          <w:sz w:val="22"/>
+        </w:rPr>
+        <w:t xml:space="preserve">To ensure high availability, SSL encryption, and seamless hosting deployment, </w:t>
+      </w:r>
+      <w:r>
+        <w:rPr>
+          <w:rFonts w:ascii="Calibri" w:hAnsi="Calibri"/>
+          <w:b/>
+          <w:color w:val="333333"/>
+          <w:sz w:val="22"/>
+        </w:rPr>
+        <w:t>Project KNOT</w:t>
+      </w:r>
+      <w:r>
+        <w:rPr>
+          <w:rFonts w:ascii="Calibri" w:hAnsi="Calibri"/>
+          <w:color w:val="333333"/>
+          <w:sz w:val="22"/>
+        </w:rPr>
+        <w:t xml:space="preserve"> was integrated with </w:t>
+      </w:r>
+      <w:r>
+        <w:rPr>
+          <w:rFonts w:ascii="Calibri" w:hAnsi="Calibri"/>
+          <w:b/>
+          <w:color w:val="333333"/>
+          <w:sz w:val="22"/>
+        </w:rPr>
+        <w:t>Cloudflare Tunnels (`cloudflared`)</w:t>
+      </w:r>
+      <w:r>
+        <w:rPr>
+          <w:rFonts w:ascii="Calibri" w:hAnsi="Calibri"/>
+          <w:color w:val="333333"/>
+          <w:sz w:val="22"/>
+        </w:rPr>
+        <w:t xml:space="preserve"> and </w:t>
+      </w:r>
+      <w:r>
+        <w:rPr>
+          <w:rFonts w:ascii="Calibri" w:hAnsi="Calibri"/>
+          <w:b/>
+          <w:color w:val="333333"/>
+          <w:sz w:val="22"/>
+        </w:rPr>
+        <w:t>PM2 Process Management</w:t>
+      </w:r>
+      <w:r>
+        <w:rPr>
+          <w:rFonts w:ascii="Calibri" w:hAnsi="Calibri"/>
+          <w:color w:val="333333"/>
+          <w:sz w:val="22"/>
+        </w:rPr>
+        <w:t>.</w:t>
+      </w:r>
+    </w:p>
+    <w:p>
+      <w:pPr>
+        <w:spacing w:before="120" w:after="120"/>
+        <w:ind w:left="288" w:right="288"/>
+      </w:pPr>
+      <w:r>
+        <w:rPr>
+          <w:rFonts w:ascii="Consolas" w:hAnsi="Consolas"/>
+          <w:color w:val="282828"/>
+          <w:sz w:val="19"/>
+        </w:rPr>
+        <w:t>graph LR</w:t>
+        <w:br/>
+        <w:t xml:space="preserve">    User[Client Browser] --&gt;|HTTPS Port 443| CF[Cloudflare Edge Network]</w:t>
+        <w:br/>
+        <w:t xml:space="preserve">    CF --&gt;|Encrypted Edge Tunnel| Cloudflared[cloudflared Daemon on Host]</w:t>
+        <w:br/>
+        <w:t xml:space="preserve">    Cloudflared --&gt;|http://localhost:3000| Gateway[Gateway Hub - PM2]</w:t>
+        <w:br/>
+        <w:t xml:space="preserve">    Cloudflared --&gt;|http://localhost:5001| StudentAPI[Student API - Port 5001]</w:t>
+        <w:br/>
+        <w:t xml:space="preserve">    StudentAPI --&gt;|MySQL Protocol| DB[(knot_db Database)]</w:t>
+      </w:r>
+    </w:p>
+    <w:p>
+      <w:pPr>
+        <w:spacing w:before="240" w:after="240"/>
+      </w:pPr>
+      <w:r>
+        <w:rPr>
+          <w:color w:val="C8C8C8"/>
+        </w:rPr>
+        <w:t>―――――――――――――――――――――――――――――――――――――――――――――――――――――――</w:t>
+      </w:r>
+    </w:p>
+    <w:p>
+      <w:pPr>
+        <w:pStyle w:val="Heading3"/>
+        <w:spacing w:before="200" w:after="60"/>
+      </w:pPr>
+      <w:r>
+        <w:rPr>
+          <w:rFonts w:ascii="Calibri" w:hAnsi="Calibri"/>
+          <w:color w:val="337AB7"/>
+          <w:sz w:val="25"/>
+        </w:rPr>
+        <w:t>8.2 Cloudflare Tunnel &amp; Domain Routing Verification Suite</w:t>
       </w:r>
     </w:p>
     <w:tbl>
       <w:tblPr>
         <w:tblW w:type="auto" w:w="0"/>
         <w:jc w:val="center"/>
+        <w:tblLayout w:type="autofit"/>
         <w:tblLook w:firstColumn="1" w:firstRow="1" w:lastColumn="0" w:lastRow="0" w:noHBand="0" w:noVBand="1" w:val="04A0"/>
       </w:tblPr>
       <w:tblGrid>
-        <w:gridCol w:w="9360"/>
+        <w:gridCol w:w="1560"/>
+        <w:gridCol w:w="1560"/>
+        <w:gridCol w:w="1560"/>
+        <w:gridCol w:w="1560"/>
+        <w:gridCol w:w="1560"/>
+        <w:gridCol w:w="1560"/>
       </w:tblGrid>
       <w:tr>
         <w:tc>
           <w:tcPr>
-            <w:tcW w:type="dxa" w:w="9360"/>
-            <w:shd w:fill="F3F4F6"/>
+            <w:tcW w:type="dxa" w:w="1560"/>
             <w:tcMar>
-              <w:top w:w="140" w:type="dxa"/>
-              <w:bottom w:w="140" w:type="dxa"/>
-              <w:left w:w="200" w:type="dxa"/>
-              <w:right w:w="200" w:type="dxa"/>
+              <w:top w:w="120" w:type="dxa"/>
+              <w:bottom w:w="120" w:type="dxa"/>
+              <w:left w:w="150" w:type="dxa"/>
+              <w:right w:w="150" w:type="dxa"/>
             </w:tcMar>
+            <w:shd w:val="clear" w:color="auto" w:fill="1F4E79"/>
           </w:tcPr>
           <w:p>
             <w:pPr>
-              <w:spacing w:after="40"/>
+              <w:spacing w:before="40" w:after="40"/>
             </w:pPr>
             <w:r>
               <w:rPr>
-                <w:rFonts w:ascii="Consolas" w:hAnsi="Consolas"/>
-                <w:color w:val="1F2937"/>
+                <w:rFonts w:ascii="Calibri" w:hAnsi="Calibri"/>
+                <w:b/>
+                <w:color w:val="FFFFFF"/>
+                <w:sz w:val="20"/>
+              </w:rPr>
+              <w:t>Test ID</w:t>
+            </w:r>
+          </w:p>
+        </w:tc>
+        <w:tc>
+          <w:tcPr>
+            <w:tcW w:type="dxa" w:w="1560"/>
+            <w:tcMar>
+              <w:top w:w="120" w:type="dxa"/>
+              <w:bottom w:w="120" w:type="dxa"/>
+              <w:left w:w="150" w:type="dxa"/>
+              <w:right w:w="150" w:type="dxa"/>
+            </w:tcMar>
+            <w:shd w:val="clear" w:color="auto" w:fill="1F4E79"/>
+          </w:tcPr>
+          <w:p>
+            <w:pPr>
+              <w:spacing w:before="40" w:after="40"/>
+            </w:pPr>
+            <w:r>
+              <w:rPr>
+                <w:rFonts w:ascii="Calibri" w:hAnsi="Calibri"/>
+                <w:b/>
+                <w:color w:val="FFFFFF"/>
+                <w:sz w:val="20"/>
+              </w:rPr>
+              <w:t>Infrastructure Test Scenario</w:t>
+            </w:r>
+          </w:p>
+        </w:tc>
+        <w:tc>
+          <w:tcPr>
+            <w:tcW w:type="dxa" w:w="1560"/>
+            <w:tcMar>
+              <w:top w:w="120" w:type="dxa"/>
+              <w:bottom w:w="120" w:type="dxa"/>
+              <w:left w:w="150" w:type="dxa"/>
+              <w:right w:w="150" w:type="dxa"/>
+            </w:tcMar>
+            <w:shd w:val="clear" w:color="auto" w:fill="1F4E79"/>
+          </w:tcPr>
+          <w:p>
+            <w:pPr>
+              <w:spacing w:before="40" w:after="40"/>
+            </w:pPr>
+            <w:r>
+              <w:rPr>
+                <w:rFonts w:ascii="Calibri" w:hAnsi="Calibri"/>
+                <w:b/>
+                <w:color w:val="FFFFFF"/>
+                <w:sz w:val="20"/>
+              </w:rPr>
+              <w:t>Test Procedure / Input</w:t>
+            </w:r>
+          </w:p>
+        </w:tc>
+        <w:tc>
+          <w:tcPr>
+            <w:tcW w:type="dxa" w:w="1560"/>
+            <w:tcMar>
+              <w:top w:w="120" w:type="dxa"/>
+              <w:bottom w:w="120" w:type="dxa"/>
+              <w:left w:w="150" w:type="dxa"/>
+              <w:right w:w="150" w:type="dxa"/>
+            </w:tcMar>
+            <w:shd w:val="clear" w:color="auto" w:fill="1F4E79"/>
+          </w:tcPr>
+          <w:p>
+            <w:pPr>
+              <w:spacing w:before="40" w:after="40"/>
+            </w:pPr>
+            <w:r>
+              <w:rPr>
+                <w:rFonts w:ascii="Calibri" w:hAnsi="Calibri"/>
+                <w:b/>
+                <w:color w:val="FFFFFF"/>
+                <w:sz w:val="20"/>
+              </w:rPr>
+              <w:t>Expected Result</w:t>
+            </w:r>
+          </w:p>
+        </w:tc>
+        <w:tc>
+          <w:tcPr>
+            <w:tcW w:type="dxa" w:w="1560"/>
+            <w:tcMar>
+              <w:top w:w="120" w:type="dxa"/>
+              <w:bottom w:w="120" w:type="dxa"/>
+              <w:left w:w="150" w:type="dxa"/>
+              <w:right w:w="150" w:type="dxa"/>
+            </w:tcMar>
+            <w:shd w:val="clear" w:color="auto" w:fill="1F4E79"/>
+          </w:tcPr>
+          <w:p>
+            <w:pPr>
+              <w:spacing w:before="40" w:after="40"/>
+            </w:pPr>
+            <w:r>
+              <w:rPr>
+                <w:rFonts w:ascii="Calibri" w:hAnsi="Calibri"/>
+                <w:b/>
+                <w:color w:val="FFFFFF"/>
+                <w:sz w:val="20"/>
+              </w:rPr>
+              <w:t>Actual Outcome</w:t>
+            </w:r>
+          </w:p>
+        </w:tc>
+        <w:tc>
+          <w:tcPr>
+            <w:tcW w:type="dxa" w:w="1560"/>
+            <w:tcMar>
+              <w:top w:w="120" w:type="dxa"/>
+              <w:bottom w:w="120" w:type="dxa"/>
+              <w:left w:w="150" w:type="dxa"/>
+              <w:right w:w="150" w:type="dxa"/>
+            </w:tcMar>
+            <w:shd w:val="clear" w:color="auto" w:fill="1F4E79"/>
+          </w:tcPr>
+          <w:p>
+            <w:pPr>
+              <w:spacing w:before="40" w:after="40"/>
+            </w:pPr>
+            <w:r>
+              <w:rPr>
+                <w:rFonts w:ascii="Calibri" w:hAnsi="Calibri"/>
+                <w:b/>
+                <w:color w:val="FFFFFF"/>
+                <w:sz w:val="20"/>
+              </w:rPr>
+              <w:t>Status</w:t>
+            </w:r>
+          </w:p>
+        </w:tc>
+      </w:tr>
+      <w:tr>
+        <w:tc>
+          <w:tcPr>
+            <w:tcW w:type="dxa" w:w="1560"/>
+            <w:tcMar>
+              <w:top w:w="120" w:type="dxa"/>
+              <w:bottom w:w="120" w:type="dxa"/>
+              <w:left w:w="150" w:type="dxa"/>
+              <w:right w:w="150" w:type="dxa"/>
+            </w:tcMar>
+            <w:shd w:val="clear" w:color="auto" w:fill="F2F4F7"/>
+          </w:tcPr>
+          <w:p>
+            <w:pPr>
+              <w:spacing w:before="40" w:after="40"/>
+            </w:pPr>
+            <w:r>
+              <w:rPr>
+                <w:rFonts w:ascii="Calibri" w:hAnsi="Calibri"/>
+                <w:b/>
+                <w:color w:val="333333"/>
                 <w:sz w:val="19"/>
               </w:rPr>
-              <w:t xml:space="preserve">   GET /api/auth/profile             : 12ms</w:t>
-              <w:br/>
-              <w:t xml:space="preserve">   GET /api/rooms                    : 18ms</w:t>
-              <w:br/>
-              <w:t xml:space="preserve">   POST /api/bookings                : 34ms</w:t>
-              <w:br/>
-              <w:t xml:space="preserve">   PUT /api/admin/bookings/:id       : 28ms</w:t>
-              <w:br/>
-              <w:t xml:space="preserve">   POST /api/faults (with Base64)    : 42ms</w:t>
+              <w:t>TC-H01</w:t>
+            </w:r>
+          </w:p>
+        </w:tc>
+        <w:tc>
+          <w:tcPr>
+            <w:tcW w:type="dxa" w:w="1560"/>
+            <w:tcMar>
+              <w:top w:w="120" w:type="dxa"/>
+              <w:bottom w:w="120" w:type="dxa"/>
+              <w:left w:w="150" w:type="dxa"/>
+              <w:right w:w="150" w:type="dxa"/>
+            </w:tcMar>
+            <w:shd w:val="clear" w:color="auto" w:fill="F2F4F7"/>
+          </w:tcPr>
+          <w:p>
+            <w:pPr>
+              <w:spacing w:before="40" w:after="40"/>
+            </w:pPr>
+            <w:r>
+              <w:rPr>
+                <w:rFonts w:ascii="Calibri" w:hAnsi="Calibri"/>
+                <w:b/>
+                <w:color w:val="333333"/>
+                <w:sz w:val="19"/>
+              </w:rPr>
+              <w:t>Cloudflare Domain Routing (`foe.knotpdn.tech`)</w:t>
+            </w:r>
+          </w:p>
+        </w:tc>
+        <w:tc>
+          <w:tcPr>
+            <w:tcW w:type="dxa" w:w="1560"/>
+            <w:tcMar>
+              <w:top w:w="120" w:type="dxa"/>
+              <w:bottom w:w="120" w:type="dxa"/>
+              <w:left w:w="150" w:type="dxa"/>
+              <w:right w:w="150" w:type="dxa"/>
+            </w:tcMar>
+            <w:shd w:val="clear" w:color="auto" w:fill="F2F4F7"/>
+          </w:tcPr>
+          <w:p>
+            <w:pPr>
+              <w:spacing w:before="40" w:after="40"/>
+            </w:pPr>
+            <w:r>
+              <w:rPr>
+                <w:rFonts w:ascii="Calibri" w:hAnsi="Calibri"/>
+                <w:color w:val="333333"/>
+                <w:sz w:val="19"/>
+              </w:rPr>
+              <w:t xml:space="preserve">Send GET request to </w:t>
+            </w:r>
+            <w:r>
+              <w:rPr>
+                <w:rFonts w:ascii="Courier New" w:hAnsi="Courier New"/>
+                <w:color w:val="B42828"/>
+                <w:sz w:val="20"/>
+              </w:rPr>
+              <w:t>https://foe.knotpdn.tech</w:t>
+            </w:r>
+          </w:p>
+        </w:tc>
+        <w:tc>
+          <w:tcPr>
+            <w:tcW w:type="dxa" w:w="1560"/>
+            <w:tcMar>
+              <w:top w:w="120" w:type="dxa"/>
+              <w:bottom w:w="120" w:type="dxa"/>
+              <w:left w:w="150" w:type="dxa"/>
+              <w:right w:w="150" w:type="dxa"/>
+            </w:tcMar>
+            <w:shd w:val="clear" w:color="auto" w:fill="F2F4F7"/>
+          </w:tcPr>
+          <w:p>
+            <w:pPr>
+              <w:spacing w:before="40" w:after="40"/>
+            </w:pPr>
+            <w:r>
+              <w:rPr>
+                <w:rFonts w:ascii="Calibri" w:hAnsi="Calibri"/>
+                <w:color w:val="333333"/>
+                <w:sz w:val="19"/>
+              </w:rPr>
+              <w:t>Tunnel routes request to local Gateway (port 3000) and returns HTTP 200 SPA index</w:t>
+            </w:r>
+          </w:p>
+        </w:tc>
+        <w:tc>
+          <w:tcPr>
+            <w:tcW w:type="dxa" w:w="1560"/>
+            <w:tcMar>
+              <w:top w:w="120" w:type="dxa"/>
+              <w:bottom w:w="120" w:type="dxa"/>
+              <w:left w:w="150" w:type="dxa"/>
+              <w:right w:w="150" w:type="dxa"/>
+            </w:tcMar>
+            <w:shd w:val="clear" w:color="auto" w:fill="F2F4F7"/>
+          </w:tcPr>
+          <w:p>
+            <w:pPr>
+              <w:spacing w:before="40" w:after="40"/>
+            </w:pPr>
+            <w:r>
+              <w:rPr>
+                <w:rFonts w:ascii="Calibri" w:hAnsi="Calibri"/>
+                <w:color w:val="333333"/>
+                <w:sz w:val="19"/>
+              </w:rPr>
+              <w:t>Successfully loaded React SPA via Cloudflare Tunnel</w:t>
+            </w:r>
+          </w:p>
+        </w:tc>
+        <w:tc>
+          <w:tcPr>
+            <w:tcW w:type="dxa" w:w="1560"/>
+            <w:tcMar>
+              <w:top w:w="120" w:type="dxa"/>
+              <w:bottom w:w="120" w:type="dxa"/>
+              <w:left w:w="150" w:type="dxa"/>
+              <w:right w:w="150" w:type="dxa"/>
+            </w:tcMar>
+            <w:shd w:val="clear" w:color="auto" w:fill="F2F4F7"/>
+          </w:tcPr>
+          <w:p>
+            <w:pPr>
+              <w:spacing w:before="40" w:after="40"/>
+            </w:pPr>
+            <w:r>
+              <w:rPr>
+                <w:rFonts w:ascii="Calibri" w:hAnsi="Calibri"/>
+                <w:b/>
+                <w:color w:val="333333"/>
+                <w:sz w:val="19"/>
+              </w:rPr>
+              <w:t>PASS</w:t>
+            </w:r>
+          </w:p>
+        </w:tc>
+      </w:tr>
+      <w:tr>
+        <w:tc>
+          <w:tcPr>
+            <w:tcW w:type="dxa" w:w="1560"/>
+            <w:tcMar>
+              <w:top w:w="120" w:type="dxa"/>
+              <w:bottom w:w="120" w:type="dxa"/>
+              <w:left w:w="150" w:type="dxa"/>
+              <w:right w:w="150" w:type="dxa"/>
+            </w:tcMar>
+            <w:shd w:val="clear" w:color="auto" w:fill="FFFFFF"/>
+          </w:tcPr>
+          <w:p>
+            <w:pPr>
+              <w:spacing w:before="40" w:after="40"/>
+            </w:pPr>
+            <w:r>
+              <w:rPr>
+                <w:rFonts w:ascii="Calibri" w:hAnsi="Calibri"/>
+                <w:b/>
+                <w:color w:val="333333"/>
+                <w:sz w:val="19"/>
+              </w:rPr>
+              <w:t>TC-H02</w:t>
+            </w:r>
+          </w:p>
+        </w:tc>
+        <w:tc>
+          <w:tcPr>
+            <w:tcW w:type="dxa" w:w="1560"/>
+            <w:tcMar>
+              <w:top w:w="120" w:type="dxa"/>
+              <w:bottom w:w="120" w:type="dxa"/>
+              <w:left w:w="150" w:type="dxa"/>
+              <w:right w:w="150" w:type="dxa"/>
+            </w:tcMar>
+            <w:shd w:val="clear" w:color="auto" w:fill="FFFFFF"/>
+          </w:tcPr>
+          <w:p>
+            <w:pPr>
+              <w:spacing w:before="40" w:after="40"/>
+            </w:pPr>
+            <w:r>
+              <w:rPr>
+                <w:rFonts w:ascii="Calibri" w:hAnsi="Calibri"/>
+                <w:b/>
+                <w:color w:val="333333"/>
+                <w:sz w:val="19"/>
+              </w:rPr>
+              <w:t>Backend API Domain Routing (`backend.knotpdn.tech`)</w:t>
+            </w:r>
+          </w:p>
+        </w:tc>
+        <w:tc>
+          <w:tcPr>
+            <w:tcW w:type="dxa" w:w="1560"/>
+            <w:tcMar>
+              <w:top w:w="120" w:type="dxa"/>
+              <w:bottom w:w="120" w:type="dxa"/>
+              <w:left w:w="150" w:type="dxa"/>
+              <w:right w:w="150" w:type="dxa"/>
+            </w:tcMar>
+            <w:shd w:val="clear" w:color="auto" w:fill="FFFFFF"/>
+          </w:tcPr>
+          <w:p>
+            <w:pPr>
+              <w:spacing w:before="40" w:after="40"/>
+            </w:pPr>
+            <w:r>
+              <w:rPr>
+                <w:rFonts w:ascii="Calibri" w:hAnsi="Calibri"/>
+                <w:color w:val="333333"/>
+                <w:sz w:val="19"/>
+              </w:rPr>
+              <w:t xml:space="preserve">Send GET request to </w:t>
+            </w:r>
+            <w:r>
+              <w:rPr>
+                <w:rFonts w:ascii="Courier New" w:hAnsi="Courier New"/>
+                <w:color w:val="B42828"/>
+                <w:sz w:val="20"/>
+              </w:rPr>
+              <w:t>https://backend.knotpdn.tech/api/rooms</w:t>
+            </w:r>
+          </w:p>
+        </w:tc>
+        <w:tc>
+          <w:tcPr>
+            <w:tcW w:type="dxa" w:w="1560"/>
+            <w:tcMar>
+              <w:top w:w="120" w:type="dxa"/>
+              <w:bottom w:w="120" w:type="dxa"/>
+              <w:left w:w="150" w:type="dxa"/>
+              <w:right w:w="150" w:type="dxa"/>
+            </w:tcMar>
+            <w:shd w:val="clear" w:color="auto" w:fill="FFFFFF"/>
+          </w:tcPr>
+          <w:p>
+            <w:pPr>
+              <w:spacing w:before="40" w:after="40"/>
+            </w:pPr>
+            <w:r>
+              <w:rPr>
+                <w:rFonts w:ascii="Calibri" w:hAnsi="Calibri"/>
+                <w:color w:val="333333"/>
+                <w:sz w:val="19"/>
+              </w:rPr>
+              <w:t>Tunnel routes request to Student Backend (port 5001) returning room catalog JSON</w:t>
+            </w:r>
+          </w:p>
+        </w:tc>
+        <w:tc>
+          <w:tcPr>
+            <w:tcW w:type="dxa" w:w="1560"/>
+            <w:tcMar>
+              <w:top w:w="120" w:type="dxa"/>
+              <w:bottom w:w="120" w:type="dxa"/>
+              <w:left w:w="150" w:type="dxa"/>
+              <w:right w:w="150" w:type="dxa"/>
+            </w:tcMar>
+            <w:shd w:val="clear" w:color="auto" w:fill="FFFFFF"/>
+          </w:tcPr>
+          <w:p>
+            <w:pPr>
+              <w:spacing w:before="40" w:after="40"/>
+            </w:pPr>
+            <w:r>
+              <w:rPr>
+                <w:rFonts w:ascii="Calibri" w:hAnsi="Calibri"/>
+                <w:color w:val="333333"/>
+                <w:sz w:val="19"/>
+              </w:rPr>
+              <w:t>Returned standard 10 room JSON payload</w:t>
+            </w:r>
+          </w:p>
+        </w:tc>
+        <w:tc>
+          <w:tcPr>
+            <w:tcW w:type="dxa" w:w="1560"/>
+            <w:tcMar>
+              <w:top w:w="120" w:type="dxa"/>
+              <w:bottom w:w="120" w:type="dxa"/>
+              <w:left w:w="150" w:type="dxa"/>
+              <w:right w:w="150" w:type="dxa"/>
+            </w:tcMar>
+            <w:shd w:val="clear" w:color="auto" w:fill="FFFFFF"/>
+          </w:tcPr>
+          <w:p>
+            <w:pPr>
+              <w:spacing w:before="40" w:after="40"/>
+            </w:pPr>
+            <w:r>
+              <w:rPr>
+                <w:rFonts w:ascii="Calibri" w:hAnsi="Calibri"/>
+                <w:b/>
+                <w:color w:val="333333"/>
+                <w:sz w:val="19"/>
+              </w:rPr>
+              <w:t>PASS</w:t>
+            </w:r>
+          </w:p>
+        </w:tc>
+      </w:tr>
+      <w:tr>
+        <w:tc>
+          <w:tcPr>
+            <w:tcW w:type="dxa" w:w="1560"/>
+            <w:tcMar>
+              <w:top w:w="120" w:type="dxa"/>
+              <w:bottom w:w="120" w:type="dxa"/>
+              <w:left w:w="150" w:type="dxa"/>
+              <w:right w:w="150" w:type="dxa"/>
+            </w:tcMar>
+            <w:shd w:val="clear" w:color="auto" w:fill="F2F4F7"/>
+          </w:tcPr>
+          <w:p>
+            <w:pPr>
+              <w:spacing w:before="40" w:after="40"/>
+            </w:pPr>
+            <w:r>
+              <w:rPr>
+                <w:rFonts w:ascii="Calibri" w:hAnsi="Calibri"/>
+                <w:b/>
+                <w:color w:val="333333"/>
+                <w:sz w:val="19"/>
+              </w:rPr>
+              <w:t>TC-H03</w:t>
+            </w:r>
+          </w:p>
+        </w:tc>
+        <w:tc>
+          <w:tcPr>
+            <w:tcW w:type="dxa" w:w="1560"/>
+            <w:tcMar>
+              <w:top w:w="120" w:type="dxa"/>
+              <w:bottom w:w="120" w:type="dxa"/>
+              <w:left w:w="150" w:type="dxa"/>
+              <w:right w:w="150" w:type="dxa"/>
+            </w:tcMar>
+            <w:shd w:val="clear" w:color="auto" w:fill="F2F4F7"/>
+          </w:tcPr>
+          <w:p>
+            <w:pPr>
+              <w:spacing w:before="40" w:after="40"/>
+            </w:pPr>
+            <w:r>
+              <w:rPr>
+                <w:rFonts w:ascii="Calibri" w:hAnsi="Calibri"/>
+                <w:b/>
+                <w:color w:val="333333"/>
+                <w:sz w:val="19"/>
+              </w:rPr>
+              <w:t>CORS &amp; Pre-flight OPTIONS Exchange</w:t>
+            </w:r>
+          </w:p>
+        </w:tc>
+        <w:tc>
+          <w:tcPr>
+            <w:tcW w:type="dxa" w:w="1560"/>
+            <w:tcMar>
+              <w:top w:w="120" w:type="dxa"/>
+              <w:bottom w:w="120" w:type="dxa"/>
+              <w:left w:w="150" w:type="dxa"/>
+              <w:right w:w="150" w:type="dxa"/>
+            </w:tcMar>
+            <w:shd w:val="clear" w:color="auto" w:fill="F2F4F7"/>
+          </w:tcPr>
+          <w:p>
+            <w:pPr>
+              <w:spacing w:before="40" w:after="40"/>
+            </w:pPr>
+            <w:r>
+              <w:rPr>
+                <w:rFonts w:ascii="Calibri" w:hAnsi="Calibri"/>
+                <w:color w:val="333333"/>
+                <w:sz w:val="19"/>
+              </w:rPr>
+              <w:t xml:space="preserve">Send cross-origin POST request from </w:t>
+            </w:r>
+            <w:r>
+              <w:rPr>
+                <w:rFonts w:ascii="Courier New" w:hAnsi="Courier New"/>
+                <w:color w:val="B42828"/>
+                <w:sz w:val="20"/>
+              </w:rPr>
+              <w:t>foe.knotpdn.tech</w:t>
+            </w:r>
+            <w:r>
+              <w:rPr>
+                <w:rFonts w:ascii="Calibri" w:hAnsi="Calibri"/>
+                <w:color w:val="333333"/>
+                <w:sz w:val="19"/>
+              </w:rPr>
+              <w:t xml:space="preserve"> to </w:t>
+            </w:r>
+            <w:r>
+              <w:rPr>
+                <w:rFonts w:ascii="Courier New" w:hAnsi="Courier New"/>
+                <w:color w:val="B42828"/>
+                <w:sz w:val="20"/>
+              </w:rPr>
+              <w:t>backend.knotpdn.tech</w:t>
+            </w:r>
+          </w:p>
+        </w:tc>
+        <w:tc>
+          <w:tcPr>
+            <w:tcW w:type="dxa" w:w="1560"/>
+            <w:tcMar>
+              <w:top w:w="120" w:type="dxa"/>
+              <w:bottom w:w="120" w:type="dxa"/>
+              <w:left w:w="150" w:type="dxa"/>
+              <w:right w:w="150" w:type="dxa"/>
+            </w:tcMar>
+            <w:shd w:val="clear" w:color="auto" w:fill="F2F4F7"/>
+          </w:tcPr>
+          <w:p>
+            <w:pPr>
+              <w:spacing w:before="40" w:after="40"/>
+            </w:pPr>
+            <w:r>
+              <w:rPr>
+                <w:rFonts w:ascii="Calibri" w:hAnsi="Calibri"/>
+                <w:color w:val="333333"/>
+                <w:sz w:val="19"/>
+              </w:rPr>
+              <w:t xml:space="preserve">Express CORS middleware handles pre-flight OPTIONS, returning </w:t>
+            </w:r>
+            <w:r>
+              <w:rPr>
+                <w:rFonts w:ascii="Courier New" w:hAnsi="Courier New"/>
+                <w:color w:val="B42828"/>
+                <w:sz w:val="20"/>
+              </w:rPr>
+              <w:t>Access-Control-Allow-Origin</w:t>
+            </w:r>
+          </w:p>
+        </w:tc>
+        <w:tc>
+          <w:tcPr>
+            <w:tcW w:type="dxa" w:w="1560"/>
+            <w:tcMar>
+              <w:top w:w="120" w:type="dxa"/>
+              <w:bottom w:w="120" w:type="dxa"/>
+              <w:left w:w="150" w:type="dxa"/>
+              <w:right w:w="150" w:type="dxa"/>
+            </w:tcMar>
+            <w:shd w:val="clear" w:color="auto" w:fill="F2F4F7"/>
+          </w:tcPr>
+          <w:p>
+            <w:pPr>
+              <w:spacing w:before="40" w:after="40"/>
+            </w:pPr>
+            <w:r>
+              <w:rPr>
+                <w:rFonts w:ascii="Calibri" w:hAnsi="Calibri"/>
+                <w:color w:val="333333"/>
+                <w:sz w:val="19"/>
+              </w:rPr>
+              <w:t>Pre-flight passed cleanly without browser CORS errors</w:t>
+            </w:r>
+          </w:p>
+        </w:tc>
+        <w:tc>
+          <w:tcPr>
+            <w:tcW w:type="dxa" w:w="1560"/>
+            <w:tcMar>
+              <w:top w:w="120" w:type="dxa"/>
+              <w:bottom w:w="120" w:type="dxa"/>
+              <w:left w:w="150" w:type="dxa"/>
+              <w:right w:w="150" w:type="dxa"/>
+            </w:tcMar>
+            <w:shd w:val="clear" w:color="auto" w:fill="F2F4F7"/>
+          </w:tcPr>
+          <w:p>
+            <w:pPr>
+              <w:spacing w:before="40" w:after="40"/>
+            </w:pPr>
+            <w:r>
+              <w:rPr>
+                <w:rFonts w:ascii="Calibri" w:hAnsi="Calibri"/>
+                <w:b/>
+                <w:color w:val="333333"/>
+                <w:sz w:val="19"/>
+              </w:rPr>
+              <w:t>PASS</w:t>
+            </w:r>
+          </w:p>
+        </w:tc>
+      </w:tr>
+      <w:tr>
+        <w:tc>
+          <w:tcPr>
+            <w:tcW w:type="dxa" w:w="1560"/>
+            <w:tcMar>
+              <w:top w:w="120" w:type="dxa"/>
+              <w:bottom w:w="120" w:type="dxa"/>
+              <w:left w:w="150" w:type="dxa"/>
+              <w:right w:w="150" w:type="dxa"/>
+            </w:tcMar>
+            <w:shd w:val="clear" w:color="auto" w:fill="FFFFFF"/>
+          </w:tcPr>
+          <w:p>
+            <w:pPr>
+              <w:spacing w:before="40" w:after="40"/>
+            </w:pPr>
+            <w:r>
+              <w:rPr>
+                <w:rFonts w:ascii="Calibri" w:hAnsi="Calibri"/>
+                <w:b/>
+                <w:color w:val="333333"/>
+                <w:sz w:val="19"/>
+              </w:rPr>
+              <w:t>TC-H04</w:t>
+            </w:r>
+          </w:p>
+        </w:tc>
+        <w:tc>
+          <w:tcPr>
+            <w:tcW w:type="dxa" w:w="1560"/>
+            <w:tcMar>
+              <w:top w:w="120" w:type="dxa"/>
+              <w:bottom w:w="120" w:type="dxa"/>
+              <w:left w:w="150" w:type="dxa"/>
+              <w:right w:w="150" w:type="dxa"/>
+            </w:tcMar>
+            <w:shd w:val="clear" w:color="auto" w:fill="FFFFFF"/>
+          </w:tcPr>
+          <w:p>
+            <w:pPr>
+              <w:spacing w:before="40" w:after="40"/>
+            </w:pPr>
+            <w:r>
+              <w:rPr>
+                <w:rFonts w:ascii="Calibri" w:hAnsi="Calibri"/>
+                <w:b/>
+                <w:color w:val="333333"/>
+                <w:sz w:val="19"/>
+              </w:rPr>
+              <w:t>SSL Edge Encryption &amp; Auto-Redirection</w:t>
+            </w:r>
+          </w:p>
+        </w:tc>
+        <w:tc>
+          <w:tcPr>
+            <w:tcW w:type="dxa" w:w="1560"/>
+            <w:tcMar>
+              <w:top w:w="120" w:type="dxa"/>
+              <w:bottom w:w="120" w:type="dxa"/>
+              <w:left w:w="150" w:type="dxa"/>
+              <w:right w:w="150" w:type="dxa"/>
+            </w:tcMar>
+            <w:shd w:val="clear" w:color="auto" w:fill="FFFFFF"/>
+          </w:tcPr>
+          <w:p>
+            <w:pPr>
+              <w:spacing w:before="40" w:after="40"/>
+            </w:pPr>
+            <w:r>
+              <w:rPr>
+                <w:rFonts w:ascii="Calibri" w:hAnsi="Calibri"/>
+                <w:color w:val="333333"/>
+                <w:sz w:val="19"/>
+              </w:rPr>
+              <w:t xml:space="preserve">Access </w:t>
+            </w:r>
+            <w:r>
+              <w:rPr>
+                <w:rFonts w:ascii="Courier New" w:hAnsi="Courier New"/>
+                <w:color w:val="B42828"/>
+                <w:sz w:val="20"/>
+              </w:rPr>
+              <w:t>http://foe.knotpdn.tech</w:t>
+            </w:r>
+            <w:r>
+              <w:rPr>
+                <w:rFonts w:ascii="Calibri" w:hAnsi="Calibri"/>
+                <w:color w:val="333333"/>
+                <w:sz w:val="19"/>
+              </w:rPr>
+              <w:t xml:space="preserve"> over unencrypted HTTP</w:t>
+            </w:r>
+          </w:p>
+        </w:tc>
+        <w:tc>
+          <w:tcPr>
+            <w:tcW w:type="dxa" w:w="1560"/>
+            <w:tcMar>
+              <w:top w:w="120" w:type="dxa"/>
+              <w:bottom w:w="120" w:type="dxa"/>
+              <w:left w:w="150" w:type="dxa"/>
+              <w:right w:w="150" w:type="dxa"/>
+            </w:tcMar>
+            <w:shd w:val="clear" w:color="auto" w:fill="FFFFFF"/>
+          </w:tcPr>
+          <w:p>
+            <w:pPr>
+              <w:spacing w:before="40" w:after="40"/>
+            </w:pPr>
+            <w:r>
+              <w:rPr>
+                <w:rFonts w:ascii="Calibri" w:hAnsi="Calibri"/>
+                <w:color w:val="333333"/>
+                <w:sz w:val="19"/>
+              </w:rPr>
+              <w:t xml:space="preserve">Cloudflare Edge forces HTTP 301 redirect to encrypted </w:t>
+            </w:r>
+            <w:r>
+              <w:rPr>
+                <w:rFonts w:ascii="Courier New" w:hAnsi="Courier New"/>
+                <w:color w:val="B42828"/>
+                <w:sz w:val="20"/>
+              </w:rPr>
+              <w:t>https://foe.knotpdn.tech</w:t>
+            </w:r>
+          </w:p>
+        </w:tc>
+        <w:tc>
+          <w:tcPr>
+            <w:tcW w:type="dxa" w:w="1560"/>
+            <w:tcMar>
+              <w:top w:w="120" w:type="dxa"/>
+              <w:bottom w:w="120" w:type="dxa"/>
+              <w:left w:w="150" w:type="dxa"/>
+              <w:right w:w="150" w:type="dxa"/>
+            </w:tcMar>
+            <w:shd w:val="clear" w:color="auto" w:fill="FFFFFF"/>
+          </w:tcPr>
+          <w:p>
+            <w:pPr>
+              <w:spacing w:before="40" w:after="40"/>
+            </w:pPr>
+            <w:r>
+              <w:rPr>
+                <w:rFonts w:ascii="Calibri" w:hAnsi="Calibri"/>
+                <w:color w:val="333333"/>
+                <w:sz w:val="19"/>
+              </w:rPr>
+              <w:t>Successfully redirected to HTTPS</w:t>
+            </w:r>
+          </w:p>
+        </w:tc>
+        <w:tc>
+          <w:tcPr>
+            <w:tcW w:type="dxa" w:w="1560"/>
+            <w:tcMar>
+              <w:top w:w="120" w:type="dxa"/>
+              <w:bottom w:w="120" w:type="dxa"/>
+              <w:left w:w="150" w:type="dxa"/>
+              <w:right w:w="150" w:type="dxa"/>
+            </w:tcMar>
+            <w:shd w:val="clear" w:color="auto" w:fill="FFFFFF"/>
+          </w:tcPr>
+          <w:p>
+            <w:pPr>
+              <w:spacing w:before="40" w:after="40"/>
+            </w:pPr>
+            <w:r>
+              <w:rPr>
+                <w:rFonts w:ascii="Calibri" w:hAnsi="Calibri"/>
+                <w:b/>
+                <w:color w:val="333333"/>
+                <w:sz w:val="19"/>
+              </w:rPr>
+              <w:t>PASS</w:t>
             </w:r>
           </w:p>
         </w:tc>
@@ -6916,173 +8370,2723 @@
     </w:p>
     <w:p>
       <w:pPr>
-        <w:pStyle w:val="ListBullet"/>
-        <w:spacing w:before="40" w:after="40"/>
+        <w:spacing w:before="240" w:after="240"/>
       </w:pPr>
       <w:r>
         <w:rPr>
-          <w:rFonts w:ascii="Calibri" w:hAnsi="Calibri"/>
-          <w:b/>
-          <w:color w:val="333333"/>
-          <w:sz w:val="21"/>
+          <w:color w:val="C8C8C8"/>
         </w:rPr>
-        <w:t>Average Response Latency</w:t>
-      </w:r>
-      <w:r>
-        <w:rPr>
-          <w:rFonts w:ascii="Calibri" w:hAnsi="Calibri"/>
-          <w:color w:val="333333"/>
-          <w:sz w:val="21"/>
-        </w:rPr>
-        <w:t xml:space="preserve">: </w:t>
-      </w:r>
-      <w:r>
-        <w:rPr>
-          <w:rFonts w:ascii="Calibri" w:hAnsi="Calibri"/>
-          <w:b/>
-          <w:color w:val="333333"/>
-          <w:sz w:val="21"/>
-        </w:rPr>
-        <w:t>26.8ms</w:t>
-      </w:r>
-      <w:r>
-        <w:rPr>
-          <w:rFonts w:ascii="Calibri" w:hAnsi="Calibri"/>
-          <w:color w:val="333333"/>
-          <w:sz w:val="21"/>
-        </w:rPr>
-        <w:t xml:space="preserve"> across all endpoints.</w:t>
+        <w:t>―――――――――――――――――――――――――――――――――――――――――――――――――――――――</w:t>
       </w:r>
     </w:p>
     <w:p>
       <w:pPr>
-        <w:pStyle w:val="ListBullet"/>
-        <w:spacing w:before="40" w:after="40"/>
-      </w:pPr>
-      <w:r>
-        <w:rPr>
-          <w:rFonts w:ascii="Calibri" w:hAnsi="Calibri"/>
-          <w:b/>
-          <w:color w:val="333333"/>
-          <w:sz w:val="21"/>
-        </w:rPr>
-        <w:t>Concurrent Request Handling</w:t>
-      </w:r>
-      <w:r>
-        <w:rPr>
-          <w:rFonts w:ascii="Calibri" w:hAnsi="Calibri"/>
-          <w:color w:val="333333"/>
-          <w:sz w:val="21"/>
-        </w:rPr>
-        <w:t>: Sustained 100 concurrent requests/sec without query connection drops using MySQL2 connection pooling.</w:t>
-      </w:r>
-    </w:p>
-    <w:p>
-      <w:pPr>
+        <w:pStyle w:val="Heading3"/>
         <w:spacing w:before="200" w:after="60"/>
       </w:pPr>
       <w:r>
         <w:rPr>
           <w:rFonts w:ascii="Calibri" w:hAnsi="Calibri"/>
-          <w:b/>
-          <w:color w:val="111827"/>
+          <w:color w:val="337AB7"/>
           <w:sz w:val="25"/>
         </w:rPr>
-        <w:t>7.2 Security Audit &amp; Verification</w:t>
+        <w:t>8.3 Production Network &amp; Storage Payload Validation</w:t>
+      </w:r>
+    </w:p>
+    <w:tbl>
+      <w:tblPr>
+        <w:tblW w:type="auto" w:w="0"/>
+        <w:jc w:val="center"/>
+        <w:tblLayout w:type="autofit"/>
+        <w:tblLook w:firstColumn="1" w:firstRow="1" w:lastColumn="0" w:lastRow="0" w:noHBand="0" w:noVBand="1" w:val="04A0"/>
+      </w:tblPr>
+      <w:tblGrid>
+        <w:gridCol w:w="1560"/>
+        <w:gridCol w:w="1560"/>
+        <w:gridCol w:w="1560"/>
+        <w:gridCol w:w="1560"/>
+        <w:gridCol w:w="1560"/>
+        <w:gridCol w:w="1560"/>
+      </w:tblGrid>
+      <w:tr>
+        <w:tc>
+          <w:tcPr>
+            <w:tcW w:type="dxa" w:w="1560"/>
+            <w:tcMar>
+              <w:top w:w="120" w:type="dxa"/>
+              <w:bottom w:w="120" w:type="dxa"/>
+              <w:left w:w="150" w:type="dxa"/>
+              <w:right w:w="150" w:type="dxa"/>
+            </w:tcMar>
+            <w:shd w:val="clear" w:color="auto" w:fill="1F4E79"/>
+          </w:tcPr>
+          <w:p>
+            <w:pPr>
+              <w:spacing w:before="40" w:after="40"/>
+            </w:pPr>
+            <w:r>
+              <w:rPr>
+                <w:rFonts w:ascii="Calibri" w:hAnsi="Calibri"/>
+                <w:b/>
+                <w:color w:val="FFFFFF"/>
+                <w:sz w:val="20"/>
+              </w:rPr>
+              <w:t>Test ID</w:t>
+            </w:r>
+          </w:p>
+        </w:tc>
+        <w:tc>
+          <w:tcPr>
+            <w:tcW w:type="dxa" w:w="1560"/>
+            <w:tcMar>
+              <w:top w:w="120" w:type="dxa"/>
+              <w:bottom w:w="120" w:type="dxa"/>
+              <w:left w:w="150" w:type="dxa"/>
+              <w:right w:w="150" w:type="dxa"/>
+            </w:tcMar>
+            <w:shd w:val="clear" w:color="auto" w:fill="1F4E79"/>
+          </w:tcPr>
+          <w:p>
+            <w:pPr>
+              <w:spacing w:before="40" w:after="40"/>
+            </w:pPr>
+            <w:r>
+              <w:rPr>
+                <w:rFonts w:ascii="Calibri" w:hAnsi="Calibri"/>
+                <w:b/>
+                <w:color w:val="FFFFFF"/>
+                <w:sz w:val="20"/>
+              </w:rPr>
+              <w:t>Network / Storage Test Scenario</w:t>
+            </w:r>
+          </w:p>
+        </w:tc>
+        <w:tc>
+          <w:tcPr>
+            <w:tcW w:type="dxa" w:w="1560"/>
+            <w:tcMar>
+              <w:top w:w="120" w:type="dxa"/>
+              <w:bottom w:w="120" w:type="dxa"/>
+              <w:left w:w="150" w:type="dxa"/>
+              <w:right w:w="150" w:type="dxa"/>
+            </w:tcMar>
+            <w:shd w:val="clear" w:color="auto" w:fill="1F4E79"/>
+          </w:tcPr>
+          <w:p>
+            <w:pPr>
+              <w:spacing w:before="40" w:after="40"/>
+            </w:pPr>
+            <w:r>
+              <w:rPr>
+                <w:rFonts w:ascii="Calibri" w:hAnsi="Calibri"/>
+                <w:b/>
+                <w:color w:val="FFFFFF"/>
+                <w:sz w:val="20"/>
+              </w:rPr>
+              <w:t>Test Procedure / Input</w:t>
+            </w:r>
+          </w:p>
+        </w:tc>
+        <w:tc>
+          <w:tcPr>
+            <w:tcW w:type="dxa" w:w="1560"/>
+            <w:tcMar>
+              <w:top w:w="120" w:type="dxa"/>
+              <w:bottom w:w="120" w:type="dxa"/>
+              <w:left w:w="150" w:type="dxa"/>
+              <w:right w:w="150" w:type="dxa"/>
+            </w:tcMar>
+            <w:shd w:val="clear" w:color="auto" w:fill="1F4E79"/>
+          </w:tcPr>
+          <w:p>
+            <w:pPr>
+              <w:spacing w:before="40" w:after="40"/>
+            </w:pPr>
+            <w:r>
+              <w:rPr>
+                <w:rFonts w:ascii="Calibri" w:hAnsi="Calibri"/>
+                <w:b/>
+                <w:color w:val="FFFFFF"/>
+                <w:sz w:val="20"/>
+              </w:rPr>
+              <w:t>Expected Result</w:t>
+            </w:r>
+          </w:p>
+        </w:tc>
+        <w:tc>
+          <w:tcPr>
+            <w:tcW w:type="dxa" w:w="1560"/>
+            <w:tcMar>
+              <w:top w:w="120" w:type="dxa"/>
+              <w:bottom w:w="120" w:type="dxa"/>
+              <w:left w:w="150" w:type="dxa"/>
+              <w:right w:w="150" w:type="dxa"/>
+            </w:tcMar>
+            <w:shd w:val="clear" w:color="auto" w:fill="1F4E79"/>
+          </w:tcPr>
+          <w:p>
+            <w:pPr>
+              <w:spacing w:before="40" w:after="40"/>
+            </w:pPr>
+            <w:r>
+              <w:rPr>
+                <w:rFonts w:ascii="Calibri" w:hAnsi="Calibri"/>
+                <w:b/>
+                <w:color w:val="FFFFFF"/>
+                <w:sz w:val="20"/>
+              </w:rPr>
+              <w:t>Actual Outcome</w:t>
+            </w:r>
+          </w:p>
+        </w:tc>
+        <w:tc>
+          <w:tcPr>
+            <w:tcW w:type="dxa" w:w="1560"/>
+            <w:tcMar>
+              <w:top w:w="120" w:type="dxa"/>
+              <w:bottom w:w="120" w:type="dxa"/>
+              <w:left w:w="150" w:type="dxa"/>
+              <w:right w:w="150" w:type="dxa"/>
+            </w:tcMar>
+            <w:shd w:val="clear" w:color="auto" w:fill="1F4E79"/>
+          </w:tcPr>
+          <w:p>
+            <w:pPr>
+              <w:spacing w:before="40" w:after="40"/>
+            </w:pPr>
+            <w:r>
+              <w:rPr>
+                <w:rFonts w:ascii="Calibri" w:hAnsi="Calibri"/>
+                <w:b/>
+                <w:color w:val="FFFFFF"/>
+                <w:sz w:val="20"/>
+              </w:rPr>
+              <w:t>Status</w:t>
+            </w:r>
+          </w:p>
+        </w:tc>
+      </w:tr>
+      <w:tr>
+        <w:tc>
+          <w:tcPr>
+            <w:tcW w:type="dxa" w:w="1560"/>
+            <w:tcMar>
+              <w:top w:w="120" w:type="dxa"/>
+              <w:bottom w:w="120" w:type="dxa"/>
+              <w:left w:w="150" w:type="dxa"/>
+              <w:right w:w="150" w:type="dxa"/>
+            </w:tcMar>
+            <w:shd w:val="clear" w:color="auto" w:fill="F2F4F7"/>
+          </w:tcPr>
+          <w:p>
+            <w:pPr>
+              <w:spacing w:before="40" w:after="40"/>
+            </w:pPr>
+            <w:r>
+              <w:rPr>
+                <w:rFonts w:ascii="Calibri" w:hAnsi="Calibri"/>
+                <w:b/>
+                <w:color w:val="333333"/>
+                <w:sz w:val="19"/>
+              </w:rPr>
+              <w:t>TC-H05</w:t>
+            </w:r>
+          </w:p>
+        </w:tc>
+        <w:tc>
+          <w:tcPr>
+            <w:tcW w:type="dxa" w:w="1560"/>
+            <w:tcMar>
+              <w:top w:w="120" w:type="dxa"/>
+              <w:bottom w:w="120" w:type="dxa"/>
+              <w:left w:w="150" w:type="dxa"/>
+              <w:right w:w="150" w:type="dxa"/>
+            </w:tcMar>
+            <w:shd w:val="clear" w:color="auto" w:fill="F2F4F7"/>
+          </w:tcPr>
+          <w:p>
+            <w:pPr>
+              <w:spacing w:before="40" w:after="40"/>
+            </w:pPr>
+            <w:r>
+              <w:rPr>
+                <w:rFonts w:ascii="Calibri" w:hAnsi="Calibri"/>
+                <w:b/>
+                <w:color w:val="333333"/>
+                <w:sz w:val="19"/>
+              </w:rPr>
+              <w:t>50MB Base64 Image Upload through Tunnel</w:t>
+            </w:r>
+          </w:p>
+        </w:tc>
+        <w:tc>
+          <w:tcPr>
+            <w:tcW w:type="dxa" w:w="1560"/>
+            <w:tcMar>
+              <w:top w:w="120" w:type="dxa"/>
+              <w:bottom w:w="120" w:type="dxa"/>
+              <w:left w:w="150" w:type="dxa"/>
+              <w:right w:w="150" w:type="dxa"/>
+            </w:tcMar>
+            <w:shd w:val="clear" w:color="auto" w:fill="F2F4F7"/>
+          </w:tcPr>
+          <w:p>
+            <w:pPr>
+              <w:spacing w:before="40" w:after="40"/>
+            </w:pPr>
+            <w:r>
+              <w:rPr>
+                <w:rFonts w:ascii="Calibri" w:hAnsi="Calibri"/>
+                <w:color w:val="333333"/>
+                <w:sz w:val="19"/>
+              </w:rPr>
+              <w:t xml:space="preserve">Submit fault report with 45MB Base64 photo attachment via </w:t>
+            </w:r>
+            <w:r>
+              <w:rPr>
+                <w:rFonts w:ascii="Courier New" w:hAnsi="Courier New"/>
+                <w:color w:val="B42828"/>
+                <w:sz w:val="20"/>
+              </w:rPr>
+              <w:t>https://foe.knotpdn.tech</w:t>
+            </w:r>
+          </w:p>
+        </w:tc>
+        <w:tc>
+          <w:tcPr>
+            <w:tcW w:type="dxa" w:w="1560"/>
+            <w:tcMar>
+              <w:top w:w="120" w:type="dxa"/>
+              <w:bottom w:w="120" w:type="dxa"/>
+              <w:left w:w="150" w:type="dxa"/>
+              <w:right w:w="150" w:type="dxa"/>
+            </w:tcMar>
+            <w:shd w:val="clear" w:color="auto" w:fill="F2F4F7"/>
+          </w:tcPr>
+          <w:p>
+            <w:pPr>
+              <w:spacing w:before="40" w:after="40"/>
+            </w:pPr>
+            <w:r>
+              <w:rPr>
+                <w:rFonts w:ascii="Calibri" w:hAnsi="Calibri"/>
+                <w:color w:val="333333"/>
+                <w:sz w:val="19"/>
+              </w:rPr>
+              <w:t>Cloudflare tunnel &amp; Express gateway accept payload without 413 Payload Too Large error</w:t>
+            </w:r>
+          </w:p>
+        </w:tc>
+        <w:tc>
+          <w:tcPr>
+            <w:tcW w:type="dxa" w:w="1560"/>
+            <w:tcMar>
+              <w:top w:w="120" w:type="dxa"/>
+              <w:bottom w:w="120" w:type="dxa"/>
+              <w:left w:w="150" w:type="dxa"/>
+              <w:right w:w="150" w:type="dxa"/>
+            </w:tcMar>
+            <w:shd w:val="clear" w:color="auto" w:fill="F2F4F7"/>
+          </w:tcPr>
+          <w:p>
+            <w:pPr>
+              <w:spacing w:before="40" w:after="40"/>
+            </w:pPr>
+            <w:r>
+              <w:rPr>
+                <w:rFonts w:ascii="Calibri" w:hAnsi="Calibri"/>
+                <w:color w:val="333333"/>
+                <w:sz w:val="19"/>
+              </w:rPr>
+              <w:t xml:space="preserve">Photo saved in </w:t>
+            </w:r>
+            <w:r>
+              <w:rPr>
+                <w:rFonts w:ascii="Courier New" w:hAnsi="Courier New"/>
+                <w:color w:val="B42828"/>
+                <w:sz w:val="20"/>
+              </w:rPr>
+              <w:t>faults</w:t>
+            </w:r>
+            <w:r>
+              <w:rPr>
+                <w:rFonts w:ascii="Calibri" w:hAnsi="Calibri"/>
+                <w:color w:val="333333"/>
+                <w:sz w:val="19"/>
+              </w:rPr>
+              <w:t xml:space="preserve"> table cleanly</w:t>
+            </w:r>
+          </w:p>
+        </w:tc>
+        <w:tc>
+          <w:tcPr>
+            <w:tcW w:type="dxa" w:w="1560"/>
+            <w:tcMar>
+              <w:top w:w="120" w:type="dxa"/>
+              <w:bottom w:w="120" w:type="dxa"/>
+              <w:left w:w="150" w:type="dxa"/>
+              <w:right w:w="150" w:type="dxa"/>
+            </w:tcMar>
+            <w:shd w:val="clear" w:color="auto" w:fill="F2F4F7"/>
+          </w:tcPr>
+          <w:p>
+            <w:pPr>
+              <w:spacing w:before="40" w:after="40"/>
+            </w:pPr>
+            <w:r>
+              <w:rPr>
+                <w:rFonts w:ascii="Calibri" w:hAnsi="Calibri"/>
+                <w:b/>
+                <w:color w:val="333333"/>
+                <w:sz w:val="19"/>
+              </w:rPr>
+              <w:t>PASS</w:t>
+            </w:r>
+          </w:p>
+        </w:tc>
+      </w:tr>
+      <w:tr>
+        <w:tc>
+          <w:tcPr>
+            <w:tcW w:type="dxa" w:w="1560"/>
+            <w:tcMar>
+              <w:top w:w="120" w:type="dxa"/>
+              <w:bottom w:w="120" w:type="dxa"/>
+              <w:left w:w="150" w:type="dxa"/>
+              <w:right w:w="150" w:type="dxa"/>
+            </w:tcMar>
+            <w:shd w:val="clear" w:color="auto" w:fill="FFFFFF"/>
+          </w:tcPr>
+          <w:p>
+            <w:pPr>
+              <w:spacing w:before="40" w:after="40"/>
+            </w:pPr>
+            <w:r>
+              <w:rPr>
+                <w:rFonts w:ascii="Calibri" w:hAnsi="Calibri"/>
+                <w:b/>
+                <w:color w:val="333333"/>
+                <w:sz w:val="19"/>
+              </w:rPr>
+              <w:t>TC-H06</w:t>
+            </w:r>
+          </w:p>
+        </w:tc>
+        <w:tc>
+          <w:tcPr>
+            <w:tcW w:type="dxa" w:w="1560"/>
+            <w:tcMar>
+              <w:top w:w="120" w:type="dxa"/>
+              <w:bottom w:w="120" w:type="dxa"/>
+              <w:left w:w="150" w:type="dxa"/>
+              <w:right w:w="150" w:type="dxa"/>
+            </w:tcMar>
+            <w:shd w:val="clear" w:color="auto" w:fill="FFFFFF"/>
+          </w:tcPr>
+          <w:p>
+            <w:pPr>
+              <w:spacing w:before="40" w:after="40"/>
+            </w:pPr>
+            <w:r>
+              <w:rPr>
+                <w:rFonts w:ascii="Calibri" w:hAnsi="Calibri"/>
+                <w:b/>
+                <w:color w:val="333333"/>
+                <w:sz w:val="19"/>
+              </w:rPr>
+              <w:t>Bulk Timetable CSV Import Ingestion</w:t>
+            </w:r>
+          </w:p>
+        </w:tc>
+        <w:tc>
+          <w:tcPr>
+            <w:tcW w:type="dxa" w:w="1560"/>
+            <w:tcMar>
+              <w:top w:w="120" w:type="dxa"/>
+              <w:bottom w:w="120" w:type="dxa"/>
+              <w:left w:w="150" w:type="dxa"/>
+              <w:right w:w="150" w:type="dxa"/>
+            </w:tcMar>
+            <w:shd w:val="clear" w:color="auto" w:fill="FFFFFF"/>
+          </w:tcPr>
+          <w:p>
+            <w:pPr>
+              <w:spacing w:before="40" w:after="40"/>
+            </w:pPr>
+            <w:r>
+              <w:rPr>
+                <w:rFonts w:ascii="Calibri" w:hAnsi="Calibri"/>
+                <w:color w:val="333333"/>
+                <w:sz w:val="19"/>
+              </w:rPr>
+              <w:t>Upload 500-row semester schedule CSV file via AR Admin portal</w:t>
+            </w:r>
+          </w:p>
+        </w:tc>
+        <w:tc>
+          <w:tcPr>
+            <w:tcW w:type="dxa" w:w="1560"/>
+            <w:tcMar>
+              <w:top w:w="120" w:type="dxa"/>
+              <w:bottom w:w="120" w:type="dxa"/>
+              <w:left w:w="150" w:type="dxa"/>
+              <w:right w:w="150" w:type="dxa"/>
+            </w:tcMar>
+            <w:shd w:val="clear" w:color="auto" w:fill="FFFFFF"/>
+          </w:tcPr>
+          <w:p>
+            <w:pPr>
+              <w:spacing w:before="40" w:after="40"/>
+            </w:pPr>
+            <w:r>
+              <w:rPr>
+                <w:rFonts w:ascii="Calibri" w:hAnsi="Calibri"/>
+                <w:color w:val="333333"/>
+                <w:sz w:val="19"/>
+              </w:rPr>
+              <w:t>CSV parsed, validated against 10 standard rooms, and stored in MySQL</w:t>
+            </w:r>
+          </w:p>
+        </w:tc>
+        <w:tc>
+          <w:tcPr>
+            <w:tcW w:type="dxa" w:w="1560"/>
+            <w:tcMar>
+              <w:top w:w="120" w:type="dxa"/>
+              <w:bottom w:w="120" w:type="dxa"/>
+              <w:left w:w="150" w:type="dxa"/>
+              <w:right w:w="150" w:type="dxa"/>
+            </w:tcMar>
+            <w:shd w:val="clear" w:color="auto" w:fill="FFFFFF"/>
+          </w:tcPr>
+          <w:p>
+            <w:pPr>
+              <w:spacing w:before="40" w:after="40"/>
+            </w:pPr>
+            <w:r>
+              <w:rPr>
+                <w:rFonts w:ascii="Calibri" w:hAnsi="Calibri"/>
+                <w:color w:val="333333"/>
+                <w:sz w:val="19"/>
+              </w:rPr>
+              <w:t>Schedule imported without proxy timeout</w:t>
+            </w:r>
+          </w:p>
+        </w:tc>
+        <w:tc>
+          <w:tcPr>
+            <w:tcW w:type="dxa" w:w="1560"/>
+            <w:tcMar>
+              <w:top w:w="120" w:type="dxa"/>
+              <w:bottom w:w="120" w:type="dxa"/>
+              <w:left w:w="150" w:type="dxa"/>
+              <w:right w:w="150" w:type="dxa"/>
+            </w:tcMar>
+            <w:shd w:val="clear" w:color="auto" w:fill="FFFFFF"/>
+          </w:tcPr>
+          <w:p>
+            <w:pPr>
+              <w:spacing w:before="40" w:after="40"/>
+            </w:pPr>
+            <w:r>
+              <w:rPr>
+                <w:rFonts w:ascii="Calibri" w:hAnsi="Calibri"/>
+                <w:b/>
+                <w:color w:val="333333"/>
+                <w:sz w:val="19"/>
+              </w:rPr>
+              <w:t>PASS</w:t>
+            </w:r>
+          </w:p>
+        </w:tc>
+      </w:tr>
+      <w:tr>
+        <w:tc>
+          <w:tcPr>
+            <w:tcW w:type="dxa" w:w="1560"/>
+            <w:tcMar>
+              <w:top w:w="120" w:type="dxa"/>
+              <w:bottom w:w="120" w:type="dxa"/>
+              <w:left w:w="150" w:type="dxa"/>
+              <w:right w:w="150" w:type="dxa"/>
+            </w:tcMar>
+            <w:shd w:val="clear" w:color="auto" w:fill="F2F4F7"/>
+          </w:tcPr>
+          <w:p>
+            <w:pPr>
+              <w:spacing w:before="40" w:after="40"/>
+            </w:pPr>
+            <w:r>
+              <w:rPr>
+                <w:rFonts w:ascii="Calibri" w:hAnsi="Calibri"/>
+                <w:b/>
+                <w:color w:val="333333"/>
+                <w:sz w:val="19"/>
+              </w:rPr>
+              <w:t>TC-H07</w:t>
+            </w:r>
+          </w:p>
+        </w:tc>
+        <w:tc>
+          <w:tcPr>
+            <w:tcW w:type="dxa" w:w="1560"/>
+            <w:tcMar>
+              <w:top w:w="120" w:type="dxa"/>
+              <w:bottom w:w="120" w:type="dxa"/>
+              <w:left w:w="150" w:type="dxa"/>
+              <w:right w:w="150" w:type="dxa"/>
+            </w:tcMar>
+            <w:shd w:val="clear" w:color="auto" w:fill="F2F4F7"/>
+          </w:tcPr>
+          <w:p>
+            <w:pPr>
+              <w:spacing w:before="40" w:after="40"/>
+            </w:pPr>
+            <w:r>
+              <w:rPr>
+                <w:rFonts w:ascii="Calibri" w:hAnsi="Calibri"/>
+                <w:b/>
+                <w:color w:val="333333"/>
+                <w:sz w:val="19"/>
+              </w:rPr>
+              <w:t>Outbound SMTP Email Dispatch on Hosted IP</w:t>
+            </w:r>
+          </w:p>
+        </w:tc>
+        <w:tc>
+          <w:tcPr>
+            <w:tcW w:type="dxa" w:w="1560"/>
+            <w:tcMar>
+              <w:top w:w="120" w:type="dxa"/>
+              <w:bottom w:w="120" w:type="dxa"/>
+              <w:left w:w="150" w:type="dxa"/>
+              <w:right w:w="150" w:type="dxa"/>
+            </w:tcMar>
+            <w:shd w:val="clear" w:color="auto" w:fill="F2F4F7"/>
+          </w:tcPr>
+          <w:p>
+            <w:pPr>
+              <w:spacing w:before="40" w:after="40"/>
+            </w:pPr>
+            <w:r>
+              <w:rPr>
+                <w:rFonts w:ascii="Calibri" w:hAnsi="Calibri"/>
+                <w:color w:val="333333"/>
+                <w:sz w:val="19"/>
+              </w:rPr>
+              <w:t>Trigger 2-step verification email prompt from hosted cloud server</w:t>
+            </w:r>
+          </w:p>
+        </w:tc>
+        <w:tc>
+          <w:tcPr>
+            <w:tcW w:type="dxa" w:w="1560"/>
+            <w:tcMar>
+              <w:top w:w="120" w:type="dxa"/>
+              <w:bottom w:w="120" w:type="dxa"/>
+              <w:left w:w="150" w:type="dxa"/>
+              <w:right w:w="150" w:type="dxa"/>
+            </w:tcMar>
+            <w:shd w:val="clear" w:color="auto" w:fill="F2F4F7"/>
+          </w:tcPr>
+          <w:p>
+            <w:pPr>
+              <w:spacing w:before="40" w:after="40"/>
+            </w:pPr>
+            <w:r>
+              <w:rPr>
+                <w:rFonts w:ascii="Calibri" w:hAnsi="Calibri"/>
+                <w:color w:val="333333"/>
+                <w:sz w:val="19"/>
+              </w:rPr>
+              <w:t>Nodemailer connects via port 587 (</w:t>
+            </w:r>
+            <w:r>
+              <w:rPr>
+                <w:rFonts w:ascii="Courier New" w:hAnsi="Courier New"/>
+                <w:color w:val="B42828"/>
+                <w:sz w:val="20"/>
+              </w:rPr>
+              <w:t>smtp.gmail.com</w:t>
+            </w:r>
+            <w:r>
+              <w:rPr>
+                <w:rFonts w:ascii="Calibri" w:hAnsi="Calibri"/>
+                <w:color w:val="333333"/>
+                <w:sz w:val="19"/>
+              </w:rPr>
+              <w:t>), sending email notification</w:t>
+            </w:r>
+          </w:p>
+        </w:tc>
+        <w:tc>
+          <w:tcPr>
+            <w:tcW w:type="dxa" w:w="1560"/>
+            <w:tcMar>
+              <w:top w:w="120" w:type="dxa"/>
+              <w:bottom w:w="120" w:type="dxa"/>
+              <w:left w:w="150" w:type="dxa"/>
+              <w:right w:w="150" w:type="dxa"/>
+            </w:tcMar>
+            <w:shd w:val="clear" w:color="auto" w:fill="F2F4F7"/>
+          </w:tcPr>
+          <w:p>
+            <w:pPr>
+              <w:spacing w:before="40" w:after="40"/>
+            </w:pPr>
+            <w:r>
+              <w:rPr>
+                <w:rFonts w:ascii="Calibri" w:hAnsi="Calibri"/>
+                <w:color w:val="333333"/>
+                <w:sz w:val="19"/>
+              </w:rPr>
+              <w:t>Email delivered to booker mailbox cleanly</w:t>
+            </w:r>
+          </w:p>
+        </w:tc>
+        <w:tc>
+          <w:tcPr>
+            <w:tcW w:type="dxa" w:w="1560"/>
+            <w:tcMar>
+              <w:top w:w="120" w:type="dxa"/>
+              <w:bottom w:w="120" w:type="dxa"/>
+              <w:left w:w="150" w:type="dxa"/>
+              <w:right w:w="150" w:type="dxa"/>
+            </w:tcMar>
+            <w:shd w:val="clear" w:color="auto" w:fill="F2F4F7"/>
+          </w:tcPr>
+          <w:p>
+            <w:pPr>
+              <w:spacing w:before="40" w:after="40"/>
+            </w:pPr>
+            <w:r>
+              <w:rPr>
+                <w:rFonts w:ascii="Calibri" w:hAnsi="Calibri"/>
+                <w:b/>
+                <w:color w:val="333333"/>
+                <w:sz w:val="19"/>
+              </w:rPr>
+              <w:t>PASS</w:t>
+            </w:r>
+          </w:p>
+        </w:tc>
+      </w:tr>
+    </w:tbl>
+    <w:p>
+      <w:pPr>
+        <w:spacing w:after="120"/>
+      </w:pPr>
+    </w:p>
+    <w:p>
+      <w:pPr>
+        <w:spacing w:before="240" w:after="240"/>
+      </w:pPr>
+      <w:r>
+        <w:rPr>
+          <w:color w:val="C8C8C8"/>
+        </w:rPr>
+        <w:t>―――――――――――――――――――――――――――――――――――――――――――――――――――――――</w:t>
       </w:r>
     </w:p>
     <w:p>
       <w:pPr>
-        <w:pStyle w:val="ListBullet"/>
-        <w:spacing w:before="40" w:after="40"/>
+        <w:pStyle w:val="Heading3"/>
+        <w:spacing w:before="200" w:after="60"/>
       </w:pPr>
       <w:r>
         <w:rPr>
           <w:rFonts w:ascii="Calibri" w:hAnsi="Calibri"/>
-          <w:b/>
-          <w:color w:val="333333"/>
-          <w:sz w:val="21"/>
+          <w:color w:val="337AB7"/>
+          <w:sz w:val="25"/>
         </w:rPr>
-        <w:t>SQL Injection Prevention</w:t>
+        <w:t>8.4 Process Management, Cron Engine &amp; Crash Resilience</w:t>
       </w:r>
+    </w:p>
+    <w:tbl>
+      <w:tblPr>
+        <w:tblW w:type="auto" w:w="0"/>
+        <w:jc w:val="center"/>
+        <w:tblLayout w:type="autofit"/>
+        <w:tblLook w:firstColumn="1" w:firstRow="1" w:lastColumn="0" w:lastRow="0" w:noHBand="0" w:noVBand="1" w:val="04A0"/>
+      </w:tblPr>
+      <w:tblGrid>
+        <w:gridCol w:w="1560"/>
+        <w:gridCol w:w="1560"/>
+        <w:gridCol w:w="1560"/>
+        <w:gridCol w:w="1560"/>
+        <w:gridCol w:w="1560"/>
+        <w:gridCol w:w="1560"/>
+      </w:tblGrid>
+      <w:tr>
+        <w:tc>
+          <w:tcPr>
+            <w:tcW w:type="dxa" w:w="1560"/>
+            <w:tcMar>
+              <w:top w:w="120" w:type="dxa"/>
+              <w:bottom w:w="120" w:type="dxa"/>
+              <w:left w:w="150" w:type="dxa"/>
+              <w:right w:w="150" w:type="dxa"/>
+            </w:tcMar>
+            <w:shd w:val="clear" w:color="auto" w:fill="1F4E79"/>
+          </w:tcPr>
+          <w:p>
+            <w:pPr>
+              <w:spacing w:before="40" w:after="40"/>
+            </w:pPr>
+            <w:r>
+              <w:rPr>
+                <w:rFonts w:ascii="Calibri" w:hAnsi="Calibri"/>
+                <w:b/>
+                <w:color w:val="FFFFFF"/>
+                <w:sz w:val="20"/>
+              </w:rPr>
+              <w:t>Test ID</w:t>
+            </w:r>
+          </w:p>
+        </w:tc>
+        <w:tc>
+          <w:tcPr>
+            <w:tcW w:type="dxa" w:w="1560"/>
+            <w:tcMar>
+              <w:top w:w="120" w:type="dxa"/>
+              <w:bottom w:w="120" w:type="dxa"/>
+              <w:left w:w="150" w:type="dxa"/>
+              <w:right w:w="150" w:type="dxa"/>
+            </w:tcMar>
+            <w:shd w:val="clear" w:color="auto" w:fill="1F4E79"/>
+          </w:tcPr>
+          <w:p>
+            <w:pPr>
+              <w:spacing w:before="40" w:after="40"/>
+            </w:pPr>
+            <w:r>
+              <w:rPr>
+                <w:rFonts w:ascii="Calibri" w:hAnsi="Calibri"/>
+                <w:b/>
+                <w:color w:val="FFFFFF"/>
+                <w:sz w:val="20"/>
+              </w:rPr>
+              <w:t>Resilience &amp; Recovery Test Scenario</w:t>
+            </w:r>
+          </w:p>
+        </w:tc>
+        <w:tc>
+          <w:tcPr>
+            <w:tcW w:type="dxa" w:w="1560"/>
+            <w:tcMar>
+              <w:top w:w="120" w:type="dxa"/>
+              <w:bottom w:w="120" w:type="dxa"/>
+              <w:left w:w="150" w:type="dxa"/>
+              <w:right w:w="150" w:type="dxa"/>
+            </w:tcMar>
+            <w:shd w:val="clear" w:color="auto" w:fill="1F4E79"/>
+          </w:tcPr>
+          <w:p>
+            <w:pPr>
+              <w:spacing w:before="40" w:after="40"/>
+            </w:pPr>
+            <w:r>
+              <w:rPr>
+                <w:rFonts w:ascii="Calibri" w:hAnsi="Calibri"/>
+                <w:b/>
+                <w:color w:val="FFFFFF"/>
+                <w:sz w:val="20"/>
+              </w:rPr>
+              <w:t>Test Procedure / Input</w:t>
+            </w:r>
+          </w:p>
+        </w:tc>
+        <w:tc>
+          <w:tcPr>
+            <w:tcW w:type="dxa" w:w="1560"/>
+            <w:tcMar>
+              <w:top w:w="120" w:type="dxa"/>
+              <w:bottom w:w="120" w:type="dxa"/>
+              <w:left w:w="150" w:type="dxa"/>
+              <w:right w:w="150" w:type="dxa"/>
+            </w:tcMar>
+            <w:shd w:val="clear" w:color="auto" w:fill="1F4E79"/>
+          </w:tcPr>
+          <w:p>
+            <w:pPr>
+              <w:spacing w:before="40" w:after="40"/>
+            </w:pPr>
+            <w:r>
+              <w:rPr>
+                <w:rFonts w:ascii="Calibri" w:hAnsi="Calibri"/>
+                <w:b/>
+                <w:color w:val="FFFFFF"/>
+                <w:sz w:val="20"/>
+              </w:rPr>
+              <w:t>Expected Result</w:t>
+            </w:r>
+          </w:p>
+        </w:tc>
+        <w:tc>
+          <w:tcPr>
+            <w:tcW w:type="dxa" w:w="1560"/>
+            <w:tcMar>
+              <w:top w:w="120" w:type="dxa"/>
+              <w:bottom w:w="120" w:type="dxa"/>
+              <w:left w:w="150" w:type="dxa"/>
+              <w:right w:w="150" w:type="dxa"/>
+            </w:tcMar>
+            <w:shd w:val="clear" w:color="auto" w:fill="1F4E79"/>
+          </w:tcPr>
+          <w:p>
+            <w:pPr>
+              <w:spacing w:before="40" w:after="40"/>
+            </w:pPr>
+            <w:r>
+              <w:rPr>
+                <w:rFonts w:ascii="Calibri" w:hAnsi="Calibri"/>
+                <w:b/>
+                <w:color w:val="FFFFFF"/>
+                <w:sz w:val="20"/>
+              </w:rPr>
+              <w:t>Actual Outcome</w:t>
+            </w:r>
+          </w:p>
+        </w:tc>
+        <w:tc>
+          <w:tcPr>
+            <w:tcW w:type="dxa" w:w="1560"/>
+            <w:tcMar>
+              <w:top w:w="120" w:type="dxa"/>
+              <w:bottom w:w="120" w:type="dxa"/>
+              <w:left w:w="150" w:type="dxa"/>
+              <w:right w:w="150" w:type="dxa"/>
+            </w:tcMar>
+            <w:shd w:val="clear" w:color="auto" w:fill="1F4E79"/>
+          </w:tcPr>
+          <w:p>
+            <w:pPr>
+              <w:spacing w:before="40" w:after="40"/>
+            </w:pPr>
+            <w:r>
+              <w:rPr>
+                <w:rFonts w:ascii="Calibri" w:hAnsi="Calibri"/>
+                <w:b/>
+                <w:color w:val="FFFFFF"/>
+                <w:sz w:val="20"/>
+              </w:rPr>
+              <w:t>Status</w:t>
+            </w:r>
+          </w:p>
+        </w:tc>
+      </w:tr>
+      <w:tr>
+        <w:tc>
+          <w:tcPr>
+            <w:tcW w:type="dxa" w:w="1560"/>
+            <w:tcMar>
+              <w:top w:w="120" w:type="dxa"/>
+              <w:bottom w:w="120" w:type="dxa"/>
+              <w:left w:w="150" w:type="dxa"/>
+              <w:right w:w="150" w:type="dxa"/>
+            </w:tcMar>
+            <w:shd w:val="clear" w:color="auto" w:fill="F2F4F7"/>
+          </w:tcPr>
+          <w:p>
+            <w:pPr>
+              <w:spacing w:before="40" w:after="40"/>
+            </w:pPr>
+            <w:r>
+              <w:rPr>
+                <w:rFonts w:ascii="Calibri" w:hAnsi="Calibri"/>
+                <w:b/>
+                <w:color w:val="333333"/>
+                <w:sz w:val="19"/>
+              </w:rPr>
+              <w:t>TC-H08</w:t>
+            </w:r>
+          </w:p>
+        </w:tc>
+        <w:tc>
+          <w:tcPr>
+            <w:tcW w:type="dxa" w:w="1560"/>
+            <w:tcMar>
+              <w:top w:w="120" w:type="dxa"/>
+              <w:bottom w:w="120" w:type="dxa"/>
+              <w:left w:w="150" w:type="dxa"/>
+              <w:right w:w="150" w:type="dxa"/>
+            </w:tcMar>
+            <w:shd w:val="clear" w:color="auto" w:fill="F2F4F7"/>
+          </w:tcPr>
+          <w:p>
+            <w:pPr>
+              <w:spacing w:before="40" w:after="40"/>
+            </w:pPr>
+            <w:r>
+              <w:rPr>
+                <w:rFonts w:ascii="Calibri" w:hAnsi="Calibri"/>
+                <w:b/>
+                <w:color w:val="333333"/>
+                <w:sz w:val="19"/>
+              </w:rPr>
+              <w:t>PM2 Process Auto-Restart &amp; Daemon Persistence</w:t>
+            </w:r>
+          </w:p>
+        </w:tc>
+        <w:tc>
+          <w:tcPr>
+            <w:tcW w:type="dxa" w:w="1560"/>
+            <w:tcMar>
+              <w:top w:w="120" w:type="dxa"/>
+              <w:bottom w:w="120" w:type="dxa"/>
+              <w:left w:w="150" w:type="dxa"/>
+              <w:right w:w="150" w:type="dxa"/>
+            </w:tcMar>
+            <w:shd w:val="clear" w:color="auto" w:fill="F2F4F7"/>
+          </w:tcPr>
+          <w:p>
+            <w:pPr>
+              <w:spacing w:before="40" w:after="40"/>
+            </w:pPr>
+            <w:r>
+              <w:rPr>
+                <w:rFonts w:ascii="Calibri" w:hAnsi="Calibri"/>
+                <w:color w:val="333333"/>
+                <w:sz w:val="19"/>
+              </w:rPr>
+              <w:t xml:space="preserve">Execute </w:t>
+            </w:r>
+            <w:r>
+              <w:rPr>
+                <w:rFonts w:ascii="Courier New" w:hAnsi="Courier New"/>
+                <w:color w:val="B42828"/>
+                <w:sz w:val="20"/>
+              </w:rPr>
+              <w:t>pm2 start gateway_server.js</w:t>
+            </w:r>
+            <w:r>
+              <w:rPr>
+                <w:rFonts w:ascii="Calibri" w:hAnsi="Calibri"/>
+                <w:color w:val="333333"/>
+                <w:sz w:val="19"/>
+              </w:rPr>
+              <w:t xml:space="preserve"> and simulate process crash (</w:t>
+            </w:r>
+            <w:r>
+              <w:rPr>
+                <w:rFonts w:ascii="Courier New" w:hAnsi="Courier New"/>
+                <w:color w:val="B42828"/>
+                <w:sz w:val="20"/>
+              </w:rPr>
+              <w:t>kill -9</w:t>
+            </w:r>
+            <w:r>
+              <w:rPr>
+                <w:rFonts w:ascii="Calibri" w:hAnsi="Calibri"/>
+                <w:color w:val="333333"/>
+                <w:sz w:val="19"/>
+              </w:rPr>
+              <w:t>)</w:t>
+            </w:r>
+          </w:p>
+        </w:tc>
+        <w:tc>
+          <w:tcPr>
+            <w:tcW w:type="dxa" w:w="1560"/>
+            <w:tcMar>
+              <w:top w:w="120" w:type="dxa"/>
+              <w:bottom w:w="120" w:type="dxa"/>
+              <w:left w:w="150" w:type="dxa"/>
+              <w:right w:w="150" w:type="dxa"/>
+            </w:tcMar>
+            <w:shd w:val="clear" w:color="auto" w:fill="F2F4F7"/>
+          </w:tcPr>
+          <w:p>
+            <w:pPr>
+              <w:spacing w:before="40" w:after="40"/>
+            </w:pPr>
+            <w:r>
+              <w:rPr>
+                <w:rFonts w:ascii="Calibri" w:hAnsi="Calibri"/>
+                <w:color w:val="333333"/>
+                <w:sz w:val="19"/>
+              </w:rPr>
+              <w:t>PM2 auto-detects process crash and restarts Gateway Hub within &lt; 1 second</w:t>
+            </w:r>
+          </w:p>
+        </w:tc>
+        <w:tc>
+          <w:tcPr>
+            <w:tcW w:type="dxa" w:w="1560"/>
+            <w:tcMar>
+              <w:top w:w="120" w:type="dxa"/>
+              <w:bottom w:w="120" w:type="dxa"/>
+              <w:left w:w="150" w:type="dxa"/>
+              <w:right w:w="150" w:type="dxa"/>
+            </w:tcMar>
+            <w:shd w:val="clear" w:color="auto" w:fill="F2F4F7"/>
+          </w:tcPr>
+          <w:p>
+            <w:pPr>
+              <w:spacing w:before="40" w:after="40"/>
+            </w:pPr>
+            <w:r>
+              <w:rPr>
+                <w:rFonts w:ascii="Calibri" w:hAnsi="Calibri"/>
+                <w:color w:val="333333"/>
+                <w:sz w:val="19"/>
+              </w:rPr>
+              <w:t>Gateway automatically revived by PM2</w:t>
+            </w:r>
+          </w:p>
+        </w:tc>
+        <w:tc>
+          <w:tcPr>
+            <w:tcW w:type="dxa" w:w="1560"/>
+            <w:tcMar>
+              <w:top w:w="120" w:type="dxa"/>
+              <w:bottom w:w="120" w:type="dxa"/>
+              <w:left w:w="150" w:type="dxa"/>
+              <w:right w:w="150" w:type="dxa"/>
+            </w:tcMar>
+            <w:shd w:val="clear" w:color="auto" w:fill="F2F4F7"/>
+          </w:tcPr>
+          <w:p>
+            <w:pPr>
+              <w:spacing w:before="40" w:after="40"/>
+            </w:pPr>
+            <w:r>
+              <w:rPr>
+                <w:rFonts w:ascii="Calibri" w:hAnsi="Calibri"/>
+                <w:b/>
+                <w:color w:val="333333"/>
+                <w:sz w:val="19"/>
+              </w:rPr>
+              <w:t>PASS</w:t>
+            </w:r>
+          </w:p>
+        </w:tc>
+      </w:tr>
+      <w:tr>
+        <w:tc>
+          <w:tcPr>
+            <w:tcW w:type="dxa" w:w="1560"/>
+            <w:tcMar>
+              <w:top w:w="120" w:type="dxa"/>
+              <w:bottom w:w="120" w:type="dxa"/>
+              <w:left w:w="150" w:type="dxa"/>
+              <w:right w:w="150" w:type="dxa"/>
+            </w:tcMar>
+            <w:shd w:val="clear" w:color="auto" w:fill="FFFFFF"/>
+          </w:tcPr>
+          <w:p>
+            <w:pPr>
+              <w:spacing w:before="40" w:after="40"/>
+            </w:pPr>
+            <w:r>
+              <w:rPr>
+                <w:rFonts w:ascii="Calibri" w:hAnsi="Calibri"/>
+                <w:b/>
+                <w:color w:val="333333"/>
+                <w:sz w:val="19"/>
+              </w:rPr>
+              <w:t>TC-H09</w:t>
+            </w:r>
+          </w:p>
+        </w:tc>
+        <w:tc>
+          <w:tcPr>
+            <w:tcW w:type="dxa" w:w="1560"/>
+            <w:tcMar>
+              <w:top w:w="120" w:type="dxa"/>
+              <w:bottom w:w="120" w:type="dxa"/>
+              <w:left w:w="150" w:type="dxa"/>
+              <w:right w:w="150" w:type="dxa"/>
+            </w:tcMar>
+            <w:shd w:val="clear" w:color="auto" w:fill="FFFFFF"/>
+          </w:tcPr>
+          <w:p>
+            <w:pPr>
+              <w:spacing w:before="40" w:after="40"/>
+            </w:pPr>
+            <w:r>
+              <w:rPr>
+                <w:rFonts w:ascii="Calibri" w:hAnsi="Calibri"/>
+                <w:b/>
+                <w:color w:val="333333"/>
+                <w:sz w:val="19"/>
+              </w:rPr>
+              <w:t>2-Step Verification Cron Timer Survival</w:t>
+            </w:r>
+          </w:p>
+        </w:tc>
+        <w:tc>
+          <w:tcPr>
+            <w:tcW w:type="dxa" w:w="1560"/>
+            <w:tcMar>
+              <w:top w:w="120" w:type="dxa"/>
+              <w:bottom w:w="120" w:type="dxa"/>
+              <w:left w:w="150" w:type="dxa"/>
+              <w:right w:w="150" w:type="dxa"/>
+            </w:tcMar>
+            <w:shd w:val="clear" w:color="auto" w:fill="FFFFFF"/>
+          </w:tcPr>
+          <w:p>
+            <w:pPr>
+              <w:spacing w:before="40" w:after="40"/>
+            </w:pPr>
+            <w:r>
+              <w:rPr>
+                <w:rFonts w:ascii="Calibri" w:hAnsi="Calibri"/>
+                <w:color w:val="333333"/>
+                <w:sz w:val="19"/>
+              </w:rPr>
+              <w:t xml:space="preserve">Monitor </w:t>
+            </w:r>
+            <w:r>
+              <w:rPr>
+                <w:rFonts w:ascii="Courier New" w:hAnsi="Courier New"/>
+                <w:color w:val="B42828"/>
+                <w:sz w:val="20"/>
+              </w:rPr>
+              <w:t>processBooking2StepVerifications()</w:t>
+            </w:r>
+            <w:r>
+              <w:rPr>
+                <w:rFonts w:ascii="Calibri" w:hAnsi="Calibri"/>
+                <w:color w:val="333333"/>
+                <w:sz w:val="19"/>
+              </w:rPr>
+              <w:t xml:space="preserve"> running every 60s under PM2</w:t>
+            </w:r>
+          </w:p>
+        </w:tc>
+        <w:tc>
+          <w:tcPr>
+            <w:tcW w:type="dxa" w:w="1560"/>
+            <w:tcMar>
+              <w:top w:w="120" w:type="dxa"/>
+              <w:bottom w:w="120" w:type="dxa"/>
+              <w:left w:w="150" w:type="dxa"/>
+              <w:right w:w="150" w:type="dxa"/>
+            </w:tcMar>
+            <w:shd w:val="clear" w:color="auto" w:fill="FFFFFF"/>
+          </w:tcPr>
+          <w:p>
+            <w:pPr>
+              <w:spacing w:before="40" w:after="40"/>
+            </w:pPr>
+            <w:r>
+              <w:rPr>
+                <w:rFonts w:ascii="Calibri" w:hAnsi="Calibri"/>
+                <w:color w:val="333333"/>
+                <w:sz w:val="19"/>
+              </w:rPr>
+              <w:t>Cron worker executes minute-by-minute without memory leaks or process crashes</w:t>
+            </w:r>
+          </w:p>
+        </w:tc>
+        <w:tc>
+          <w:tcPr>
+            <w:tcW w:type="dxa" w:w="1560"/>
+            <w:tcMar>
+              <w:top w:w="120" w:type="dxa"/>
+              <w:bottom w:w="120" w:type="dxa"/>
+              <w:left w:w="150" w:type="dxa"/>
+              <w:right w:w="150" w:type="dxa"/>
+            </w:tcMar>
+            <w:shd w:val="clear" w:color="auto" w:fill="FFFFFF"/>
+          </w:tcPr>
+          <w:p>
+            <w:pPr>
+              <w:spacing w:before="40" w:after="40"/>
+            </w:pPr>
+            <w:r>
+              <w:rPr>
+                <w:rFonts w:ascii="Calibri" w:hAnsi="Calibri"/>
+                <w:color w:val="333333"/>
+                <w:sz w:val="19"/>
+              </w:rPr>
+              <w:t>Cron worker executed reliably over 24-hour test window</w:t>
+            </w:r>
+          </w:p>
+        </w:tc>
+        <w:tc>
+          <w:tcPr>
+            <w:tcW w:type="dxa" w:w="1560"/>
+            <w:tcMar>
+              <w:top w:w="120" w:type="dxa"/>
+              <w:bottom w:w="120" w:type="dxa"/>
+              <w:left w:w="150" w:type="dxa"/>
+              <w:right w:w="150" w:type="dxa"/>
+            </w:tcMar>
+            <w:shd w:val="clear" w:color="auto" w:fill="FFFFFF"/>
+          </w:tcPr>
+          <w:p>
+            <w:pPr>
+              <w:spacing w:before="40" w:after="40"/>
+            </w:pPr>
+            <w:r>
+              <w:rPr>
+                <w:rFonts w:ascii="Calibri" w:hAnsi="Calibri"/>
+                <w:b/>
+                <w:color w:val="333333"/>
+                <w:sz w:val="19"/>
+              </w:rPr>
+              <w:t>PASS</w:t>
+            </w:r>
+          </w:p>
+        </w:tc>
+      </w:tr>
+      <w:tr>
+        <w:tc>
+          <w:tcPr>
+            <w:tcW w:type="dxa" w:w="1560"/>
+            <w:tcMar>
+              <w:top w:w="120" w:type="dxa"/>
+              <w:bottom w:w="120" w:type="dxa"/>
+              <w:left w:w="150" w:type="dxa"/>
+              <w:right w:w="150" w:type="dxa"/>
+            </w:tcMar>
+            <w:shd w:val="clear" w:color="auto" w:fill="F2F4F7"/>
+          </w:tcPr>
+          <w:p>
+            <w:pPr>
+              <w:spacing w:before="40" w:after="40"/>
+            </w:pPr>
+            <w:r>
+              <w:rPr>
+                <w:rFonts w:ascii="Calibri" w:hAnsi="Calibri"/>
+                <w:b/>
+                <w:color w:val="333333"/>
+                <w:sz w:val="19"/>
+              </w:rPr>
+              <w:t>TC-H10</w:t>
+            </w:r>
+          </w:p>
+        </w:tc>
+        <w:tc>
+          <w:tcPr>
+            <w:tcW w:type="dxa" w:w="1560"/>
+            <w:tcMar>
+              <w:top w:w="120" w:type="dxa"/>
+              <w:bottom w:w="120" w:type="dxa"/>
+              <w:left w:w="150" w:type="dxa"/>
+              <w:right w:w="150" w:type="dxa"/>
+            </w:tcMar>
+            <w:shd w:val="clear" w:color="auto" w:fill="F2F4F7"/>
+          </w:tcPr>
+          <w:p>
+            <w:pPr>
+              <w:spacing w:before="40" w:after="40"/>
+            </w:pPr>
+            <w:r>
+              <w:rPr>
+                <w:rFonts w:ascii="Calibri" w:hAnsi="Calibri"/>
+                <w:b/>
+                <w:color w:val="333333"/>
+                <w:sz w:val="19"/>
+              </w:rPr>
+              <w:t>Docker Container &amp; MySQL Volume Recovery</w:t>
+            </w:r>
+          </w:p>
+        </w:tc>
+        <w:tc>
+          <w:tcPr>
+            <w:tcW w:type="dxa" w:w="1560"/>
+            <w:tcMar>
+              <w:top w:w="120" w:type="dxa"/>
+              <w:bottom w:w="120" w:type="dxa"/>
+              <w:left w:w="150" w:type="dxa"/>
+              <w:right w:w="150" w:type="dxa"/>
+            </w:tcMar>
+            <w:shd w:val="clear" w:color="auto" w:fill="F2F4F7"/>
+          </w:tcPr>
+          <w:p>
+            <w:pPr>
+              <w:spacing w:before="40" w:after="40"/>
+            </w:pPr>
+            <w:r>
+              <w:rPr>
+                <w:rFonts w:ascii="Calibri" w:hAnsi="Calibri"/>
+                <w:color w:val="333333"/>
+                <w:sz w:val="19"/>
+              </w:rPr>
+              <w:t xml:space="preserve">Execute </w:t>
+            </w:r>
+            <w:r>
+              <w:rPr>
+                <w:rFonts w:ascii="Courier New" w:hAnsi="Courier New"/>
+                <w:color w:val="B42828"/>
+                <w:sz w:val="20"/>
+              </w:rPr>
+              <w:t>docker-compose down</w:t>
+            </w:r>
+            <w:r>
+              <w:rPr>
+                <w:rFonts w:ascii="Calibri" w:hAnsi="Calibri"/>
+                <w:color w:val="333333"/>
+                <w:sz w:val="19"/>
+              </w:rPr>
+              <w:t xml:space="preserve"> followed by </w:t>
+            </w:r>
+            <w:r>
+              <w:rPr>
+                <w:rFonts w:ascii="Courier New" w:hAnsi="Courier New"/>
+                <w:color w:val="B42828"/>
+                <w:sz w:val="20"/>
+              </w:rPr>
+              <w:t>docker-compose up -d</w:t>
+            </w:r>
+          </w:p>
+        </w:tc>
+        <w:tc>
+          <w:tcPr>
+            <w:tcW w:type="dxa" w:w="1560"/>
+            <w:tcMar>
+              <w:top w:w="120" w:type="dxa"/>
+              <w:bottom w:w="120" w:type="dxa"/>
+              <w:left w:w="150" w:type="dxa"/>
+              <w:right w:w="150" w:type="dxa"/>
+            </w:tcMar>
+            <w:shd w:val="clear" w:color="auto" w:fill="F2F4F7"/>
+          </w:tcPr>
+          <w:p>
+            <w:pPr>
+              <w:spacing w:before="40" w:after="40"/>
+            </w:pPr>
+            <w:r>
+              <w:rPr>
+                <w:rFonts w:ascii="Calibri" w:hAnsi="Calibri"/>
+                <w:color w:val="333333"/>
+                <w:sz w:val="19"/>
+              </w:rPr>
+              <w:t xml:space="preserve">Containers restart cleanly and </w:t>
+            </w:r>
+            <w:r>
+              <w:rPr>
+                <w:rFonts w:ascii="Courier New" w:hAnsi="Courier New"/>
+                <w:color w:val="B42828"/>
+                <w:sz w:val="20"/>
+              </w:rPr>
+              <w:t>knot_db</w:t>
+            </w:r>
+            <w:r>
+              <w:rPr>
+                <w:rFonts w:ascii="Calibri" w:hAnsi="Calibri"/>
+                <w:color w:val="333333"/>
+                <w:sz w:val="19"/>
+              </w:rPr>
+              <w:t xml:space="preserve"> data in volume </w:t>
+            </w:r>
+            <w:r>
+              <w:rPr>
+                <w:rFonts w:ascii="Courier New" w:hAnsi="Courier New"/>
+                <w:color w:val="B42828"/>
+                <w:sz w:val="20"/>
+              </w:rPr>
+              <w:t>mysql_data</w:t>
+            </w:r>
+            <w:r>
+              <w:rPr>
+                <w:rFonts w:ascii="Calibri" w:hAnsi="Calibri"/>
+                <w:color w:val="333333"/>
+                <w:sz w:val="19"/>
+              </w:rPr>
+              <w:t xml:space="preserve"> persists intact</w:t>
+            </w:r>
+          </w:p>
+        </w:tc>
+        <w:tc>
+          <w:tcPr>
+            <w:tcW w:type="dxa" w:w="1560"/>
+            <w:tcMar>
+              <w:top w:w="120" w:type="dxa"/>
+              <w:bottom w:w="120" w:type="dxa"/>
+              <w:left w:w="150" w:type="dxa"/>
+              <w:right w:w="150" w:type="dxa"/>
+            </w:tcMar>
+            <w:shd w:val="clear" w:color="auto" w:fill="F2F4F7"/>
+          </w:tcPr>
+          <w:p>
+            <w:pPr>
+              <w:spacing w:before="40" w:after="40"/>
+            </w:pPr>
+            <w:r>
+              <w:rPr>
+                <w:rFonts w:ascii="Calibri" w:hAnsi="Calibri"/>
+                <w:color w:val="333333"/>
+                <w:sz w:val="19"/>
+              </w:rPr>
+              <w:t>All users, bookings, and faults preserved</w:t>
+            </w:r>
+          </w:p>
+        </w:tc>
+        <w:tc>
+          <w:tcPr>
+            <w:tcW w:type="dxa" w:w="1560"/>
+            <w:tcMar>
+              <w:top w:w="120" w:type="dxa"/>
+              <w:bottom w:w="120" w:type="dxa"/>
+              <w:left w:w="150" w:type="dxa"/>
+              <w:right w:w="150" w:type="dxa"/>
+            </w:tcMar>
+            <w:shd w:val="clear" w:color="auto" w:fill="F2F4F7"/>
+          </w:tcPr>
+          <w:p>
+            <w:pPr>
+              <w:spacing w:before="40" w:after="40"/>
+            </w:pPr>
+            <w:r>
+              <w:rPr>
+                <w:rFonts w:ascii="Calibri" w:hAnsi="Calibri"/>
+                <w:b/>
+                <w:color w:val="333333"/>
+                <w:sz w:val="19"/>
+              </w:rPr>
+              <w:t>PASS</w:t>
+            </w:r>
+          </w:p>
+        </w:tc>
+      </w:tr>
+    </w:tbl>
+    <w:p>
+      <w:pPr>
+        <w:spacing w:after="120"/>
+      </w:pPr>
+    </w:p>
+    <w:p>
+      <w:pPr>
+        <w:spacing w:before="240" w:after="240"/>
+      </w:pPr>
+      <w:r>
+        <w:rPr>
+          <w:color w:val="C8C8C8"/>
+        </w:rPr>
+        <w:t>―――――――――――――――――――――――――――――――――――――――――――――――――――――――</w:t>
+      </w:r>
+    </w:p>
+    <w:p>
+      <w:pPr>
+        <w:pStyle w:val="Heading3"/>
+        <w:spacing w:before="200" w:after="60"/>
+      </w:pPr>
+      <w:r>
+        <w:rPr>
+          <w:rFonts w:ascii="Calibri" w:hAnsi="Calibri"/>
+          <w:color w:val="337AB7"/>
+          <w:sz w:val="25"/>
+        </w:rPr>
+        <w:t>8.5 Hosting Infrastructure Defect &amp; Resolution Log</w:t>
+      </w:r>
+    </w:p>
+    <w:p>
+      <w:pPr>
+        <w:spacing w:before="60" w:after="80" w:line="276" w:lineRule="auto"/>
+      </w:pPr>
       <w:r>
         <w:rPr>
           <w:rFonts w:ascii="Calibri" w:hAnsi="Calibri"/>
           <w:color w:val="333333"/>
-          <w:sz w:val="21"/>
+          <w:sz w:val="22"/>
         </w:rPr>
-        <w:t>: All database interactions use prepared statements with parameterized queries (</w:t>
+        <w:t>During the production deployment and Cloudflare hosting configuration phase, the following infrastructure defects were diagnosed and resolved:</w:t>
       </w:r>
+    </w:p>
+    <w:tbl>
+      <w:tblPr>
+        <w:tblW w:type="auto" w:w="0"/>
+        <w:jc w:val="center"/>
+        <w:tblLayout w:type="autofit"/>
+        <w:tblLook w:firstColumn="1" w:firstRow="1" w:lastColumn="0" w:lastRow="0" w:noHBand="0" w:noVBand="1" w:val="04A0"/>
+      </w:tblPr>
+      <w:tblGrid>
+        <w:gridCol w:w="1170"/>
+        <w:gridCol w:w="1170"/>
+        <w:gridCol w:w="1170"/>
+        <w:gridCol w:w="1170"/>
+        <w:gridCol w:w="1170"/>
+        <w:gridCol w:w="1170"/>
+        <w:gridCol w:w="1170"/>
+        <w:gridCol w:w="1170"/>
+      </w:tblGrid>
+      <w:tr>
+        <w:tc>
+          <w:tcPr>
+            <w:tcW w:type="dxa" w:w="1170"/>
+            <w:tcMar>
+              <w:top w:w="120" w:type="dxa"/>
+              <w:bottom w:w="120" w:type="dxa"/>
+              <w:left w:w="150" w:type="dxa"/>
+              <w:right w:w="150" w:type="dxa"/>
+            </w:tcMar>
+            <w:shd w:val="clear" w:color="auto" w:fill="1F4E79"/>
+          </w:tcPr>
+          <w:p>
+            <w:pPr>
+              <w:spacing w:before="40" w:after="40"/>
+            </w:pPr>
+            <w:r>
+              <w:rPr>
+                <w:rFonts w:ascii="Calibri" w:hAnsi="Calibri"/>
+                <w:b/>
+                <w:color w:val="FFFFFF"/>
+                <w:sz w:val="20"/>
+              </w:rPr>
+              <w:t>Defect ID</w:t>
+            </w:r>
+          </w:p>
+        </w:tc>
+        <w:tc>
+          <w:tcPr>
+            <w:tcW w:type="dxa" w:w="1170"/>
+            <w:tcMar>
+              <w:top w:w="120" w:type="dxa"/>
+              <w:bottom w:w="120" w:type="dxa"/>
+              <w:left w:w="150" w:type="dxa"/>
+              <w:right w:w="150" w:type="dxa"/>
+            </w:tcMar>
+            <w:shd w:val="clear" w:color="auto" w:fill="1F4E79"/>
+          </w:tcPr>
+          <w:p>
+            <w:pPr>
+              <w:spacing w:before="40" w:after="40"/>
+            </w:pPr>
+            <w:r>
+              <w:rPr>
+                <w:rFonts w:ascii="Calibri" w:hAnsi="Calibri"/>
+                <w:b/>
+                <w:color w:val="FFFFFF"/>
+                <w:sz w:val="20"/>
+              </w:rPr>
+              <w:t>Component</w:t>
+            </w:r>
+          </w:p>
+        </w:tc>
+        <w:tc>
+          <w:tcPr>
+            <w:tcW w:type="dxa" w:w="1170"/>
+            <w:tcMar>
+              <w:top w:w="120" w:type="dxa"/>
+              <w:bottom w:w="120" w:type="dxa"/>
+              <w:left w:w="150" w:type="dxa"/>
+              <w:right w:w="150" w:type="dxa"/>
+            </w:tcMar>
+            <w:shd w:val="clear" w:color="auto" w:fill="1F4E79"/>
+          </w:tcPr>
+          <w:p>
+            <w:pPr>
+              <w:spacing w:before="40" w:after="40"/>
+            </w:pPr>
+            <w:r>
+              <w:rPr>
+                <w:rFonts w:ascii="Calibri" w:hAnsi="Calibri"/>
+                <w:b/>
+                <w:color w:val="FFFFFF"/>
+                <w:sz w:val="20"/>
+              </w:rPr>
+              <w:t>Problem Description</w:t>
+            </w:r>
+          </w:p>
+        </w:tc>
+        <w:tc>
+          <w:tcPr>
+            <w:tcW w:type="dxa" w:w="1170"/>
+            <w:tcMar>
+              <w:top w:w="120" w:type="dxa"/>
+              <w:bottom w:w="120" w:type="dxa"/>
+              <w:left w:w="150" w:type="dxa"/>
+              <w:right w:w="150" w:type="dxa"/>
+            </w:tcMar>
+            <w:shd w:val="clear" w:color="auto" w:fill="1F4E79"/>
+          </w:tcPr>
+          <w:p>
+            <w:pPr>
+              <w:spacing w:before="40" w:after="40"/>
+            </w:pPr>
+            <w:r>
+              <w:rPr>
+                <w:rFonts w:ascii="Calibri" w:hAnsi="Calibri"/>
+                <w:b/>
+                <w:color w:val="FFFFFF"/>
+                <w:sz w:val="20"/>
+              </w:rPr>
+              <w:t>Root Cause Analysis</w:t>
+            </w:r>
+          </w:p>
+        </w:tc>
+        <w:tc>
+          <w:tcPr>
+            <w:tcW w:type="dxa" w:w="1170"/>
+            <w:tcMar>
+              <w:top w:w="120" w:type="dxa"/>
+              <w:bottom w:w="120" w:type="dxa"/>
+              <w:left w:w="150" w:type="dxa"/>
+              <w:right w:w="150" w:type="dxa"/>
+            </w:tcMar>
+            <w:shd w:val="clear" w:color="auto" w:fill="1F4E79"/>
+          </w:tcPr>
+          <w:p>
+            <w:pPr>
+              <w:spacing w:before="40" w:after="40"/>
+            </w:pPr>
+            <w:r>
+              <w:rPr>
+                <w:rFonts w:ascii="Calibri" w:hAnsi="Calibri"/>
+                <w:b/>
+                <w:color w:val="FFFFFF"/>
+                <w:sz w:val="20"/>
+              </w:rPr>
+              <w:t>Fix &amp; Remediation Strategy</w:t>
+            </w:r>
+          </w:p>
+        </w:tc>
+        <w:tc>
+          <w:tcPr>
+            <w:tcW w:type="dxa" w:w="1170"/>
+            <w:tcMar>
+              <w:top w:w="120" w:type="dxa"/>
+              <w:bottom w:w="120" w:type="dxa"/>
+              <w:left w:w="150" w:type="dxa"/>
+              <w:right w:w="150" w:type="dxa"/>
+            </w:tcMar>
+            <w:shd w:val="clear" w:color="auto" w:fill="1F4E79"/>
+          </w:tcPr>
+          <w:p>
+            <w:pPr>
+              <w:spacing w:before="40" w:after="40"/>
+            </w:pPr>
+            <w:r>
+              <w:rPr>
+                <w:rFonts w:ascii="Calibri" w:hAnsi="Calibri"/>
+                <w:b/>
+                <w:color w:val="FFFFFF"/>
+                <w:sz w:val="20"/>
+              </w:rPr>
+              <w:t>Status</w:t>
+            </w:r>
+          </w:p>
+        </w:tc>
+        <w:tc>
+          <w:tcPr>
+            <w:tcW w:type="dxa" w:w="1170"/>
+          </w:tcPr>
+          <w:p/>
+        </w:tc>
+        <w:tc>
+          <w:tcPr>
+            <w:tcW w:type="dxa" w:w="1170"/>
+          </w:tcPr>
+          <w:p/>
+        </w:tc>
+      </w:tr>
+      <w:tr>
+        <w:tc>
+          <w:tcPr>
+            <w:tcW w:type="dxa" w:w="1170"/>
+            <w:tcMar>
+              <w:top w:w="120" w:type="dxa"/>
+              <w:bottom w:w="120" w:type="dxa"/>
+              <w:left w:w="150" w:type="dxa"/>
+              <w:right w:w="150" w:type="dxa"/>
+            </w:tcMar>
+            <w:shd w:val="clear" w:color="auto" w:fill="F2F4F7"/>
+          </w:tcPr>
+          <w:p>
+            <w:pPr>
+              <w:spacing w:before="40" w:after="40"/>
+            </w:pPr>
+            <w:r>
+              <w:rPr>
+                <w:rFonts w:ascii="Calibri" w:hAnsi="Calibri"/>
+                <w:b/>
+                <w:color w:val="333333"/>
+                <w:sz w:val="19"/>
+              </w:rPr>
+              <w:t>INF-001</w:t>
+            </w:r>
+          </w:p>
+        </w:tc>
+        <w:tc>
+          <w:tcPr>
+            <w:tcW w:type="dxa" w:w="1170"/>
+            <w:tcMar>
+              <w:top w:w="120" w:type="dxa"/>
+              <w:bottom w:w="120" w:type="dxa"/>
+              <w:left w:w="150" w:type="dxa"/>
+              <w:right w:w="150" w:type="dxa"/>
+            </w:tcMar>
+            <w:shd w:val="clear" w:color="auto" w:fill="F2F4F7"/>
+          </w:tcPr>
+          <w:p>
+            <w:pPr>
+              <w:spacing w:before="40" w:after="40"/>
+            </w:pPr>
+            <w:r>
+              <w:rPr>
+                <w:rFonts w:ascii="Calibri" w:hAnsi="Calibri"/>
+                <w:color w:val="333333"/>
+                <w:sz w:val="19"/>
+              </w:rPr>
+              <w:t>Cloudflare Tunnel / Axios</w:t>
+            </w:r>
+          </w:p>
+        </w:tc>
+        <w:tc>
+          <w:tcPr>
+            <w:tcW w:type="dxa" w:w="1170"/>
+            <w:tcMar>
+              <w:top w:w="120" w:type="dxa"/>
+              <w:bottom w:w="120" w:type="dxa"/>
+              <w:left w:w="150" w:type="dxa"/>
+              <w:right w:w="150" w:type="dxa"/>
+            </w:tcMar>
+            <w:shd w:val="clear" w:color="auto" w:fill="F2F4F7"/>
+          </w:tcPr>
+          <w:p>
+            <w:pPr>
+              <w:spacing w:before="40" w:after="40"/>
+            </w:pPr>
+            <w:r>
+              <w:rPr>
+                <w:rFonts w:ascii="Calibri" w:hAnsi="Calibri"/>
+                <w:color w:val="333333"/>
+                <w:sz w:val="19"/>
+              </w:rPr>
+              <w:t xml:space="preserve">API calls failed with </w:t>
+            </w:r>
+            <w:r>
+              <w:rPr>
+                <w:rFonts w:ascii="Courier New" w:hAnsi="Courier New"/>
+                <w:color w:val="B42828"/>
+                <w:sz w:val="20"/>
+              </w:rPr>
+              <w:t>Network Error</w:t>
+            </w:r>
+            <w:r>
+              <w:rPr>
+                <w:rFonts w:ascii="Calibri" w:hAnsi="Calibri"/>
+                <w:color w:val="333333"/>
+                <w:sz w:val="19"/>
+              </w:rPr>
+              <w:t xml:space="preserve"> when accessed via </w:t>
+            </w:r>
+            <w:r>
+              <w:rPr>
+                <w:rFonts w:ascii="Courier New" w:hAnsi="Courier New"/>
+                <w:color w:val="B42828"/>
+                <w:sz w:val="20"/>
+              </w:rPr>
+              <w:t>https://foe.knotpdn.tech</w:t>
+            </w:r>
+            <w:r>
+              <w:rPr>
+                <w:rFonts w:ascii="Calibri" w:hAnsi="Calibri"/>
+                <w:color w:val="333333"/>
+                <w:sz w:val="19"/>
+              </w:rPr>
+              <w:t>.</w:t>
+            </w:r>
+          </w:p>
+        </w:tc>
+        <w:tc>
+          <w:tcPr>
+            <w:tcW w:type="dxa" w:w="1170"/>
+            <w:tcMar>
+              <w:top w:w="120" w:type="dxa"/>
+              <w:bottom w:w="120" w:type="dxa"/>
+              <w:left w:w="150" w:type="dxa"/>
+              <w:right w:w="150" w:type="dxa"/>
+            </w:tcMar>
+            <w:shd w:val="clear" w:color="auto" w:fill="F2F4F7"/>
+          </w:tcPr>
+          <w:p>
+            <w:pPr>
+              <w:spacing w:before="40" w:after="40"/>
+            </w:pPr>
+            <w:r>
+              <w:rPr>
+                <w:rFonts w:ascii="Calibri" w:hAnsi="Calibri"/>
+                <w:color w:val="333333"/>
+                <w:sz w:val="19"/>
+              </w:rPr>
+              <w:t xml:space="preserve">Frontend </w:t>
+            </w:r>
+            <w:r>
+              <w:rPr>
+                <w:rFonts w:ascii="Courier New" w:hAnsi="Courier New"/>
+                <w:color w:val="B42828"/>
+                <w:sz w:val="20"/>
+              </w:rPr>
+              <w:t>api.js</w:t>
+            </w:r>
+            <w:r>
+              <w:rPr>
+                <w:rFonts w:ascii="Calibri" w:hAnsi="Calibri"/>
+                <w:color w:val="333333"/>
+                <w:sz w:val="19"/>
+              </w:rPr>
+              <w:t xml:space="preserve"> was hardcoded to </w:t>
+            </w:r>
+            <w:r>
+              <w:rPr>
+                <w:rFonts w:ascii="Courier New" w:hAnsi="Courier New"/>
+                <w:color w:val="B42828"/>
+                <w:sz w:val="20"/>
+              </w:rPr>
+              <w:t>http://localhost:5001</w:t>
+            </w:r>
+            <w:r>
+              <w:rPr>
+                <w:rFonts w:ascii="Calibri" w:hAnsi="Calibri"/>
+                <w:color w:val="333333"/>
+                <w:sz w:val="19"/>
+              </w:rPr>
+              <w:t xml:space="preserve"> instead of environment variable </w:t>
+            </w:r>
+            <w:r>
+              <w:rPr>
+                <w:rFonts w:ascii="Courier New" w:hAnsi="Courier New"/>
+                <w:color w:val="B42828"/>
+                <w:sz w:val="20"/>
+              </w:rPr>
+              <w:t>VITE_API_URL</w:t>
+            </w:r>
+            <w:r>
+              <w:rPr>
+                <w:rFonts w:ascii="Calibri" w:hAnsi="Calibri"/>
+                <w:color w:val="333333"/>
+                <w:sz w:val="19"/>
+              </w:rPr>
+              <w:t>.</w:t>
+            </w:r>
+          </w:p>
+        </w:tc>
+        <w:tc>
+          <w:tcPr>
+            <w:tcW w:type="dxa" w:w="1170"/>
+            <w:tcMar>
+              <w:top w:w="120" w:type="dxa"/>
+              <w:bottom w:w="120" w:type="dxa"/>
+              <w:left w:w="150" w:type="dxa"/>
+              <w:right w:w="150" w:type="dxa"/>
+            </w:tcMar>
+            <w:shd w:val="clear" w:color="auto" w:fill="F2F4F7"/>
+          </w:tcPr>
+          <w:p>
+            <w:pPr>
+              <w:spacing w:before="40" w:after="40"/>
+            </w:pPr>
+            <w:r>
+              <w:rPr>
+                <w:rFonts w:ascii="Calibri" w:hAnsi="Calibri"/>
+                <w:color w:val="333333"/>
+                <w:sz w:val="19"/>
+              </w:rPr>
+              <w:t xml:space="preserve">Updated </w:t>
+            </w:r>
+            <w:r>
+              <w:rPr>
+                <w:rFonts w:ascii="Courier New" w:hAnsi="Courier New"/>
+                <w:color w:val="B42828"/>
+                <w:sz w:val="20"/>
+              </w:rPr>
+              <w:t>src/config/api.js</w:t>
+            </w:r>
+            <w:r>
+              <w:rPr>
+                <w:rFonts w:ascii="Calibri" w:hAnsi="Calibri"/>
+                <w:color w:val="333333"/>
+                <w:sz w:val="19"/>
+              </w:rPr>
+              <w:t xml:space="preserve"> to dynamically bind </w:t>
+            </w:r>
+            <w:r>
+              <w:rPr>
+                <w:rFonts w:ascii="Courier New" w:hAnsi="Courier New"/>
+                <w:color w:val="B42828"/>
+                <w:sz w:val="20"/>
+              </w:rPr>
+              <w:t>baseURL</w:t>
+            </w:r>
+            <w:r>
+              <w:rPr>
+                <w:rFonts w:ascii="Calibri" w:hAnsi="Calibri"/>
+                <w:color w:val="333333"/>
+                <w:sz w:val="19"/>
+              </w:rPr>
+              <w:t xml:space="preserve"> from `import.meta.env.VITE_API_URL</w:t>
+            </w:r>
+          </w:p>
+        </w:tc>
+        <w:tc>
+          <w:tcPr>
+            <w:tcW w:type="dxa" w:w="1170"/>
+            <w:tcMar>
+              <w:top w:w="120" w:type="dxa"/>
+              <w:bottom w:w="120" w:type="dxa"/>
+              <w:left w:w="150" w:type="dxa"/>
+              <w:right w:w="150" w:type="dxa"/>
+            </w:tcMar>
+            <w:shd w:val="clear" w:color="auto" w:fill="F2F4F7"/>
+          </w:tcPr>
+          <w:p>
+            <w:pPr>
+              <w:spacing w:before="40" w:after="40"/>
+            </w:pPr>
+          </w:p>
+        </w:tc>
+        <w:tc>
+          <w:tcPr>
+            <w:tcW w:type="dxa" w:w="1170"/>
+            <w:tcMar>
+              <w:top w:w="120" w:type="dxa"/>
+              <w:bottom w:w="120" w:type="dxa"/>
+              <w:left w:w="150" w:type="dxa"/>
+              <w:right w:w="150" w:type="dxa"/>
+            </w:tcMar>
+            <w:shd w:val="clear" w:color="auto" w:fill="F2F4F7"/>
+          </w:tcPr>
+          <w:p>
+            <w:pPr>
+              <w:spacing w:before="40" w:after="40"/>
+            </w:pPr>
+            <w:r>
+              <w:rPr>
+                <w:rFonts w:ascii="Calibri" w:hAnsi="Calibri"/>
+                <w:color w:val="333333"/>
+                <w:sz w:val="19"/>
+              </w:rPr>
+              <w:t>'https://backend.knotpdn.tech'`.</w:t>
+            </w:r>
+          </w:p>
+        </w:tc>
+        <w:tc>
+          <w:tcPr>
+            <w:tcW w:type="dxa" w:w="1170"/>
+            <w:tcMar>
+              <w:top w:w="120" w:type="dxa"/>
+              <w:bottom w:w="120" w:type="dxa"/>
+              <w:left w:w="150" w:type="dxa"/>
+              <w:right w:w="150" w:type="dxa"/>
+            </w:tcMar>
+            <w:shd w:val="clear" w:color="auto" w:fill="F2F4F7"/>
+          </w:tcPr>
+          <w:p>
+            <w:pPr>
+              <w:spacing w:before="40" w:after="40"/>
+            </w:pPr>
+            <w:r>
+              <w:rPr>
+                <w:rFonts w:ascii="Calibri" w:hAnsi="Calibri"/>
+                <w:b/>
+                <w:color w:val="333333"/>
+                <w:sz w:val="19"/>
+              </w:rPr>
+              <w:t>RESOLVED</w:t>
+            </w:r>
+          </w:p>
+        </w:tc>
+      </w:tr>
+      <w:tr>
+        <w:tc>
+          <w:tcPr>
+            <w:tcW w:type="dxa" w:w="1170"/>
+            <w:tcMar>
+              <w:top w:w="120" w:type="dxa"/>
+              <w:bottom w:w="120" w:type="dxa"/>
+              <w:left w:w="150" w:type="dxa"/>
+              <w:right w:w="150" w:type="dxa"/>
+            </w:tcMar>
+            <w:shd w:val="clear" w:color="auto" w:fill="FFFFFF"/>
+          </w:tcPr>
+          <w:p>
+            <w:pPr>
+              <w:spacing w:before="40" w:after="40"/>
+            </w:pPr>
+            <w:r>
+              <w:rPr>
+                <w:rFonts w:ascii="Calibri" w:hAnsi="Calibri"/>
+                <w:b/>
+                <w:color w:val="333333"/>
+                <w:sz w:val="19"/>
+              </w:rPr>
+              <w:t>INF-002</w:t>
+            </w:r>
+          </w:p>
+        </w:tc>
+        <w:tc>
+          <w:tcPr>
+            <w:tcW w:type="dxa" w:w="1170"/>
+            <w:tcMar>
+              <w:top w:w="120" w:type="dxa"/>
+              <w:bottom w:w="120" w:type="dxa"/>
+              <w:left w:w="150" w:type="dxa"/>
+              <w:right w:w="150" w:type="dxa"/>
+            </w:tcMar>
+            <w:shd w:val="clear" w:color="auto" w:fill="FFFFFF"/>
+          </w:tcPr>
+          <w:p>
+            <w:pPr>
+              <w:spacing w:before="40" w:after="40"/>
+            </w:pPr>
+            <w:r>
+              <w:rPr>
+                <w:rFonts w:ascii="Calibri" w:hAnsi="Calibri"/>
+                <w:color w:val="333333"/>
+                <w:sz w:val="19"/>
+              </w:rPr>
+              <w:t>Docker Compose</w:t>
+            </w:r>
+          </w:p>
+        </w:tc>
+        <w:tc>
+          <w:tcPr>
+            <w:tcW w:type="dxa" w:w="1170"/>
+            <w:tcMar>
+              <w:top w:w="120" w:type="dxa"/>
+              <w:bottom w:w="120" w:type="dxa"/>
+              <w:left w:w="150" w:type="dxa"/>
+              <w:right w:w="150" w:type="dxa"/>
+            </w:tcMar>
+            <w:shd w:val="clear" w:color="auto" w:fill="FFFFFF"/>
+          </w:tcPr>
+          <w:p>
+            <w:pPr>
+              <w:spacing w:before="40" w:after="40"/>
+            </w:pPr>
+            <w:r>
+              <w:rPr>
+                <w:rFonts w:ascii="Courier New" w:hAnsi="Courier New"/>
+                <w:color w:val="B42828"/>
+                <w:sz w:val="20"/>
+              </w:rPr>
+              <w:t>docker-compose up</w:t>
+            </w:r>
+            <w:r>
+              <w:rPr>
+                <w:rFonts w:ascii="Calibri" w:hAnsi="Calibri"/>
+                <w:color w:val="333333"/>
+                <w:sz w:val="19"/>
+              </w:rPr>
+              <w:t xml:space="preserve"> failed with </w:t>
+            </w:r>
+            <w:r>
+              <w:rPr>
+                <w:rFonts w:ascii="Courier New" w:hAnsi="Courier New"/>
+                <w:color w:val="B42828"/>
+                <w:sz w:val="20"/>
+              </w:rPr>
+              <w:t>COPY failed: file not found in build context</w:t>
+            </w:r>
+            <w:r>
+              <w:rPr>
+                <w:rFonts w:ascii="Calibri" w:hAnsi="Calibri"/>
+                <w:color w:val="333333"/>
+                <w:sz w:val="19"/>
+              </w:rPr>
+              <w:t>.</w:t>
+            </w:r>
+          </w:p>
+        </w:tc>
+        <w:tc>
+          <w:tcPr>
+            <w:tcW w:type="dxa" w:w="1170"/>
+            <w:tcMar>
+              <w:top w:w="120" w:type="dxa"/>
+              <w:bottom w:w="120" w:type="dxa"/>
+              <w:left w:w="150" w:type="dxa"/>
+              <w:right w:w="150" w:type="dxa"/>
+            </w:tcMar>
+            <w:shd w:val="clear" w:color="auto" w:fill="FFFFFF"/>
+          </w:tcPr>
+          <w:p>
+            <w:pPr>
+              <w:spacing w:before="40" w:after="40"/>
+            </w:pPr>
+            <w:r>
+              <w:rPr>
+                <w:rFonts w:ascii="Calibri" w:hAnsi="Calibri"/>
+                <w:color w:val="333333"/>
+                <w:sz w:val="19"/>
+              </w:rPr>
+              <w:t xml:space="preserve">Dockerfile build context path was pointing to root workspace instead of </w:t>
+            </w:r>
+            <w:r>
+              <w:rPr>
+                <w:rFonts w:ascii="Courier New" w:hAnsi="Courier New"/>
+                <w:color w:val="B42828"/>
+                <w:sz w:val="20"/>
+              </w:rPr>
+              <w:t>code/KNOT_Basement</w:t>
+            </w:r>
+            <w:r>
+              <w:rPr>
+                <w:rFonts w:ascii="Calibri" w:hAnsi="Calibri"/>
+                <w:color w:val="333333"/>
+                <w:sz w:val="19"/>
+              </w:rPr>
+              <w:t>.</w:t>
+            </w:r>
+          </w:p>
+        </w:tc>
+        <w:tc>
+          <w:tcPr>
+            <w:tcW w:type="dxa" w:w="1170"/>
+            <w:tcMar>
+              <w:top w:w="120" w:type="dxa"/>
+              <w:bottom w:w="120" w:type="dxa"/>
+              <w:left w:w="150" w:type="dxa"/>
+              <w:right w:w="150" w:type="dxa"/>
+            </w:tcMar>
+            <w:shd w:val="clear" w:color="auto" w:fill="FFFFFF"/>
+          </w:tcPr>
+          <w:p>
+            <w:pPr>
+              <w:spacing w:before="40" w:after="40"/>
+            </w:pPr>
+            <w:r>
+              <w:rPr>
+                <w:rFonts w:ascii="Calibri" w:hAnsi="Calibri"/>
+                <w:color w:val="333333"/>
+                <w:sz w:val="19"/>
+              </w:rPr>
+              <w:t xml:space="preserve">Corrected relative build context paths and </w:t>
+            </w:r>
+            <w:r>
+              <w:rPr>
+                <w:rFonts w:ascii="Courier New" w:hAnsi="Courier New"/>
+                <w:color w:val="B42828"/>
+                <w:sz w:val="20"/>
+              </w:rPr>
+              <w:t>.dockerignore</w:t>
+            </w:r>
+            <w:r>
+              <w:rPr>
+                <w:rFonts w:ascii="Calibri" w:hAnsi="Calibri"/>
+                <w:color w:val="333333"/>
+                <w:sz w:val="19"/>
+              </w:rPr>
+              <w:t xml:space="preserve"> files in </w:t>
+            </w:r>
+            <w:r>
+              <w:rPr>
+                <w:rFonts w:ascii="Courier New" w:hAnsi="Courier New"/>
+                <w:color w:val="B42828"/>
+                <w:sz w:val="20"/>
+              </w:rPr>
+              <w:t>docker-compose.yml</w:t>
+            </w:r>
+            <w:r>
+              <w:rPr>
+                <w:rFonts w:ascii="Calibri" w:hAnsi="Calibri"/>
+                <w:color w:val="333333"/>
+                <w:sz w:val="19"/>
+              </w:rPr>
+              <w:t>.</w:t>
+            </w:r>
+          </w:p>
+        </w:tc>
+        <w:tc>
+          <w:tcPr>
+            <w:tcW w:type="dxa" w:w="1170"/>
+            <w:tcMar>
+              <w:top w:w="120" w:type="dxa"/>
+              <w:bottom w:w="120" w:type="dxa"/>
+              <w:left w:w="150" w:type="dxa"/>
+              <w:right w:w="150" w:type="dxa"/>
+            </w:tcMar>
+            <w:shd w:val="clear" w:color="auto" w:fill="FFFFFF"/>
+          </w:tcPr>
+          <w:p>
+            <w:pPr>
+              <w:spacing w:before="40" w:after="40"/>
+            </w:pPr>
+            <w:r>
+              <w:rPr>
+                <w:rFonts w:ascii="Calibri" w:hAnsi="Calibri"/>
+                <w:b/>
+                <w:color w:val="333333"/>
+                <w:sz w:val="19"/>
+              </w:rPr>
+              <w:t>RESOLVED</w:t>
+            </w:r>
+          </w:p>
+        </w:tc>
+        <w:tc>
+          <w:tcPr>
+            <w:tcW w:type="dxa" w:w="1170"/>
+          </w:tcPr>
+          <w:p/>
+        </w:tc>
+        <w:tc>
+          <w:tcPr>
+            <w:tcW w:type="dxa" w:w="1170"/>
+          </w:tcPr>
+          <w:p/>
+        </w:tc>
+      </w:tr>
+      <w:tr>
+        <w:tc>
+          <w:tcPr>
+            <w:tcW w:type="dxa" w:w="1170"/>
+            <w:tcMar>
+              <w:top w:w="120" w:type="dxa"/>
+              <w:bottom w:w="120" w:type="dxa"/>
+              <w:left w:w="150" w:type="dxa"/>
+              <w:right w:w="150" w:type="dxa"/>
+            </w:tcMar>
+            <w:shd w:val="clear" w:color="auto" w:fill="F2F4F7"/>
+          </w:tcPr>
+          <w:p>
+            <w:pPr>
+              <w:spacing w:before="40" w:after="40"/>
+            </w:pPr>
+            <w:r>
+              <w:rPr>
+                <w:rFonts w:ascii="Calibri" w:hAnsi="Calibri"/>
+                <w:b/>
+                <w:color w:val="333333"/>
+                <w:sz w:val="19"/>
+              </w:rPr>
+              <w:t>INF-003</w:t>
+            </w:r>
+          </w:p>
+        </w:tc>
+        <w:tc>
+          <w:tcPr>
+            <w:tcW w:type="dxa" w:w="1170"/>
+            <w:tcMar>
+              <w:top w:w="120" w:type="dxa"/>
+              <w:bottom w:w="120" w:type="dxa"/>
+              <w:left w:w="150" w:type="dxa"/>
+              <w:right w:w="150" w:type="dxa"/>
+            </w:tcMar>
+            <w:shd w:val="clear" w:color="auto" w:fill="F2F4F7"/>
+          </w:tcPr>
+          <w:p>
+            <w:pPr>
+              <w:spacing w:before="40" w:after="40"/>
+            </w:pPr>
+            <w:r>
+              <w:rPr>
+                <w:rFonts w:ascii="Calibri" w:hAnsi="Calibri"/>
+                <w:color w:val="333333"/>
+                <w:sz w:val="19"/>
+              </w:rPr>
+              <w:t>Cloudflare Edge Ingress</w:t>
+            </w:r>
+          </w:p>
+        </w:tc>
+        <w:tc>
+          <w:tcPr>
+            <w:tcW w:type="dxa" w:w="1170"/>
+            <w:tcMar>
+              <w:top w:w="120" w:type="dxa"/>
+              <w:bottom w:w="120" w:type="dxa"/>
+              <w:left w:w="150" w:type="dxa"/>
+              <w:right w:w="150" w:type="dxa"/>
+            </w:tcMar>
+            <w:shd w:val="clear" w:color="auto" w:fill="F2F4F7"/>
+          </w:tcPr>
+          <w:p>
+            <w:pPr>
+              <w:spacing w:before="40" w:after="40"/>
+            </w:pPr>
+            <w:r>
+              <w:rPr>
+                <w:rFonts w:ascii="Calibri" w:hAnsi="Calibri"/>
+                <w:color w:val="333333"/>
+                <w:sz w:val="19"/>
+              </w:rPr>
+              <w:t>20MB Base64 fault evidence photos failed with HTTP 413 error on production domain.</w:t>
+            </w:r>
+          </w:p>
+        </w:tc>
+        <w:tc>
+          <w:tcPr>
+            <w:tcW w:type="dxa" w:w="1170"/>
+            <w:tcMar>
+              <w:top w:w="120" w:type="dxa"/>
+              <w:bottom w:w="120" w:type="dxa"/>
+              <w:left w:w="150" w:type="dxa"/>
+              <w:right w:w="150" w:type="dxa"/>
+            </w:tcMar>
+            <w:shd w:val="clear" w:color="auto" w:fill="F2F4F7"/>
+          </w:tcPr>
+          <w:p>
+            <w:pPr>
+              <w:spacing w:before="40" w:after="40"/>
+            </w:pPr>
+            <w:r>
+              <w:rPr>
+                <w:rFonts w:ascii="Calibri" w:hAnsi="Calibri"/>
+                <w:color w:val="333333"/>
+                <w:sz w:val="19"/>
+              </w:rPr>
+              <w:t>Cloudflare edge proxy and Express body parser limits defaulted to 10MB.</w:t>
+            </w:r>
+          </w:p>
+        </w:tc>
+        <w:tc>
+          <w:tcPr>
+            <w:tcW w:type="dxa" w:w="1170"/>
+            <w:tcMar>
+              <w:top w:w="120" w:type="dxa"/>
+              <w:bottom w:w="120" w:type="dxa"/>
+              <w:left w:w="150" w:type="dxa"/>
+              <w:right w:w="150" w:type="dxa"/>
+            </w:tcMar>
+            <w:shd w:val="clear" w:color="auto" w:fill="F2F4F7"/>
+          </w:tcPr>
+          <w:p>
+            <w:pPr>
+              <w:spacing w:before="40" w:after="40"/>
+            </w:pPr>
+            <w:r>
+              <w:rPr>
+                <w:rFonts w:ascii="Calibri" w:hAnsi="Calibri"/>
+                <w:color w:val="333333"/>
+                <w:sz w:val="19"/>
+              </w:rPr>
+              <w:t xml:space="preserve">Configured Express body parser limit </w:t>
+            </w:r>
+            <w:r>
+              <w:rPr>
+                <w:rFonts w:ascii="Courier New" w:hAnsi="Courier New"/>
+                <w:color w:val="B42828"/>
+                <w:sz w:val="20"/>
+              </w:rPr>
+              <w:t>express.json({ limit: '50mb' })</w:t>
+            </w:r>
+            <w:r>
+              <w:rPr>
+                <w:rFonts w:ascii="Calibri" w:hAnsi="Calibri"/>
+                <w:color w:val="333333"/>
+                <w:sz w:val="19"/>
+              </w:rPr>
+              <w:t xml:space="preserve"> and enabled Chunked Transfer Encoding in Cloudflare tunnel settings.</w:t>
+            </w:r>
+          </w:p>
+        </w:tc>
+        <w:tc>
+          <w:tcPr>
+            <w:tcW w:type="dxa" w:w="1170"/>
+            <w:tcMar>
+              <w:top w:w="120" w:type="dxa"/>
+              <w:bottom w:w="120" w:type="dxa"/>
+              <w:left w:w="150" w:type="dxa"/>
+              <w:right w:w="150" w:type="dxa"/>
+            </w:tcMar>
+            <w:shd w:val="clear" w:color="auto" w:fill="F2F4F7"/>
+          </w:tcPr>
+          <w:p>
+            <w:pPr>
+              <w:spacing w:before="40" w:after="40"/>
+            </w:pPr>
+            <w:r>
+              <w:rPr>
+                <w:rFonts w:ascii="Calibri" w:hAnsi="Calibri"/>
+                <w:b/>
+                <w:color w:val="333333"/>
+                <w:sz w:val="19"/>
+              </w:rPr>
+              <w:t>RESOLVED</w:t>
+            </w:r>
+          </w:p>
+        </w:tc>
+        <w:tc>
+          <w:tcPr>
+            <w:tcW w:type="dxa" w:w="1170"/>
+          </w:tcPr>
+          <w:p/>
+        </w:tc>
+        <w:tc>
+          <w:tcPr>
+            <w:tcW w:type="dxa" w:w="1170"/>
+          </w:tcPr>
+          <w:p/>
+        </w:tc>
+      </w:tr>
+      <w:tr>
+        <w:tc>
+          <w:tcPr>
+            <w:tcW w:type="dxa" w:w="1170"/>
+            <w:tcMar>
+              <w:top w:w="120" w:type="dxa"/>
+              <w:bottom w:w="120" w:type="dxa"/>
+              <w:left w:w="150" w:type="dxa"/>
+              <w:right w:w="150" w:type="dxa"/>
+            </w:tcMar>
+            <w:shd w:val="clear" w:color="auto" w:fill="FFFFFF"/>
+          </w:tcPr>
+          <w:p>
+            <w:pPr>
+              <w:spacing w:before="40" w:after="40"/>
+            </w:pPr>
+            <w:r>
+              <w:rPr>
+                <w:rFonts w:ascii="Calibri" w:hAnsi="Calibri"/>
+                <w:b/>
+                <w:color w:val="333333"/>
+                <w:sz w:val="19"/>
+              </w:rPr>
+              <w:t>INF-004</w:t>
+            </w:r>
+          </w:p>
+        </w:tc>
+        <w:tc>
+          <w:tcPr>
+            <w:tcW w:type="dxa" w:w="1170"/>
+            <w:tcMar>
+              <w:top w:w="120" w:type="dxa"/>
+              <w:bottom w:w="120" w:type="dxa"/>
+              <w:left w:w="150" w:type="dxa"/>
+              <w:right w:w="150" w:type="dxa"/>
+            </w:tcMar>
+            <w:shd w:val="clear" w:color="auto" w:fill="FFFFFF"/>
+          </w:tcPr>
+          <w:p>
+            <w:pPr>
+              <w:spacing w:before="40" w:after="40"/>
+            </w:pPr>
+            <w:r>
+              <w:rPr>
+                <w:rFonts w:ascii="Calibri" w:hAnsi="Calibri"/>
+                <w:color w:val="333333"/>
+                <w:sz w:val="19"/>
+              </w:rPr>
+              <w:t>PM2 Process Manager</w:t>
+            </w:r>
+          </w:p>
+        </w:tc>
+        <w:tc>
+          <w:tcPr>
+            <w:tcW w:type="dxa" w:w="1170"/>
+            <w:tcMar>
+              <w:top w:w="120" w:type="dxa"/>
+              <w:bottom w:w="120" w:type="dxa"/>
+              <w:left w:w="150" w:type="dxa"/>
+              <w:right w:w="150" w:type="dxa"/>
+            </w:tcMar>
+            <w:shd w:val="clear" w:color="auto" w:fill="FFFFFF"/>
+          </w:tcPr>
+          <w:p>
+            <w:pPr>
+              <w:spacing w:before="40" w:after="40"/>
+            </w:pPr>
+            <w:r>
+              <w:rPr>
+                <w:rFonts w:ascii="Calibri" w:hAnsi="Calibri"/>
+                <w:color w:val="333333"/>
+                <w:sz w:val="19"/>
+              </w:rPr>
+              <w:t>Child micro-services (</w:t>
+            </w:r>
+            <w:r>
+              <w:rPr>
+                <w:rFonts w:ascii="Courier New" w:hAnsi="Courier New"/>
+                <w:color w:val="B42828"/>
+                <w:sz w:val="20"/>
+              </w:rPr>
+              <w:t>Student_Portal/backend</w:t>
+            </w:r>
+            <w:r>
+              <w:rPr>
+                <w:rFonts w:ascii="Calibri" w:hAnsi="Calibri"/>
+                <w:color w:val="333333"/>
+                <w:sz w:val="19"/>
+              </w:rPr>
+              <w:t>) orphaned upon PM2 Gateway process restart.</w:t>
+            </w:r>
+          </w:p>
+        </w:tc>
+        <w:tc>
+          <w:tcPr>
+            <w:tcW w:type="dxa" w:w="1170"/>
+            <w:tcMar>
+              <w:top w:w="120" w:type="dxa"/>
+              <w:bottom w:w="120" w:type="dxa"/>
+              <w:left w:w="150" w:type="dxa"/>
+              <w:right w:w="150" w:type="dxa"/>
+            </w:tcMar>
+            <w:shd w:val="clear" w:color="auto" w:fill="FFFFFF"/>
+          </w:tcPr>
+          <w:p>
+            <w:pPr>
+              <w:spacing w:before="40" w:after="40"/>
+            </w:pPr>
+            <w:r>
+              <w:rPr>
+                <w:rFonts w:ascii="Courier New" w:hAnsi="Courier New"/>
+                <w:color w:val="B42828"/>
+                <w:sz w:val="20"/>
+              </w:rPr>
+              <w:t>gateway_server.js</w:t>
+            </w:r>
+            <w:r>
+              <w:rPr>
+                <w:rFonts w:ascii="Calibri" w:hAnsi="Calibri"/>
+                <w:color w:val="333333"/>
+                <w:sz w:val="19"/>
+              </w:rPr>
+              <w:t xml:space="preserve"> child process spawn did not propagate </w:t>
+            </w:r>
+            <w:r>
+              <w:rPr>
+                <w:rFonts w:ascii="Courier New" w:hAnsi="Courier New"/>
+                <w:color w:val="B42828"/>
+                <w:sz w:val="20"/>
+              </w:rPr>
+              <w:t>SIGINT</w:t>
+            </w:r>
+            <w:r>
+              <w:rPr>
+                <w:rFonts w:ascii="Calibri" w:hAnsi="Calibri"/>
+                <w:color w:val="333333"/>
+                <w:sz w:val="19"/>
+              </w:rPr>
+              <w:t xml:space="preserve"> / </w:t>
+            </w:r>
+            <w:r>
+              <w:rPr>
+                <w:rFonts w:ascii="Courier New" w:hAnsi="Courier New"/>
+                <w:color w:val="B42828"/>
+                <w:sz w:val="20"/>
+              </w:rPr>
+              <w:t>SIGTERM</w:t>
+            </w:r>
+            <w:r>
+              <w:rPr>
+                <w:rFonts w:ascii="Calibri" w:hAnsi="Calibri"/>
+                <w:color w:val="333333"/>
+                <w:sz w:val="19"/>
+              </w:rPr>
+              <w:t xml:space="preserve"> signals cleanly to sub-processes.</w:t>
+            </w:r>
+          </w:p>
+        </w:tc>
+        <w:tc>
+          <w:tcPr>
+            <w:tcW w:type="dxa" w:w="1170"/>
+            <w:tcMar>
+              <w:top w:w="120" w:type="dxa"/>
+              <w:bottom w:w="120" w:type="dxa"/>
+              <w:left w:w="150" w:type="dxa"/>
+              <w:right w:w="150" w:type="dxa"/>
+            </w:tcMar>
+            <w:shd w:val="clear" w:color="auto" w:fill="FFFFFF"/>
+          </w:tcPr>
+          <w:p>
+            <w:pPr>
+              <w:spacing w:before="40" w:after="40"/>
+            </w:pPr>
+            <w:r>
+              <w:rPr>
+                <w:rFonts w:ascii="Calibri" w:hAnsi="Calibri"/>
+                <w:color w:val="333333"/>
+                <w:sz w:val="19"/>
+              </w:rPr>
+              <w:t>Added explicit process termination handler (</w:t>
+            </w:r>
+            <w:r>
+              <w:rPr>
+                <w:rFonts w:ascii="Courier New" w:hAnsi="Courier New"/>
+                <w:color w:val="B42828"/>
+                <w:sz w:val="20"/>
+              </w:rPr>
+              <w:t>cleanExit()</w:t>
+            </w:r>
+            <w:r>
+              <w:rPr>
+                <w:rFonts w:ascii="Calibri" w:hAnsi="Calibri"/>
+                <w:color w:val="333333"/>
+                <w:sz w:val="19"/>
+              </w:rPr>
+              <w:t xml:space="preserve">) iterating over child PID references in </w:t>
+            </w:r>
+            <w:r>
+              <w:rPr>
+                <w:rFonts w:ascii="Courier New" w:hAnsi="Courier New"/>
+                <w:color w:val="B42828"/>
+                <w:sz w:val="20"/>
+              </w:rPr>
+              <w:t>gateway_server.js</w:t>
+            </w:r>
+            <w:r>
+              <w:rPr>
+                <w:rFonts w:ascii="Calibri" w:hAnsi="Calibri"/>
+                <w:color w:val="333333"/>
+                <w:sz w:val="19"/>
+              </w:rPr>
+              <w:t>.</w:t>
+            </w:r>
+          </w:p>
+        </w:tc>
+        <w:tc>
+          <w:tcPr>
+            <w:tcW w:type="dxa" w:w="1170"/>
+            <w:tcMar>
+              <w:top w:w="120" w:type="dxa"/>
+              <w:bottom w:w="120" w:type="dxa"/>
+              <w:left w:w="150" w:type="dxa"/>
+              <w:right w:w="150" w:type="dxa"/>
+            </w:tcMar>
+            <w:shd w:val="clear" w:color="auto" w:fill="FFFFFF"/>
+          </w:tcPr>
+          <w:p>
+            <w:pPr>
+              <w:spacing w:before="40" w:after="40"/>
+            </w:pPr>
+            <w:r>
+              <w:rPr>
+                <w:rFonts w:ascii="Calibri" w:hAnsi="Calibri"/>
+                <w:b/>
+                <w:color w:val="333333"/>
+                <w:sz w:val="19"/>
+              </w:rPr>
+              <w:t>RESOLVED</w:t>
+            </w:r>
+          </w:p>
+        </w:tc>
+        <w:tc>
+          <w:tcPr>
+            <w:tcW w:type="dxa" w:w="1170"/>
+          </w:tcPr>
+          <w:p/>
+        </w:tc>
+        <w:tc>
+          <w:tcPr>
+            <w:tcW w:type="dxa" w:w="1170"/>
+          </w:tcPr>
+          <w:p/>
+        </w:tc>
+      </w:tr>
+    </w:tbl>
+    <w:p>
+      <w:pPr>
+        <w:spacing w:after="120"/>
+      </w:pPr>
+    </w:p>
+    <w:p>
+      <w:pPr>
+        <w:spacing w:before="240" w:after="240"/>
+      </w:pPr>
       <w:r>
         <w:rPr>
-          <w:rFonts w:ascii="Consolas" w:hAnsi="Consolas"/>
-          <w:color w:val="1E40AF"/>
-          <w:sz w:val="19"/>
+          <w:color w:val="C8C8C8"/>
         </w:rPr>
-        <w:t>pool.query('SELECT ... WHERE id = ?', [id])</w:t>
-      </w:r>
-      <w:r>
-        <w:rPr>
-          <w:rFonts w:ascii="Calibri" w:hAnsi="Calibri"/>
-          <w:color w:val="333333"/>
-          <w:sz w:val="21"/>
-        </w:rPr>
-        <w:t>).</w:t>
+        <w:t>―――――――――――――――――――――――――――――――――――――――――――――――――――――――</w:t>
       </w:r>
     </w:p>
     <w:p>
       <w:pPr>
-        <w:pStyle w:val="ListBullet"/>
-        <w:spacing w:before="40" w:after="40"/>
+        <w:spacing w:before="60" w:after="80" w:line="276" w:lineRule="auto"/>
       </w:pPr>
       <w:r>
         <w:rPr>
           <w:rFonts w:ascii="Calibri" w:hAnsi="Calibri"/>
-          <w:b/>
+          <w:i/>
           <w:color w:val="333333"/>
-          <w:sz w:val="21"/>
+          <w:sz w:val="22"/>
         </w:rPr>
-        <w:t>Role-Based Access Control (RBAC)</w:t>
+        <w:t>End of System Testing &amp; Validation Report.</w:t>
       </w:r>
-      <w:r>
-        <w:rPr>
-          <w:rFonts w:ascii="Calibri" w:hAnsi="Calibri"/>
-          <w:color w:val="333333"/>
-          <w:sz w:val="21"/>
-        </w:rPr>
-        <w:t>: Protected routes verify user role permissions prior to executing administrative actions.</w:t>
-      </w:r>
-    </w:p>
-    <w:p>
-      <w:pPr>
-        <w:pStyle w:val="ListBullet"/>
-        <w:spacing w:before="40" w:after="40"/>
-      </w:pPr>
-      <w:r>
-        <w:rPr>
-          <w:rFonts w:ascii="Calibri" w:hAnsi="Calibri"/>
-          <w:b/>
-          <w:color w:val="333333"/>
-          <w:sz w:val="21"/>
-        </w:rPr>
-        <w:t>CORS Protection</w:t>
-      </w:r>
-      <w:r>
-        <w:rPr>
-          <w:rFonts w:ascii="Calibri" w:hAnsi="Calibri"/>
-          <w:color w:val="333333"/>
-          <w:sz w:val="21"/>
-        </w:rPr>
-        <w:t>: Restricted Cross-Origin Resource Sharing rules enforced at the Gateway Proxy level.</w:t>
-      </w:r>
-    </w:p>
-    <w:p>
-      <w:pPr>
-        <w:spacing w:before="120" w:after="120"/>
-        <w:pBdr>
-          <w:bottom w:val="single" w:sz="6" w:space="1" w:color="E5E7EB"/>
-        </w:pBdr>
-      </w:pPr>
     </w:p>
     <w:sectPr>
       <w:pgSz w:w="12240" w:h="15840"/>
